--- a/5.人员管理/1.流程制度规范类文件/HXDL-ITSS-0501 招聘管理制度.docx
+++ b/5.人员管理/1.流程制度规范类文件/HXDL-ITSS-0501 招聘管理制度.docx
@@ -1,11 +1,10 @@
 
 <file path=word/document.xml><?xml version="1.0" encoding="utf-8"?>
-<w:document xmlns:wpc="http://schemas.microsoft.com/office/word/2010/wordprocessingCanvas" xmlns:mc="http://schemas.openxmlformats.org/markup-compatibility/2006" xmlns:o="urn:schemas-microsoft-com:office:office" xmlns:r="http://schemas.openxmlformats.org/officeDocument/2006/relationships" xmlns:m="http://schemas.openxmlformats.org/officeDocument/2006/math" xmlns:v="urn:schemas-microsoft-com:vml" xmlns:wp14="http://schemas.microsoft.com/office/word/2010/wordprocessingDrawing" xmlns:wp="http://schemas.openxmlformats.org/drawingml/2006/wordprocessingDrawing" xmlns:w10="urn:schemas-microsoft-com:office:word" xmlns:w="http://schemas.openxmlformats.org/wordprocessingml/2006/main" xmlns:w14="http://schemas.microsoft.com/office/word/2010/wordml" xmlns:w15="http://schemas.microsoft.com/office/word/2012/wordml" xmlns:wne="http://schemas.microsoft.com/office/word/2006/wordml" xmlns:wpg="http://schemas.microsoft.com/office/word/2010/wordprocessingGroup" xmlns:wpi="http://schemas.microsoft.com/office/word/2010/wordprocessingInk" xmlns:wps="http://schemas.microsoft.com/office/word/2010/wordprocessingShape" mc:Ignorable="w14 w15 wp14">
-  <!-- Generated by Aspose.Words for .NET 13.3.0.1 -->
+<w:document xmlns:wpc="http://schemas.microsoft.com/office/word/2010/wordprocessingCanvas" xmlns:mc="http://schemas.openxmlformats.org/markup-compatibility/2006" xmlns:o="urn:schemas-microsoft-com:office:office" xmlns:r="http://schemas.openxmlformats.org/officeDocument/2006/relationships" xmlns:m="http://schemas.openxmlformats.org/officeDocument/2006/math" xmlns:v="urn:schemas-microsoft-com:vml" xmlns:wp14="http://schemas.microsoft.com/office/word/2010/wordprocessingDrawing" xmlns:wp="http://schemas.openxmlformats.org/drawingml/2006/wordprocessingDrawing" xmlns:w="http://schemas.openxmlformats.org/wordprocessingml/2006/main" xmlns:w14="http://schemas.microsoft.com/office/word/2010/wordml" xmlns:w10="urn:schemas-microsoft-com:office:word" xmlns:w15="http://schemas.microsoft.com/office/word/2012/wordml" xmlns:wpg="http://schemas.microsoft.com/office/word/2010/wordprocessingGroup" xmlns:wpi="http://schemas.microsoft.com/office/word/2010/wordprocessingInk" xmlns:wne="http://schemas.microsoft.com/office/word/2006/wordml" xmlns:wps="http://schemas.microsoft.com/office/word/2010/wordprocessingShape" xmlns:wpsCustomData="http://www.wps.cn/officeDocument/2013/wpsCustomData" mc:Ignorable="w14 w15 wp14">
   <w:body>
     <w:p>
       <w:pPr>
-        <w:pStyle w:val="a"/>
+        <w:pStyle w:val="24"/>
         <w:keepNext w:val="0"/>
         <w:keepLines w:val="0"/>
         <w:pageBreakBefore w:val="0"/>
@@ -19,7 +18,7 @@
         <w:bidi w:val="0"/>
         <w:adjustRightInd w:val="0"/>
         <w:snapToGrid w:val="0"/>
-        <w:ind w:left="0" w:right="0" w:firstLine="0" w:leftChars="0" w:rightChars="0" w:firstLineChars="0"/>
+        <w:ind w:left="0" w:leftChars="0" w:right="0" w:rightChars="0" w:firstLine="0" w:firstLineChars="0"/>
         <w:jc w:val="center"/>
         <w:textAlignment w:val="baseline"/>
         <w:rPr>
@@ -27,11 +26,10 @@
           <w:lang w:val="en-US" w:eastAsia="zh-CN"/>
         </w:rPr>
       </w:pPr>
-      <w:bookmarkStart w:id="0" w:name="_Toc17521"/>
-      <w:bookmarkStart w:id="1" w:name="_GoBack"/>
+      <w:bookmarkStart w:id="0" w:name="_Toc15324"/>
       <w:r>
         <w:drawing>
-          <wp:anchor distT="0" distB="0" distL="114300" distR="114300" simplePos="0" relativeHeight="251658240" behindDoc="1" locked="0" layoutInCell="1" allowOverlap="1">
+          <wp:anchor distT="0" distB="0" distL="114300" distR="114300" simplePos="0" relativeHeight="251659264" behindDoc="1" locked="0" layoutInCell="1" allowOverlap="1">
             <wp:simplePos x="0" y="0"/>
             <wp:positionH relativeFrom="column">
               <wp:posOffset>-1186815</wp:posOffset>
@@ -56,7 +54,7 @@
                     </pic:cNvPicPr>
                   </pic:nvPicPr>
                   <pic:blipFill>
-                    <a:blip xmlns:r="http://schemas.openxmlformats.org/officeDocument/2006/relationships" r:embed="rId4"/>
+                    <a:blip r:embed="rId6"/>
                     <a:stretch>
                       <a:fillRect/>
                     </a:stretch>
@@ -80,7 +78,6 @@
           </wp:anchor>
         </w:drawing>
       </w:r>
-      <w:bookmarkEnd w:id="1"/>
       <w:r>
         <w:rPr>
           <w:rFonts w:hint="eastAsia"/>
@@ -92,7 +89,7 @@
     </w:p>
     <w:p>
       <w:pPr>
-        <w:pStyle w:val="a0"/>
+        <w:pStyle w:val="25"/>
         <w:keepNext w:val="0"/>
         <w:keepLines w:val="0"/>
         <w:pageBreakBefore w:val="0"/>
@@ -107,7 +104,7 @@
         <w:adjustRightInd w:val="0"/>
         <w:snapToGrid w:val="0"/>
         <w:spacing w:before="0" w:after="0" w:afterLines="0"/>
-        <w:ind w:left="0" w:right="0" w:firstLine="0" w:leftChars="0" w:rightChars="0" w:firstLineChars="0"/>
+        <w:ind w:left="0" w:leftChars="0" w:right="0" w:rightChars="0" w:firstLine="0" w:firstLineChars="0"/>
         <w:jc w:val="center"/>
         <w:textAlignment w:val="baseline"/>
         <w:rPr>
@@ -115,7 +112,7 @@
           <w:lang w:val="en-US" w:eastAsia="zh-CN"/>
         </w:rPr>
       </w:pPr>
-      <w:bookmarkStart w:id="2" w:name="_Toc11484"/>
+      <w:bookmarkStart w:id="1" w:name="_Toc15915"/>
       <w:r>
         <w:rPr>
           <w:rFonts w:hint="eastAsia"/>
@@ -123,11 +120,11 @@
         </w:rPr>
         <w:t>招聘管理制度</w:t>
       </w:r>
-      <w:bookmarkEnd w:id="2"/>
-    </w:p>
-    <w:p>
-      <w:pPr>
-        <w:pStyle w:val="a0"/>
+      <w:bookmarkEnd w:id="1"/>
+    </w:p>
+    <w:p>
+      <w:pPr>
+        <w:pStyle w:val="25"/>
         <w:keepNext w:val="0"/>
         <w:keepLines w:val="0"/>
         <w:pageBreakBefore w:val="0"/>
@@ -142,7 +139,7 @@
         <w:adjustRightInd w:val="0"/>
         <w:snapToGrid w:val="0"/>
         <w:spacing w:before="0" w:after="0" w:afterLines="0"/>
-        <w:ind w:left="0" w:right="0" w:firstLine="0" w:leftChars="0" w:rightChars="0" w:firstLineChars="0"/>
+        <w:ind w:left="0" w:leftChars="0" w:right="0" w:rightChars="0" w:firstLine="0" w:firstLineChars="0"/>
         <w:jc w:val="center"/>
         <w:textAlignment w:val="baseline"/>
         <w:rPr>
@@ -150,7 +147,7 @@
           <w:lang w:val="en-US" w:eastAsia="zh-CN"/>
         </w:rPr>
       </w:pPr>
-      <w:bookmarkStart w:id="3" w:name="_Toc5618"/>
+      <w:bookmarkStart w:id="2" w:name="_Toc12503"/>
       <w:r>
         <w:rPr>
           <w:rFonts w:hint="eastAsia"/>
@@ -158,7 +155,7 @@
         </w:rPr>
         <w:t>（HXDL-ITSS-0501）</w:t>
       </w:r>
-      <w:bookmarkEnd w:id="3"/>
+      <w:bookmarkEnd w:id="2"/>
     </w:p>
     <w:p>
       <w:pPr>
@@ -175,7 +172,7 @@
         <w:bidi w:val="0"/>
         <w:adjustRightInd w:val="0"/>
         <w:snapToGrid w:val="0"/>
-        <w:ind w:left="0" w:right="0" w:firstLine="0" w:leftChars="0" w:rightChars="0" w:firstLineChars="0"/>
+        <w:ind w:left="0" w:leftChars="0" w:right="0" w:rightChars="0" w:firstLine="0" w:firstLineChars="0"/>
         <w:jc w:val="center"/>
         <w:textAlignment w:val="baseline"/>
         <w:rPr>
@@ -186,17 +183,18 @@
     </w:p>
     <w:tbl>
       <w:tblPr>
-        <w:tblStyle w:val="TableGrid"/>
+        <w:tblStyle w:val="21"/>
         <w:tblW w:w="0" w:type="auto"/>
         <w:jc w:val="center"/>
         <w:tblBorders>
-          <w:top w:val="nil"/>
-          <w:left w:val="nil"/>
-          <w:bottom w:val="nil"/>
-          <w:right w:val="nil"/>
-          <w:insideH w:val="nil"/>
-          <w:insideV w:val="nil"/>
+          <w:top w:val="none" w:color="auto" w:sz="0" w:space="0"/>
+          <w:left w:val="none" w:color="auto" w:sz="0" w:space="0"/>
+          <w:bottom w:val="none" w:color="auto" w:sz="0" w:space="0"/>
+          <w:right w:val="none" w:color="auto" w:sz="0" w:space="0"/>
+          <w:insideH w:val="none" w:color="auto" w:sz="0" w:space="0"/>
+          <w:insideV w:val="none" w:color="auto" w:sz="0" w:space="0"/>
         </w:tblBorders>
+        <w:tblLayout w:type="autofit"/>
         <w:tblCellMar>
           <w:top w:w="0" w:type="dxa"/>
           <w:left w:w="108" w:type="dxa"/>
@@ -210,15 +208,13 @@
       </w:tblGrid>
       <w:tr>
         <w:tblPrEx>
-          <w:tblW w:w="0" w:type="auto"/>
-          <w:jc w:val="center"/>
           <w:tblBorders>
-            <w:top w:val="nil"/>
-            <w:left w:val="nil"/>
-            <w:bottom w:val="nil"/>
-            <w:right w:val="nil"/>
-            <w:insideH w:val="nil"/>
-            <w:insideV w:val="nil"/>
+            <w:top w:val="none" w:color="auto" w:sz="0" w:space="0"/>
+            <w:left w:val="none" w:color="auto" w:sz="0" w:space="0"/>
+            <w:bottom w:val="none" w:color="auto" w:sz="0" w:space="0"/>
+            <w:right w:val="none" w:color="auto" w:sz="0" w:space="0"/>
+            <w:insideH w:val="none" w:color="auto" w:sz="0" w:space="0"/>
+            <w:insideV w:val="none" w:color="auto" w:sz="0" w:space="0"/>
           </w:tblBorders>
           <w:tblCellMar>
             <w:top w:w="0" w:type="dxa"/>
@@ -228,7 +224,7 @@
           </w:tblCellMar>
         </w:tblPrEx>
         <w:trPr>
-          <w:trHeight w:val="810"/>
+          <w:trHeight w:val="810" w:hRule="atLeast"/>
           <w:jc w:val="center"/>
         </w:trPr>
         <w:tc>
@@ -250,7 +246,7 @@
               <w:bidi w:val="0"/>
               <w:adjustRightInd w:val="0"/>
               <w:snapToGrid w:val="0"/>
-              <w:ind w:left="0" w:right="0" w:firstLine="0" w:leftChars="0" w:rightChars="0" w:firstLineChars="0"/>
+              <w:ind w:left="0" w:leftChars="0" w:right="0" w:rightChars="0" w:firstLine="0" w:firstLineChars="0"/>
               <w:jc w:val="left"/>
               <w:textAlignment w:val="baseline"/>
               <w:rPr>
@@ -269,7 +265,7 @@
             </w:r>
             <w:r>
               <w:rPr>
-                <w:rFonts w:asciiTheme="minorAscii" w:eastAsiaTheme="minorEastAsia" w:hAnsiTheme="minorAscii" w:hint="default"/>
+                <w:rFonts w:hint="default" w:asciiTheme="minorAscii" w:hAnsiTheme="minorAscii" w:eastAsiaTheme="minorEastAsia"/>
                 <w:spacing w:val="227"/>
                 <w:sz w:val="21"/>
                 <w:vertAlign w:val="baseline"/>
@@ -307,7 +303,7 @@
               <w:bidi w:val="0"/>
               <w:adjustRightInd w:val="0"/>
               <w:snapToGrid w:val="0"/>
-              <w:ind w:left="0" w:right="0" w:firstLine="0" w:leftChars="0" w:rightChars="0" w:firstLineChars="0"/>
+              <w:ind w:left="0" w:leftChars="0" w:right="0" w:rightChars="0" w:firstLine="0" w:firstLineChars="0"/>
               <w:jc w:val="right"/>
               <w:textAlignment w:val="baseline"/>
               <w:rPr>
@@ -326,7 +322,7 @@
             </w:r>
             <w:r>
               <w:rPr>
-                <w:rFonts w:asciiTheme="minorAscii" w:eastAsiaTheme="minorEastAsia" w:hAnsiTheme="minorAscii" w:hint="eastAsia"/>
+                <w:rFonts w:hint="eastAsia" w:asciiTheme="minorAscii" w:hAnsiTheme="minorAscii" w:eastAsiaTheme="minorEastAsia"/>
                 <w:spacing w:val="227"/>
                 <w:sz w:val="21"/>
                 <w:vertAlign w:val="baseline"/>
@@ -348,8 +344,14 @@
       </w:tr>
       <w:tr>
         <w:tblPrEx>
-          <w:tblW w:w="0" w:type="auto"/>
-          <w:jc w:val="center"/>
+          <w:tblBorders>
+            <w:top w:val="none" w:color="auto" w:sz="0" w:space="0"/>
+            <w:left w:val="none" w:color="auto" w:sz="0" w:space="0"/>
+            <w:bottom w:val="none" w:color="auto" w:sz="0" w:space="0"/>
+            <w:right w:val="none" w:color="auto" w:sz="0" w:space="0"/>
+            <w:insideH w:val="none" w:color="auto" w:sz="0" w:space="0"/>
+            <w:insideV w:val="none" w:color="auto" w:sz="0" w:space="0"/>
+          </w:tblBorders>
           <w:tblCellMar>
             <w:top w:w="0" w:type="dxa"/>
             <w:left w:w="108" w:type="dxa"/>
@@ -358,7 +360,7 @@
           </w:tblCellMar>
         </w:tblPrEx>
         <w:trPr>
-          <w:trHeight w:val="810"/>
+          <w:trHeight w:val="810" w:hRule="atLeast"/>
           <w:jc w:val="center"/>
         </w:trPr>
         <w:tc>
@@ -381,11 +383,11 @@
               <w:bidi w:val="0"/>
               <w:adjustRightInd w:val="0"/>
               <w:snapToGrid w:val="0"/>
-              <w:ind w:left="0" w:right="0" w:firstLine="0" w:leftChars="0" w:rightChars="0" w:firstLineChars="0"/>
+              <w:ind w:left="0" w:leftChars="0" w:right="0" w:rightChars="0" w:firstLine="0" w:firstLineChars="0"/>
               <w:jc w:val="left"/>
               <w:textAlignment w:val="baseline"/>
               <w:rPr>
-                <w:rFonts w:ascii="Arial" w:eastAsia="Arial" w:hAnsi="Arial" w:cs="Arial" w:hint="eastAsia"/>
+                <w:rFonts w:hint="eastAsia" w:ascii="Arial" w:hAnsi="Arial" w:eastAsia="Arial" w:cs="Arial"/>
                 <w:snapToGrid w:val="0"/>
                 <w:color w:val="000000"/>
                 <w:kern w:val="0"/>
@@ -405,7 +407,7 @@
             </w:r>
             <w:r>
               <w:rPr>
-                <w:rFonts w:asciiTheme="minorAscii" w:eastAsiaTheme="minorEastAsia" w:hAnsiTheme="minorAscii" w:hint="default"/>
+                <w:rFonts w:hint="default" w:asciiTheme="minorAscii" w:hAnsiTheme="minorAscii" w:eastAsiaTheme="minorEastAsia"/>
                 <w:spacing w:val="227"/>
                 <w:sz w:val="21"/>
                 <w:vertAlign w:val="baseline"/>
@@ -444,11 +446,11 @@
               <w:bidi w:val="0"/>
               <w:adjustRightInd w:val="0"/>
               <w:snapToGrid w:val="0"/>
-              <w:ind w:left="0" w:right="0" w:firstLine="0" w:leftChars="0" w:rightChars="0" w:firstLineChars="0"/>
+              <w:ind w:left="0" w:leftChars="0" w:right="0" w:rightChars="0" w:firstLine="0" w:firstLineChars="0"/>
               <w:jc w:val="right"/>
               <w:textAlignment w:val="baseline"/>
               <w:rPr>
-                <w:rFonts w:ascii="Arial" w:eastAsia="Arial" w:hAnsi="Arial" w:cs="Arial" w:hint="eastAsia"/>
+                <w:rFonts w:hint="eastAsia" w:ascii="Arial" w:hAnsi="Arial" w:eastAsia="Arial" w:cs="Arial"/>
                 <w:snapToGrid w:val="0"/>
                 <w:color w:val="000000"/>
                 <w:kern w:val="0"/>
@@ -468,7 +470,7 @@
             </w:r>
             <w:r>
               <w:rPr>
-                <w:rFonts w:asciiTheme="minorAscii" w:eastAsiaTheme="minorEastAsia" w:hAnsiTheme="minorAscii" w:hint="eastAsia"/>
+                <w:rFonts w:hint="eastAsia" w:asciiTheme="minorAscii" w:hAnsiTheme="minorAscii" w:eastAsiaTheme="minorEastAsia"/>
                 <w:spacing w:val="227"/>
                 <w:sz w:val="21"/>
                 <w:vertAlign w:val="baseline"/>
@@ -490,8 +492,14 @@
       </w:tr>
       <w:tr>
         <w:tblPrEx>
-          <w:tblW w:w="0" w:type="auto"/>
-          <w:jc w:val="center"/>
+          <w:tblBorders>
+            <w:top w:val="none" w:color="auto" w:sz="0" w:space="0"/>
+            <w:left w:val="none" w:color="auto" w:sz="0" w:space="0"/>
+            <w:bottom w:val="none" w:color="auto" w:sz="0" w:space="0"/>
+            <w:right w:val="none" w:color="auto" w:sz="0" w:space="0"/>
+            <w:insideH w:val="none" w:color="auto" w:sz="0" w:space="0"/>
+            <w:insideV w:val="none" w:color="auto" w:sz="0" w:space="0"/>
+          </w:tblBorders>
           <w:tblCellMar>
             <w:top w:w="0" w:type="dxa"/>
             <w:left w:w="108" w:type="dxa"/>
@@ -500,7 +508,7 @@
           </w:tblCellMar>
         </w:tblPrEx>
         <w:trPr>
-          <w:trHeight w:val="635"/>
+          <w:trHeight w:val="635" w:hRule="atLeast"/>
           <w:jc w:val="center"/>
         </w:trPr>
         <w:tc>
@@ -522,7 +530,7 @@
               <w:bidi w:val="0"/>
               <w:adjustRightInd w:val="0"/>
               <w:snapToGrid w:val="0"/>
-              <w:ind w:left="0" w:right="0" w:firstLine="0" w:leftChars="0" w:rightChars="0" w:firstLineChars="0"/>
+              <w:ind w:left="0" w:leftChars="0" w:right="0" w:rightChars="0" w:firstLine="0" w:firstLineChars="0"/>
               <w:jc w:val="left"/>
               <w:textAlignment w:val="baseline"/>
               <w:rPr>
@@ -541,7 +549,7 @@
             </w:r>
             <w:r>
               <w:rPr>
-                <w:rFonts w:asciiTheme="minorAscii" w:eastAsiaTheme="minorEastAsia" w:hAnsiTheme="minorAscii" w:hint="eastAsia"/>
+                <w:rFonts w:hint="eastAsia" w:asciiTheme="minorAscii" w:hAnsiTheme="minorAscii" w:eastAsiaTheme="minorEastAsia"/>
                 <w:spacing w:val="227"/>
                 <w:sz w:val="21"/>
                 <w:vertAlign w:val="baseline"/>
@@ -578,7 +586,7 @@
               <w:bidi w:val="0"/>
               <w:adjustRightInd w:val="0"/>
               <w:snapToGrid w:val="0"/>
-              <w:ind w:left="0" w:right="0" w:firstLine="0" w:leftChars="0" w:rightChars="0" w:firstLineChars="0"/>
+              <w:ind w:left="0" w:leftChars="0" w:right="0" w:rightChars="0" w:firstLine="0" w:firstLineChars="0"/>
               <w:jc w:val="right"/>
               <w:textAlignment w:val="baseline"/>
               <w:rPr>
@@ -597,7 +605,7 @@
             </w:r>
             <w:r>
               <w:rPr>
-                <w:rFonts w:asciiTheme="minorAscii" w:eastAsiaTheme="minorEastAsia" w:hAnsiTheme="minorAscii" w:hint="eastAsia"/>
+                <w:rFonts w:hint="eastAsia" w:asciiTheme="minorAscii" w:hAnsiTheme="minorAscii" w:eastAsiaTheme="minorEastAsia"/>
                 <w:spacing w:val="227"/>
                 <w:sz w:val="21"/>
                 <w:vertAlign w:val="baseline"/>
@@ -667,15 +675,15 @@
         <w:textAlignment w:val="baseline"/>
         <w:outlineLvl w:val="0"/>
         <w:rPr>
-          <w:rFonts w:ascii="宋体" w:eastAsia="宋体" w:hAnsi="宋体" w:cs="宋体"/>
+          <w:rFonts w:ascii="宋体" w:hAnsi="宋体" w:eastAsia="宋体" w:cs="宋体"/>
           <w:sz w:val="30"/>
           <w:szCs w:val="30"/>
         </w:rPr>
       </w:pPr>
-      <w:bookmarkStart w:id="4" w:name="_Toc28064"/>
-      <w:r>
-        <w:rPr>
-          <w:rFonts w:ascii="宋体" w:eastAsia="宋体" w:hAnsi="宋体" w:cs="宋体"/>
+      <w:bookmarkStart w:id="3" w:name="_Toc4090"/>
+      <w:r>
+        <w:rPr>
+          <w:rFonts w:ascii="宋体" w:hAnsi="宋体" w:eastAsia="宋体" w:cs="宋体"/>
           <w:b/>
           <w:bCs/>
           <w:spacing w:val="-4"/>
@@ -684,20 +692,20 @@
         </w:rPr>
         <w:t>文件编制和变更履历</w:t>
       </w:r>
-      <w:bookmarkEnd w:id="4"/>
+      <w:bookmarkEnd w:id="3"/>
     </w:p>
     <w:tbl>
       <w:tblPr>
-        <w:tblStyle w:val="TableNormal00"/>
+        <w:tblStyle w:val="42"/>
         <w:tblW w:w="9005" w:type="dxa"/>
         <w:tblInd w:w="34" w:type="dxa"/>
         <w:tblBorders>
-          <w:top w:val="single" w:sz="6" w:space="0" w:color="000000"/>
-          <w:left w:val="single" w:sz="6" w:space="0" w:color="000000"/>
-          <w:bottom w:val="single" w:sz="6" w:space="0" w:color="000000"/>
-          <w:right w:val="single" w:sz="6" w:space="0" w:color="000000"/>
-          <w:insideH w:val="single" w:sz="6" w:space="0" w:color="000000"/>
-          <w:insideV w:val="single" w:sz="6" w:space="0" w:color="000000"/>
+          <w:top w:val="single" w:color="000000" w:sz="6" w:space="0"/>
+          <w:left w:val="single" w:color="000000" w:sz="6" w:space="0"/>
+          <w:bottom w:val="single" w:color="000000" w:sz="6" w:space="0"/>
+          <w:right w:val="single" w:color="000000" w:sz="6" w:space="0"/>
+          <w:insideH w:val="single" w:color="000000" w:sz="6" w:space="0"/>
+          <w:insideV w:val="single" w:color="000000" w:sz="6" w:space="0"/>
         </w:tblBorders>
         <w:tblLayout w:type="fixed"/>
         <w:tblCellMar>
@@ -719,17 +727,14 @@
       </w:tblGrid>
       <w:tr>
         <w:tblPrEx>
-          <w:tblW w:w="9005" w:type="dxa"/>
-          <w:tblInd w:w="34" w:type="dxa"/>
           <w:tblBorders>
-            <w:top w:val="single" w:sz="6" w:space="0" w:color="000000"/>
-            <w:left w:val="single" w:sz="6" w:space="0" w:color="000000"/>
-            <w:bottom w:val="single" w:sz="6" w:space="0" w:color="000000"/>
-            <w:right w:val="single" w:sz="6" w:space="0" w:color="000000"/>
-            <w:insideH w:val="single" w:sz="6" w:space="0" w:color="000000"/>
-            <w:insideV w:val="single" w:sz="6" w:space="0" w:color="000000"/>
+            <w:top w:val="single" w:color="000000" w:sz="6" w:space="0"/>
+            <w:left w:val="single" w:color="000000" w:sz="6" w:space="0"/>
+            <w:bottom w:val="single" w:color="000000" w:sz="6" w:space="0"/>
+            <w:right w:val="single" w:color="000000" w:sz="6" w:space="0"/>
+            <w:insideH w:val="single" w:color="000000" w:sz="6" w:space="0"/>
+            <w:insideV w:val="single" w:color="000000" w:sz="6" w:space="0"/>
           </w:tblBorders>
-          <w:tblLayout w:type="fixed"/>
           <w:tblCellMar>
             <w:top w:w="0" w:type="dxa"/>
             <w:left w:w="0" w:type="dxa"/>
@@ -738,15 +743,15 @@
           </w:tblCellMar>
         </w:tblPrEx>
         <w:trPr>
-          <w:trHeight w:val="489"/>
+          <w:trHeight w:val="489" w:hRule="atLeast"/>
         </w:trPr>
         <w:tc>
           <w:tcPr>
             <w:tcW w:w="845" w:type="dxa"/>
             <w:vMerge w:val="restart"/>
             <w:tcBorders>
-              <w:top w:val="single" w:sz="10" w:space="0" w:color="000000"/>
-              <w:left w:val="single" w:sz="10" w:space="0" w:color="000000"/>
+              <w:top w:val="single" w:color="000000" w:sz="10" w:space="0"/>
+              <w:left w:val="single" w:color="000000" w:sz="10" w:space="0"/>
               <w:bottom w:val="nil"/>
             </w:tcBorders>
             <w:shd w:val="clear" w:color="auto" w:fill="D9D9D9"/>
@@ -793,14 +798,14 @@
               <w:ind w:left="172"/>
               <w:textAlignment w:val="baseline"/>
               <w:rPr>
-                <w:rFonts w:ascii="宋体" w:eastAsia="宋体" w:hAnsi="宋体" w:cs="宋体"/>
+                <w:rFonts w:ascii="宋体" w:hAnsi="宋体" w:eastAsia="宋体" w:cs="宋体"/>
                 <w:sz w:val="24"/>
                 <w:szCs w:val="24"/>
               </w:rPr>
             </w:pPr>
             <w:r>
               <w:rPr>
-                <w:rFonts w:ascii="宋体" w:eastAsia="宋体" w:hAnsi="宋体" w:cs="宋体"/>
+                <w:rFonts w:ascii="宋体" w:hAnsi="宋体" w:eastAsia="宋体" w:cs="宋体"/>
                 <w:b/>
                 <w:bCs/>
                 <w:spacing w:val="-5"/>
@@ -816,7 +821,7 @@
             <w:tcW w:w="2155" w:type="dxa"/>
             <w:gridSpan w:val="2"/>
             <w:tcBorders>
-              <w:top w:val="single" w:sz="10" w:space="0" w:color="000000"/>
+              <w:top w:val="single" w:color="000000" w:sz="10" w:space="0"/>
             </w:tcBorders>
             <w:shd w:val="clear" w:color="auto" w:fill="D9D9D9"/>
           </w:tcPr>
@@ -839,14 +844,14 @@
               <w:ind w:left="528"/>
               <w:textAlignment w:val="baseline"/>
               <w:rPr>
-                <w:rFonts w:ascii="宋体" w:eastAsia="宋体" w:hAnsi="宋体" w:cs="宋体"/>
+                <w:rFonts w:ascii="宋体" w:hAnsi="宋体" w:eastAsia="宋体" w:cs="宋体"/>
                 <w:sz w:val="24"/>
                 <w:szCs w:val="24"/>
               </w:rPr>
             </w:pPr>
             <w:r>
               <w:rPr>
-                <w:rFonts w:ascii="宋体" w:eastAsia="宋体" w:hAnsi="宋体" w:cs="宋体"/>
+                <w:rFonts w:ascii="宋体" w:hAnsi="宋体" w:eastAsia="宋体" w:cs="宋体"/>
                 <w:b/>
                 <w:bCs/>
                 <w:spacing w:val="-4"/>
@@ -862,7 +867,7 @@
             <w:tcW w:w="2334" w:type="dxa"/>
             <w:gridSpan w:val="2"/>
             <w:tcBorders>
-              <w:top w:val="single" w:sz="10" w:space="0" w:color="000000"/>
+              <w:top w:val="single" w:color="000000" w:sz="10" w:space="0"/>
             </w:tcBorders>
             <w:shd w:val="clear" w:color="auto" w:fill="D9D9D9"/>
           </w:tcPr>
@@ -885,14 +890,14 @@
               <w:ind w:left="927"/>
               <w:textAlignment w:val="baseline"/>
               <w:rPr>
-                <w:rFonts w:ascii="宋体" w:eastAsia="宋体" w:hAnsi="宋体" w:cs="宋体"/>
+                <w:rFonts w:ascii="宋体" w:hAnsi="宋体" w:eastAsia="宋体" w:cs="宋体"/>
                 <w:sz w:val="24"/>
                 <w:szCs w:val="24"/>
               </w:rPr>
             </w:pPr>
             <w:r>
               <w:rPr>
-                <w:rFonts w:ascii="宋体" w:eastAsia="宋体" w:hAnsi="宋体" w:cs="宋体"/>
+                <w:rFonts w:ascii="宋体" w:hAnsi="宋体" w:eastAsia="宋体" w:cs="宋体"/>
                 <w:b/>
                 <w:bCs/>
                 <w:spacing w:val="-6"/>
@@ -908,7 +913,7 @@
             <w:tcW w:w="2288" w:type="dxa"/>
             <w:gridSpan w:val="2"/>
             <w:tcBorders>
-              <w:top w:val="single" w:sz="10" w:space="0" w:color="000000"/>
+              <w:top w:val="single" w:color="000000" w:sz="10" w:space="0"/>
             </w:tcBorders>
             <w:shd w:val="clear" w:color="auto" w:fill="D9D9D9"/>
           </w:tcPr>
@@ -931,14 +936,14 @@
               <w:ind w:left="911"/>
               <w:textAlignment w:val="baseline"/>
               <w:rPr>
-                <w:rFonts w:ascii="宋体" w:eastAsia="宋体" w:hAnsi="宋体" w:cs="宋体"/>
+                <w:rFonts w:ascii="宋体" w:hAnsi="宋体" w:eastAsia="宋体" w:cs="宋体"/>
                 <w:sz w:val="24"/>
                 <w:szCs w:val="24"/>
               </w:rPr>
             </w:pPr>
             <w:r>
               <w:rPr>
-                <w:rFonts w:ascii="宋体" w:eastAsia="宋体" w:hAnsi="宋体" w:cs="宋体"/>
+                <w:rFonts w:ascii="宋体" w:hAnsi="宋体" w:eastAsia="宋体" w:cs="宋体"/>
                 <w:b/>
                 <w:bCs/>
                 <w:spacing w:val="-6"/>
@@ -954,9 +959,9 @@
             <w:tcW w:w="1383" w:type="dxa"/>
             <w:vMerge w:val="restart"/>
             <w:tcBorders>
-              <w:top w:val="single" w:sz="10" w:space="0" w:color="000000"/>
+              <w:top w:val="single" w:color="000000" w:sz="10" w:space="0"/>
               <w:bottom w:val="nil"/>
-              <w:right w:val="single" w:sz="10" w:space="0" w:color="000000"/>
+              <w:right w:val="single" w:color="000000" w:sz="10" w:space="0"/>
             </w:tcBorders>
             <w:shd w:val="clear" w:color="auto" w:fill="D9D9D9"/>
           </w:tcPr>
@@ -1002,14 +1007,14 @@
               <w:ind w:left="217"/>
               <w:textAlignment w:val="baseline"/>
               <w:rPr>
-                <w:rFonts w:ascii="宋体" w:eastAsia="宋体" w:hAnsi="宋体" w:cs="宋体"/>
+                <w:rFonts w:ascii="宋体" w:hAnsi="宋体" w:eastAsia="宋体" w:cs="宋体"/>
                 <w:sz w:val="24"/>
                 <w:szCs w:val="24"/>
               </w:rPr>
             </w:pPr>
             <w:r>
               <w:rPr>
-                <w:rFonts w:ascii="宋体" w:eastAsia="宋体" w:hAnsi="宋体" w:cs="宋体"/>
+                <w:rFonts w:ascii="宋体" w:hAnsi="宋体" w:eastAsia="宋体" w:cs="宋体"/>
                 <w:b/>
                 <w:bCs/>
                 <w:spacing w:val="-5"/>
@@ -1023,9 +1028,14 @@
       </w:tr>
       <w:tr>
         <w:tblPrEx>
-          <w:tblW w:w="9005" w:type="dxa"/>
-          <w:tblInd w:w="34" w:type="dxa"/>
-          <w:tblLayout w:type="fixed"/>
+          <w:tblBorders>
+            <w:top w:val="single" w:color="000000" w:sz="6" w:space="0"/>
+            <w:left w:val="single" w:color="000000" w:sz="6" w:space="0"/>
+            <w:bottom w:val="single" w:color="000000" w:sz="6" w:space="0"/>
+            <w:right w:val="single" w:color="000000" w:sz="6" w:space="0"/>
+            <w:insideH w:val="single" w:color="000000" w:sz="6" w:space="0"/>
+            <w:insideV w:val="single" w:color="000000" w:sz="6" w:space="0"/>
+          </w:tblBorders>
           <w:tblCellMar>
             <w:top w:w="0" w:type="dxa"/>
             <w:left w:w="0" w:type="dxa"/>
@@ -1034,15 +1044,15 @@
           </w:tblCellMar>
         </w:tblPrEx>
         <w:trPr>
-          <w:trHeight w:val="479"/>
+          <w:trHeight w:val="479" w:hRule="atLeast"/>
         </w:trPr>
         <w:tc>
           <w:tcPr>
             <w:tcW w:w="845" w:type="dxa"/>
-            <w:vMerge/>
+            <w:vMerge w:val="continue"/>
             <w:tcBorders>
               <w:top w:val="nil"/>
-              <w:left w:val="single" w:sz="10" w:space="0" w:color="000000"/>
+              <w:left w:val="single" w:color="000000" w:sz="10" w:space="0"/>
             </w:tcBorders>
           </w:tcPr>
           <w:p>
@@ -1092,14 +1102,14 @@
               <w:ind w:left="191"/>
               <w:textAlignment w:val="baseline"/>
               <w:rPr>
-                <w:rFonts w:ascii="宋体" w:eastAsia="宋体" w:hAnsi="宋体" w:cs="宋体"/>
+                <w:rFonts w:ascii="宋体" w:hAnsi="宋体" w:eastAsia="宋体" w:cs="宋体"/>
                 <w:sz w:val="24"/>
                 <w:szCs w:val="24"/>
               </w:rPr>
             </w:pPr>
             <w:r>
               <w:rPr>
-                <w:rFonts w:ascii="宋体" w:eastAsia="宋体" w:hAnsi="宋体" w:cs="宋体"/>
+                <w:rFonts w:ascii="宋体" w:hAnsi="宋体" w:eastAsia="宋体" w:cs="宋体"/>
                 <w:b/>
                 <w:bCs/>
                 <w:spacing w:val="-5"/>
@@ -1134,14 +1144,14 @@
               <w:ind w:left="430"/>
               <w:textAlignment w:val="baseline"/>
               <w:rPr>
-                <w:rFonts w:ascii="宋体" w:eastAsia="宋体" w:hAnsi="宋体" w:cs="宋体"/>
+                <w:rFonts w:ascii="宋体" w:hAnsi="宋体" w:eastAsia="宋体" w:cs="宋体"/>
                 <w:sz w:val="24"/>
                 <w:szCs w:val="24"/>
               </w:rPr>
             </w:pPr>
             <w:r>
               <w:rPr>
-                <w:rFonts w:ascii="宋体" w:eastAsia="宋体" w:hAnsi="宋体" w:cs="宋体"/>
+                <w:rFonts w:ascii="宋体" w:hAnsi="宋体" w:eastAsia="宋体" w:cs="宋体"/>
                 <w:b/>
                 <w:bCs/>
                 <w:spacing w:val="-15"/>
@@ -1176,14 +1186,14 @@
               <w:ind w:left="244"/>
               <w:textAlignment w:val="baseline"/>
               <w:rPr>
-                <w:rFonts w:ascii="宋体" w:eastAsia="宋体" w:hAnsi="宋体" w:cs="宋体"/>
+                <w:rFonts w:ascii="宋体" w:hAnsi="宋体" w:eastAsia="宋体" w:cs="宋体"/>
                 <w:sz w:val="24"/>
                 <w:szCs w:val="24"/>
               </w:rPr>
             </w:pPr>
             <w:r>
               <w:rPr>
-                <w:rFonts w:ascii="宋体" w:eastAsia="宋体" w:hAnsi="宋体" w:cs="宋体"/>
+                <w:rFonts w:ascii="宋体" w:hAnsi="宋体" w:eastAsia="宋体" w:cs="宋体"/>
                 <w:b/>
                 <w:bCs/>
                 <w:spacing w:val="-8"/>
@@ -1218,14 +1228,14 @@
               <w:ind w:left="487"/>
               <w:textAlignment w:val="baseline"/>
               <w:rPr>
-                <w:rFonts w:ascii="宋体" w:eastAsia="宋体" w:hAnsi="宋体" w:cs="宋体"/>
+                <w:rFonts w:ascii="宋体" w:hAnsi="宋体" w:eastAsia="宋体" w:cs="宋体"/>
                 <w:sz w:val="24"/>
                 <w:szCs w:val="24"/>
               </w:rPr>
             </w:pPr>
             <w:r>
               <w:rPr>
-                <w:rFonts w:ascii="宋体" w:eastAsia="宋体" w:hAnsi="宋体" w:cs="宋体"/>
+                <w:rFonts w:ascii="宋体" w:hAnsi="宋体" w:eastAsia="宋体" w:cs="宋体"/>
                 <w:b/>
                 <w:bCs/>
                 <w:spacing w:val="-15"/>
@@ -1260,14 +1270,14 @@
               <w:ind w:left="268"/>
               <w:textAlignment w:val="baseline"/>
               <w:rPr>
-                <w:rFonts w:ascii="宋体" w:eastAsia="宋体" w:hAnsi="宋体" w:cs="宋体"/>
+                <w:rFonts w:ascii="宋体" w:hAnsi="宋体" w:eastAsia="宋体" w:cs="宋体"/>
                 <w:sz w:val="24"/>
                 <w:szCs w:val="24"/>
               </w:rPr>
             </w:pPr>
             <w:r>
               <w:rPr>
-                <w:rFonts w:ascii="宋体" w:eastAsia="宋体" w:hAnsi="宋体" w:cs="宋体"/>
+                <w:rFonts w:ascii="宋体" w:hAnsi="宋体" w:eastAsia="宋体" w:cs="宋体"/>
                 <w:b/>
                 <w:bCs/>
                 <w:spacing w:val="-5"/>
@@ -1302,14 +1312,14 @@
               <w:ind w:left="441"/>
               <w:textAlignment w:val="baseline"/>
               <w:rPr>
-                <w:rFonts w:ascii="宋体" w:eastAsia="宋体" w:hAnsi="宋体" w:cs="宋体"/>
+                <w:rFonts w:ascii="宋体" w:hAnsi="宋体" w:eastAsia="宋体" w:cs="宋体"/>
                 <w:sz w:val="24"/>
                 <w:szCs w:val="24"/>
               </w:rPr>
             </w:pPr>
             <w:r>
               <w:rPr>
-                <w:rFonts w:ascii="宋体" w:eastAsia="宋体" w:hAnsi="宋体" w:cs="宋体"/>
+                <w:rFonts w:ascii="宋体" w:hAnsi="宋体" w:eastAsia="宋体" w:cs="宋体"/>
                 <w:b/>
                 <w:bCs/>
                 <w:spacing w:val="-15"/>
@@ -1323,10 +1333,10 @@
         <w:tc>
           <w:tcPr>
             <w:tcW w:w="1383" w:type="dxa"/>
-            <w:vMerge/>
+            <w:vMerge w:val="continue"/>
             <w:tcBorders>
               <w:top w:val="nil"/>
-              <w:right w:val="single" w:sz="10" w:space="0" w:color="000000"/>
+              <w:right w:val="single" w:color="000000" w:sz="10" w:space="0"/>
             </w:tcBorders>
           </w:tcPr>
           <w:p>
@@ -1355,9 +1365,14 @@
       </w:tr>
       <w:tr>
         <w:tblPrEx>
-          <w:tblW w:w="9005" w:type="dxa"/>
-          <w:tblInd w:w="34" w:type="dxa"/>
-          <w:tblLayout w:type="fixed"/>
+          <w:tblBorders>
+            <w:top w:val="single" w:color="000000" w:sz="6" w:space="0"/>
+            <w:left w:val="single" w:color="000000" w:sz="6" w:space="0"/>
+            <w:bottom w:val="single" w:color="000000" w:sz="6" w:space="0"/>
+            <w:right w:val="single" w:color="000000" w:sz="6" w:space="0"/>
+            <w:insideH w:val="single" w:color="000000" w:sz="6" w:space="0"/>
+            <w:insideV w:val="single" w:color="000000" w:sz="6" w:space="0"/>
+          </w:tblBorders>
           <w:tblCellMar>
             <w:top w:w="0" w:type="dxa"/>
             <w:left w:w="0" w:type="dxa"/>
@@ -1366,18 +1381,18 @@
           </w:tblCellMar>
         </w:tblPrEx>
         <w:trPr>
-          <w:trHeight w:val="651"/>
+          <w:trHeight w:val="651" w:hRule="atLeast"/>
         </w:trPr>
         <w:tc>
           <w:tcPr>
             <w:tcW w:w="845" w:type="dxa"/>
             <w:tcBorders>
-              <w:left w:val="single" w:sz="10" w:space="0" w:color="000000"/>
+              <w:left w:val="single" w:color="000000" w:sz="10" w:space="0"/>
             </w:tcBorders>
           </w:tcPr>
           <w:p>
             <w:pPr>
-              <w:pStyle w:val="TableText"/>
+              <w:pStyle w:val="27"/>
               <w:keepNext w:val="0"/>
               <w:keepLines w:val="0"/>
               <w:pageBreakBefore w:val="0"/>
@@ -1409,7 +1424,7 @@
           </w:tcPr>
           <w:p>
             <w:pPr>
-              <w:pStyle w:val="TableText"/>
+              <w:pStyle w:val="27"/>
               <w:keepNext w:val="0"/>
               <w:keepLines w:val="0"/>
               <w:pageBreakBefore w:val="0"/>
@@ -1442,7 +1457,7 @@
           </w:tcPr>
           <w:p>
             <w:pPr>
-              <w:pStyle w:val="TableText"/>
+              <w:pStyle w:val="27"/>
               <w:keepNext w:val="0"/>
               <w:keepLines w:val="0"/>
               <w:pageBreakBefore w:val="0"/>
@@ -1474,7 +1489,7 @@
           </w:tcPr>
           <w:p>
             <w:pPr>
-              <w:pStyle w:val="TableText"/>
+              <w:pStyle w:val="27"/>
               <w:keepNext w:val="0"/>
               <w:keepLines w:val="0"/>
               <w:pageBreakBefore w:val="0"/>
@@ -1506,7 +1521,7 @@
           </w:tcPr>
           <w:p>
             <w:pPr>
-              <w:pStyle w:val="TableText"/>
+              <w:pStyle w:val="27"/>
               <w:keepNext w:val="0"/>
               <w:keepLines w:val="0"/>
               <w:pageBreakBefore w:val="0"/>
@@ -1538,7 +1553,7 @@
           </w:tcPr>
           <w:p>
             <w:pPr>
-              <w:pStyle w:val="TableText"/>
+              <w:pStyle w:val="27"/>
               <w:keepNext w:val="0"/>
               <w:keepLines w:val="0"/>
               <w:pageBreakBefore w:val="0"/>
@@ -1570,7 +1585,7 @@
           </w:tcPr>
           <w:p>
             <w:pPr>
-              <w:pStyle w:val="TableText"/>
+              <w:pStyle w:val="27"/>
               <w:keepNext w:val="0"/>
               <w:keepLines w:val="0"/>
               <w:pageBreakBefore w:val="0"/>
@@ -1600,12 +1615,12 @@
           <w:tcPr>
             <w:tcW w:w="1383" w:type="dxa"/>
             <w:tcBorders>
-              <w:right w:val="single" w:sz="10" w:space="0" w:color="000000"/>
+              <w:right w:val="single" w:color="000000" w:sz="10" w:space="0"/>
             </w:tcBorders>
           </w:tcPr>
           <w:p>
             <w:pPr>
-              <w:pStyle w:val="TableText"/>
+              <w:pStyle w:val="27"/>
               <w:keepNext w:val="0"/>
               <w:keepLines w:val="0"/>
               <w:pageBreakBefore w:val="0"/>
@@ -1634,9 +1649,14 @@
       </w:tr>
       <w:tr>
         <w:tblPrEx>
-          <w:tblW w:w="9005" w:type="dxa"/>
-          <w:tblInd w:w="34" w:type="dxa"/>
-          <w:tblLayout w:type="fixed"/>
+          <w:tblBorders>
+            <w:top w:val="single" w:color="000000" w:sz="6" w:space="0"/>
+            <w:left w:val="single" w:color="000000" w:sz="6" w:space="0"/>
+            <w:bottom w:val="single" w:color="000000" w:sz="6" w:space="0"/>
+            <w:right w:val="single" w:color="000000" w:sz="6" w:space="0"/>
+            <w:insideH w:val="single" w:color="000000" w:sz="6" w:space="0"/>
+            <w:insideV w:val="single" w:color="000000" w:sz="6" w:space="0"/>
+          </w:tblBorders>
           <w:tblCellMar>
             <w:top w:w="0" w:type="dxa"/>
             <w:left w:w="0" w:type="dxa"/>
@@ -1645,18 +1665,18 @@
           </w:tblCellMar>
         </w:tblPrEx>
         <w:trPr>
-          <w:trHeight w:val="485"/>
+          <w:trHeight w:val="485" w:hRule="atLeast"/>
         </w:trPr>
         <w:tc>
           <w:tcPr>
             <w:tcW w:w="845" w:type="dxa"/>
             <w:tcBorders>
-              <w:left w:val="single" w:sz="10" w:space="0" w:color="000000"/>
+              <w:left w:val="single" w:color="000000" w:sz="10" w:space="0"/>
             </w:tcBorders>
           </w:tcPr>
           <w:p>
             <w:pPr>
-              <w:pStyle w:val="TableText"/>
+              <w:pStyle w:val="27"/>
               <w:keepNext w:val="0"/>
               <w:keepLines w:val="0"/>
               <w:pageBreakBefore w:val="0"/>
@@ -1682,7 +1702,7 @@
           </w:tcPr>
           <w:p>
             <w:pPr>
-              <w:pStyle w:val="TableText"/>
+              <w:pStyle w:val="27"/>
               <w:keepNext w:val="0"/>
               <w:keepLines w:val="0"/>
               <w:pageBreakBefore w:val="0"/>
@@ -1708,7 +1728,7 @@
           </w:tcPr>
           <w:p>
             <w:pPr>
-              <w:pStyle w:val="TableText"/>
+              <w:pStyle w:val="27"/>
               <w:keepNext w:val="0"/>
               <w:keepLines w:val="0"/>
               <w:pageBreakBefore w:val="0"/>
@@ -1734,7 +1754,7 @@
           </w:tcPr>
           <w:p>
             <w:pPr>
-              <w:pStyle w:val="TableText"/>
+              <w:pStyle w:val="27"/>
               <w:keepNext w:val="0"/>
               <w:keepLines w:val="0"/>
               <w:pageBreakBefore w:val="0"/>
@@ -1760,7 +1780,7 @@
           </w:tcPr>
           <w:p>
             <w:pPr>
-              <w:pStyle w:val="TableText"/>
+              <w:pStyle w:val="27"/>
               <w:keepNext w:val="0"/>
               <w:keepLines w:val="0"/>
               <w:pageBreakBefore w:val="0"/>
@@ -1786,7 +1806,7 @@
           </w:tcPr>
           <w:p>
             <w:pPr>
-              <w:pStyle w:val="TableText"/>
+              <w:pStyle w:val="27"/>
               <w:keepNext w:val="0"/>
               <w:keepLines w:val="0"/>
               <w:pageBreakBefore w:val="0"/>
@@ -1812,7 +1832,7 @@
           </w:tcPr>
           <w:p>
             <w:pPr>
-              <w:pStyle w:val="TableText"/>
+              <w:pStyle w:val="27"/>
               <w:keepNext w:val="0"/>
               <w:keepLines w:val="0"/>
               <w:pageBreakBefore w:val="0"/>
@@ -1836,12 +1856,12 @@
           <w:tcPr>
             <w:tcW w:w="1383" w:type="dxa"/>
             <w:tcBorders>
-              <w:right w:val="single" w:sz="10" w:space="0" w:color="000000"/>
+              <w:right w:val="single" w:color="000000" w:sz="10" w:space="0"/>
             </w:tcBorders>
           </w:tcPr>
           <w:p>
             <w:pPr>
-              <w:pStyle w:val="TableText"/>
+              <w:pStyle w:val="27"/>
               <w:keepNext w:val="0"/>
               <w:keepLines w:val="0"/>
               <w:pageBreakBefore w:val="0"/>
@@ -1864,9 +1884,14 @@
       </w:tr>
       <w:tr>
         <w:tblPrEx>
-          <w:tblW w:w="9005" w:type="dxa"/>
-          <w:tblInd w:w="34" w:type="dxa"/>
-          <w:tblLayout w:type="fixed"/>
+          <w:tblBorders>
+            <w:top w:val="single" w:color="000000" w:sz="6" w:space="0"/>
+            <w:left w:val="single" w:color="000000" w:sz="6" w:space="0"/>
+            <w:bottom w:val="single" w:color="000000" w:sz="6" w:space="0"/>
+            <w:right w:val="single" w:color="000000" w:sz="6" w:space="0"/>
+            <w:insideH w:val="single" w:color="000000" w:sz="6" w:space="0"/>
+            <w:insideV w:val="single" w:color="000000" w:sz="6" w:space="0"/>
+          </w:tblBorders>
           <w:tblCellMar>
             <w:top w:w="0" w:type="dxa"/>
             <w:left w:w="0" w:type="dxa"/>
@@ -1875,19 +1900,19 @@
           </w:tblCellMar>
         </w:tblPrEx>
         <w:trPr>
-          <w:trHeight w:val="503"/>
+          <w:trHeight w:val="503" w:hRule="atLeast"/>
         </w:trPr>
         <w:tc>
           <w:tcPr>
             <w:tcW w:w="845" w:type="dxa"/>
             <w:tcBorders>
-              <w:left w:val="single" w:sz="10" w:space="0" w:color="000000"/>
-              <w:bottom w:val="single" w:sz="10" w:space="0" w:color="000000"/>
+              <w:left w:val="single" w:color="000000" w:sz="10" w:space="0"/>
+              <w:bottom w:val="single" w:color="000000" w:sz="10" w:space="0"/>
             </w:tcBorders>
           </w:tcPr>
           <w:p>
             <w:pPr>
-              <w:pStyle w:val="TableText"/>
+              <w:pStyle w:val="27"/>
               <w:keepNext w:val="0"/>
               <w:keepLines w:val="0"/>
               <w:pageBreakBefore w:val="0"/>
@@ -1911,12 +1936,12 @@
           <w:tcPr>
             <w:tcW w:w="881" w:type="dxa"/>
             <w:tcBorders>
-              <w:bottom w:val="single" w:sz="10" w:space="0" w:color="000000"/>
+              <w:bottom w:val="single" w:color="000000" w:sz="10" w:space="0"/>
             </w:tcBorders>
           </w:tcPr>
           <w:p>
             <w:pPr>
-              <w:pStyle w:val="TableText"/>
+              <w:pStyle w:val="27"/>
               <w:keepNext w:val="0"/>
               <w:keepLines w:val="0"/>
               <w:pageBreakBefore w:val="0"/>
@@ -1940,12 +1965,12 @@
           <w:tcPr>
             <w:tcW w:w="1274" w:type="dxa"/>
             <w:tcBorders>
-              <w:bottom w:val="single" w:sz="10" w:space="0" w:color="000000"/>
+              <w:bottom w:val="single" w:color="000000" w:sz="10" w:space="0"/>
             </w:tcBorders>
           </w:tcPr>
           <w:p>
             <w:pPr>
-              <w:pStyle w:val="TableText"/>
+              <w:pStyle w:val="27"/>
               <w:keepNext w:val="0"/>
               <w:keepLines w:val="0"/>
               <w:pageBreakBefore w:val="0"/>
@@ -1969,12 +1994,12 @@
           <w:tcPr>
             <w:tcW w:w="957" w:type="dxa"/>
             <w:tcBorders>
-              <w:bottom w:val="single" w:sz="10" w:space="0" w:color="000000"/>
+              <w:bottom w:val="single" w:color="000000" w:sz="10" w:space="0"/>
             </w:tcBorders>
           </w:tcPr>
           <w:p>
             <w:pPr>
-              <w:pStyle w:val="TableText"/>
+              <w:pStyle w:val="27"/>
               <w:keepNext w:val="0"/>
               <w:keepLines w:val="0"/>
               <w:pageBreakBefore w:val="0"/>
@@ -1998,12 +2023,12 @@
           <w:tcPr>
             <w:tcW w:w="1377" w:type="dxa"/>
             <w:tcBorders>
-              <w:bottom w:val="single" w:sz="10" w:space="0" w:color="000000"/>
+              <w:bottom w:val="single" w:color="000000" w:sz="10" w:space="0"/>
             </w:tcBorders>
           </w:tcPr>
           <w:p>
             <w:pPr>
-              <w:pStyle w:val="TableText"/>
+              <w:pStyle w:val="27"/>
               <w:keepNext w:val="0"/>
               <w:keepLines w:val="0"/>
               <w:pageBreakBefore w:val="0"/>
@@ -2027,12 +2052,12 @@
           <w:tcPr>
             <w:tcW w:w="1017" w:type="dxa"/>
             <w:tcBorders>
-              <w:bottom w:val="single" w:sz="10" w:space="0" w:color="000000"/>
+              <w:bottom w:val="single" w:color="000000" w:sz="10" w:space="0"/>
             </w:tcBorders>
           </w:tcPr>
           <w:p>
             <w:pPr>
-              <w:pStyle w:val="TableText"/>
+              <w:pStyle w:val="27"/>
               <w:keepNext w:val="0"/>
               <w:keepLines w:val="0"/>
               <w:pageBreakBefore w:val="0"/>
@@ -2056,12 +2081,12 @@
           <w:tcPr>
             <w:tcW w:w="1271" w:type="dxa"/>
             <w:tcBorders>
-              <w:bottom w:val="single" w:sz="10" w:space="0" w:color="000000"/>
+              <w:bottom w:val="single" w:color="000000" w:sz="10" w:space="0"/>
             </w:tcBorders>
           </w:tcPr>
           <w:p>
             <w:pPr>
-              <w:pStyle w:val="TableText"/>
+              <w:pStyle w:val="27"/>
               <w:keepNext w:val="0"/>
               <w:keepLines w:val="0"/>
               <w:pageBreakBefore w:val="0"/>
@@ -2085,13 +2110,13 @@
           <w:tcPr>
             <w:tcW w:w="1383" w:type="dxa"/>
             <w:tcBorders>
-              <w:bottom w:val="single" w:sz="10" w:space="0" w:color="000000"/>
-              <w:right w:val="single" w:sz="10" w:space="0" w:color="000000"/>
+              <w:bottom w:val="single" w:color="000000" w:sz="10" w:space="0"/>
+              <w:right w:val="single" w:color="000000" w:sz="10" w:space="0"/>
             </w:tcBorders>
           </w:tcPr>
           <w:p>
             <w:pPr>
-              <w:pStyle w:val="TableText"/>
+              <w:pStyle w:val="27"/>
               <w:keepNext w:val="0"/>
               <w:keepLines w:val="0"/>
               <w:pageBreakBefore w:val="0"/>
@@ -2131,7 +2156,7 @@
     <w:sdt>
       <w:sdtPr>
         <w:rPr>
-          <w:rFonts w:ascii="宋体" w:eastAsia="宋体" w:hAnsi="宋体" w:cs="Arial"/>
+          <w:rFonts w:ascii="宋体" w:hAnsi="宋体" w:eastAsia="宋体" w:cs="Arial"/>
           <w:snapToGrid w:val="0"/>
           <w:color w:val="000000"/>
           <w:kern w:val="0"/>
@@ -2147,7 +2172,7 @@
       </w:sdtPr>
       <w:sdtEndPr>
         <w:rPr>
-          <w:rFonts w:ascii="宋体" w:eastAsia="宋体" w:hAnsi="宋体" w:cs="Arial"/>
+          <w:rFonts w:ascii="宋体" w:hAnsi="宋体" w:eastAsia="宋体" w:cs="Arial"/>
           <w:snapToGrid w:val="0"/>
           <w:color w:val="000000"/>
           <w:kern w:val="0"/>
@@ -2160,12 +2185,12 @@
         <w:p>
           <w:pPr>
             <w:spacing w:before="0" w:beforeLines="0" w:after="0" w:afterLines="0" w:line="240" w:lineRule="auto"/>
-            <w:ind w:left="0" w:right="0" w:firstLine="0" w:leftChars="0" w:rightChars="0" w:firstLineChars="0"/>
+            <w:ind w:left="0" w:leftChars="0" w:right="0" w:rightChars="0" w:firstLine="0" w:firstLineChars="0"/>
             <w:jc w:val="center"/>
           </w:pPr>
           <w:r>
             <w:rPr>
-              <w:rFonts w:ascii="宋体" w:eastAsia="宋体" w:hAnsi="宋体"/>
+              <w:rFonts w:ascii="宋体" w:hAnsi="宋体" w:eastAsia="宋体"/>
               <w:sz w:val="21"/>
             </w:rPr>
             <w:t>目录</w:t>
@@ -2173,7 +2198,7 @@
         </w:p>
         <w:p>
           <w:pPr>
-            <w:pStyle w:val="TOC1"/>
+            <w:pStyle w:val="16"/>
             <w:tabs>
               <w:tab w:val="right" w:leader="dot" w:pos="8306"/>
             </w:tabs>
@@ -2191,7 +2216,7 @@
             <w:fldChar w:fldCharType="begin"/>
           </w:r>
           <w:r>
-            <w:instrText xml:space="preserve"> HYPERLINK \l _Toc17521 </w:instrText>
+            <w:instrText xml:space="preserve"> HYPERLINK \l _Toc15324 </w:instrText>
           </w:r>
           <w:r>
             <w:fldChar w:fldCharType="separate"/>
@@ -2210,7 +2235,7 @@
             <w:fldChar w:fldCharType="begin"/>
           </w:r>
           <w:r>
-            <w:instrText xml:space="preserve"> PAGEREF _Toc17521 \h </w:instrText>
+            <w:instrText xml:space="preserve"> PAGEREF _Toc15324 \h </w:instrText>
           </w:r>
           <w:r>
             <w:fldChar w:fldCharType="separate"/>
@@ -2227,7 +2252,7 @@
         </w:p>
         <w:p>
           <w:pPr>
-            <w:pStyle w:val="TOC1"/>
+            <w:pStyle w:val="16"/>
             <w:tabs>
               <w:tab w:val="right" w:leader="dot" w:pos="8306"/>
             </w:tabs>
@@ -2236,7 +2261,7 @@
             <w:fldChar w:fldCharType="begin"/>
           </w:r>
           <w:r>
-            <w:instrText xml:space="preserve"> HYPERLINK \l _Toc11484 </w:instrText>
+            <w:instrText xml:space="preserve"> HYPERLINK \l _Toc15915 </w:instrText>
           </w:r>
           <w:r>
             <w:fldChar w:fldCharType="separate"/>
@@ -2255,7 +2280,7 @@
             <w:fldChar w:fldCharType="begin"/>
           </w:r>
           <w:r>
-            <w:instrText xml:space="preserve"> PAGEREF _Toc11484 \h </w:instrText>
+            <w:instrText xml:space="preserve"> PAGEREF _Toc15915 \h </w:instrText>
           </w:r>
           <w:r>
             <w:fldChar w:fldCharType="separate"/>
@@ -2272,7 +2297,7 @@
         </w:p>
         <w:p>
           <w:pPr>
-            <w:pStyle w:val="TOC1"/>
+            <w:pStyle w:val="16"/>
             <w:tabs>
               <w:tab w:val="right" w:leader="dot" w:pos="8306"/>
             </w:tabs>
@@ -2281,7 +2306,7 @@
             <w:fldChar w:fldCharType="begin"/>
           </w:r>
           <w:r>
-            <w:instrText xml:space="preserve"> HYPERLINK \l _Toc5618 </w:instrText>
+            <w:instrText xml:space="preserve"> HYPERLINK \l _Toc12503 </w:instrText>
           </w:r>
           <w:r>
             <w:fldChar w:fldCharType="separate"/>
@@ -2300,7 +2325,7 @@
             <w:fldChar w:fldCharType="begin"/>
           </w:r>
           <w:r>
-            <w:instrText xml:space="preserve"> PAGEREF _Toc5618 \h </w:instrText>
+            <w:instrText xml:space="preserve"> PAGEREF _Toc12503 \h </w:instrText>
           </w:r>
           <w:r>
             <w:fldChar w:fldCharType="separate"/>
@@ -2317,7 +2342,7 @@
         </w:p>
         <w:p>
           <w:pPr>
-            <w:pStyle w:val="TOC1"/>
+            <w:pStyle w:val="16"/>
             <w:tabs>
               <w:tab w:val="right" w:leader="dot" w:pos="8306"/>
             </w:tabs>
@@ -2326,14 +2351,14 @@
             <w:fldChar w:fldCharType="begin"/>
           </w:r>
           <w:r>
-            <w:instrText xml:space="preserve"> HYPERLINK \l _Toc28064 </w:instrText>
+            <w:instrText xml:space="preserve"> HYPERLINK \l _Toc4090 </w:instrText>
           </w:r>
           <w:r>
             <w:fldChar w:fldCharType="separate"/>
           </w:r>
           <w:r>
             <w:rPr>
-              <w:rFonts w:ascii="宋体" w:eastAsia="宋体" w:hAnsi="宋体" w:cs="宋体"/>
+              <w:rFonts w:ascii="宋体" w:hAnsi="宋体" w:eastAsia="宋体" w:cs="宋体"/>
               <w:bCs/>
               <w:spacing w:val="-4"/>
               <w:szCs w:val="30"/>
@@ -2347,7 +2372,7 @@
             <w:fldChar w:fldCharType="begin"/>
           </w:r>
           <w:r>
-            <w:instrText xml:space="preserve"> PAGEREF _Toc28064 \h </w:instrText>
+            <w:instrText xml:space="preserve"> PAGEREF _Toc4090 \h </w:instrText>
           </w:r>
           <w:r>
             <w:fldChar w:fldCharType="separate"/>
@@ -2364,7 +2389,7 @@
         </w:p>
         <w:p>
           <w:pPr>
-            <w:pStyle w:val="TOC1"/>
+            <w:pStyle w:val="16"/>
             <w:tabs>
               <w:tab w:val="right" w:leader="dot" w:pos="8306"/>
             </w:tabs>
@@ -2373,7 +2398,7 @@
             <w:fldChar w:fldCharType="begin"/>
           </w:r>
           <w:r>
-            <w:instrText xml:space="preserve"> HYPERLINK \l _Toc32760 </w:instrText>
+            <w:instrText xml:space="preserve"> HYPERLINK \l _Toc8524 </w:instrText>
           </w:r>
           <w:r>
             <w:fldChar w:fldCharType="separate"/>
@@ -2392,7 +2417,7 @@
             <w:fldChar w:fldCharType="begin"/>
           </w:r>
           <w:r>
-            <w:instrText xml:space="preserve"> PAGEREF _Toc32760 \h </w:instrText>
+            <w:instrText xml:space="preserve"> PAGEREF _Toc8524 \h </w:instrText>
           </w:r>
           <w:r>
             <w:fldChar w:fldCharType="separate"/>
@@ -2409,7 +2434,7 @@
         </w:p>
         <w:p>
           <w:pPr>
-            <w:pStyle w:val="TOC1"/>
+            <w:pStyle w:val="16"/>
             <w:tabs>
               <w:tab w:val="right" w:leader="dot" w:pos="8306"/>
             </w:tabs>
@@ -2418,7 +2443,7 @@
             <w:fldChar w:fldCharType="begin"/>
           </w:r>
           <w:r>
-            <w:instrText xml:space="preserve"> HYPERLINK \l _Toc17973 </w:instrText>
+            <w:instrText xml:space="preserve"> HYPERLINK \l _Toc9368 </w:instrText>
           </w:r>
           <w:r>
             <w:fldChar w:fldCharType="separate"/>
@@ -2451,7 +2476,7 @@
             <w:fldChar w:fldCharType="begin"/>
           </w:r>
           <w:r>
-            <w:instrText xml:space="preserve"> PAGEREF _Toc17973 \h </w:instrText>
+            <w:instrText xml:space="preserve"> PAGEREF _Toc9368 \h </w:instrText>
           </w:r>
           <w:r>
             <w:fldChar w:fldCharType="separate"/>
@@ -2468,7 +2493,7 @@
         </w:p>
         <w:p>
           <w:pPr>
-            <w:pStyle w:val="TOC1"/>
+            <w:pStyle w:val="16"/>
             <w:tabs>
               <w:tab w:val="right" w:leader="dot" w:pos="8306"/>
             </w:tabs>
@@ -2477,7 +2502,7 @@
             <w:fldChar w:fldCharType="begin"/>
           </w:r>
           <w:r>
-            <w:instrText xml:space="preserve"> HYPERLINK \l _Toc24417 </w:instrText>
+            <w:instrText xml:space="preserve"> HYPERLINK \l _Toc27293 </w:instrText>
           </w:r>
           <w:r>
             <w:fldChar w:fldCharType="separate"/>
@@ -2496,7 +2521,7 @@
             <w:fldChar w:fldCharType="begin"/>
           </w:r>
           <w:r>
-            <w:instrText xml:space="preserve"> PAGEREF _Toc24417 \h </w:instrText>
+            <w:instrText xml:space="preserve"> PAGEREF _Toc27293 \h </w:instrText>
           </w:r>
           <w:r>
             <w:fldChar w:fldCharType="separate"/>
@@ -2513,7 +2538,7 @@
         </w:p>
         <w:p>
           <w:pPr>
-            <w:pStyle w:val="TOC1"/>
+            <w:pStyle w:val="16"/>
             <w:tabs>
               <w:tab w:val="right" w:leader="dot" w:pos="8306"/>
             </w:tabs>
@@ -2522,7 +2547,7 @@
             <w:fldChar w:fldCharType="begin"/>
           </w:r>
           <w:r>
-            <w:instrText xml:space="preserve"> HYPERLINK \l _Toc25899 </w:instrText>
+            <w:instrText xml:space="preserve"> HYPERLINK \l _Toc1981 </w:instrText>
           </w:r>
           <w:r>
             <w:fldChar w:fldCharType="separate"/>
@@ -2541,7 +2566,7 @@
             <w:fldChar w:fldCharType="begin"/>
           </w:r>
           <w:r>
-            <w:instrText xml:space="preserve"> PAGEREF _Toc25899 \h </w:instrText>
+            <w:instrText xml:space="preserve"> PAGEREF _Toc1981 \h </w:instrText>
           </w:r>
           <w:r>
             <w:fldChar w:fldCharType="separate"/>
@@ -2558,7 +2583,7 @@
         </w:p>
         <w:p>
           <w:pPr>
-            <w:pStyle w:val="TOC2"/>
+            <w:pStyle w:val="17"/>
             <w:tabs>
               <w:tab w:val="right" w:leader="dot" w:pos="8306"/>
             </w:tabs>
@@ -2567,7 +2592,7 @@
             <w:fldChar w:fldCharType="begin"/>
           </w:r>
           <w:r>
-            <w:instrText xml:space="preserve"> HYPERLINK \l _Toc24848 </w:instrText>
+            <w:instrText xml:space="preserve"> HYPERLINK \l _Toc1536 </w:instrText>
           </w:r>
           <w:r>
             <w:fldChar w:fldCharType="separate"/>
@@ -2593,7 +2618,7 @@
             <w:fldChar w:fldCharType="begin"/>
           </w:r>
           <w:r>
-            <w:instrText xml:space="preserve"> PAGEREF _Toc24848 \h </w:instrText>
+            <w:instrText xml:space="preserve"> PAGEREF _Toc1536 \h </w:instrText>
           </w:r>
           <w:r>
             <w:fldChar w:fldCharType="separate"/>
@@ -2610,7 +2635,7 @@
         </w:p>
         <w:p>
           <w:pPr>
-            <w:pStyle w:val="TOC2"/>
+            <w:pStyle w:val="17"/>
             <w:tabs>
               <w:tab w:val="right" w:leader="dot" w:pos="8306"/>
             </w:tabs>
@@ -2619,7 +2644,7 @@
             <w:fldChar w:fldCharType="begin"/>
           </w:r>
           <w:r>
-            <w:instrText xml:space="preserve"> HYPERLINK \l _Toc516 </w:instrText>
+            <w:instrText xml:space="preserve"> HYPERLINK \l _Toc24767 </w:instrText>
           </w:r>
           <w:r>
             <w:fldChar w:fldCharType="separate"/>
@@ -2645,7 +2670,7 @@
             <w:fldChar w:fldCharType="begin"/>
           </w:r>
           <w:r>
-            <w:instrText xml:space="preserve"> PAGEREF _Toc516 \h </w:instrText>
+            <w:instrText xml:space="preserve"> PAGEREF _Toc24767 \h </w:instrText>
           </w:r>
           <w:r>
             <w:fldChar w:fldCharType="separate"/>
@@ -2662,7 +2687,7 @@
         </w:p>
         <w:p>
           <w:pPr>
-            <w:pStyle w:val="TOC2"/>
+            <w:pStyle w:val="17"/>
             <w:tabs>
               <w:tab w:val="right" w:leader="dot" w:pos="8306"/>
             </w:tabs>
@@ -2671,7 +2696,7 @@
             <w:fldChar w:fldCharType="begin"/>
           </w:r>
           <w:r>
-            <w:instrText xml:space="preserve"> HYPERLINK \l _Toc27632 </w:instrText>
+            <w:instrText xml:space="preserve"> HYPERLINK \l _Toc3229 </w:instrText>
           </w:r>
           <w:r>
             <w:fldChar w:fldCharType="separate"/>
@@ -2697,7 +2722,7 @@
             <w:fldChar w:fldCharType="begin"/>
           </w:r>
           <w:r>
-            <w:instrText xml:space="preserve"> PAGEREF _Toc27632 \h </w:instrText>
+            <w:instrText xml:space="preserve"> PAGEREF _Toc3229 \h </w:instrText>
           </w:r>
           <w:r>
             <w:fldChar w:fldCharType="separate"/>
@@ -2714,7 +2739,7 @@
         </w:p>
         <w:p>
           <w:pPr>
-            <w:pStyle w:val="TOC1"/>
+            <w:pStyle w:val="16"/>
             <w:tabs>
               <w:tab w:val="right" w:leader="dot" w:pos="8306"/>
             </w:tabs>
@@ -2723,7 +2748,7 @@
             <w:fldChar w:fldCharType="begin"/>
           </w:r>
           <w:r>
-            <w:instrText xml:space="preserve"> HYPERLINK \l _Toc26566 </w:instrText>
+            <w:instrText xml:space="preserve"> HYPERLINK \l _Toc24228 </w:instrText>
           </w:r>
           <w:r>
             <w:fldChar w:fldCharType="separate"/>
@@ -2742,7 +2767,7 @@
             <w:fldChar w:fldCharType="begin"/>
           </w:r>
           <w:r>
-            <w:instrText xml:space="preserve"> PAGEREF _Toc26566 \h </w:instrText>
+            <w:instrText xml:space="preserve"> PAGEREF _Toc24228 \h </w:instrText>
           </w:r>
           <w:r>
             <w:fldChar w:fldCharType="separate"/>
@@ -2759,7 +2784,7 @@
         </w:p>
         <w:p>
           <w:pPr>
-            <w:pStyle w:val="TOC1"/>
+            <w:pStyle w:val="16"/>
             <w:tabs>
               <w:tab w:val="right" w:leader="dot" w:pos="8306"/>
             </w:tabs>
@@ -2768,7 +2793,7 @@
             <w:fldChar w:fldCharType="begin"/>
           </w:r>
           <w:r>
-            <w:instrText xml:space="preserve"> HYPERLINK \l _Toc10149 </w:instrText>
+            <w:instrText xml:space="preserve"> HYPERLINK \l _Toc2519 </w:instrText>
           </w:r>
           <w:r>
             <w:fldChar w:fldCharType="separate"/>
@@ -2787,7 +2812,7 @@
             <w:fldChar w:fldCharType="begin"/>
           </w:r>
           <w:r>
-            <w:instrText xml:space="preserve"> PAGEREF _Toc10149 \h </w:instrText>
+            <w:instrText xml:space="preserve"> PAGEREF _Toc2519 \h </w:instrText>
           </w:r>
           <w:r>
             <w:fldChar w:fldCharType="separate"/>
@@ -2804,7 +2829,7 @@
         </w:p>
         <w:p>
           <w:pPr>
-            <w:pStyle w:val="TOC2"/>
+            <w:pStyle w:val="17"/>
             <w:tabs>
               <w:tab w:val="right" w:leader="dot" w:pos="8306"/>
             </w:tabs>
@@ -2813,7 +2838,7 @@
             <w:fldChar w:fldCharType="begin"/>
           </w:r>
           <w:r>
-            <w:instrText xml:space="preserve"> HYPERLINK \l _Toc27987 </w:instrText>
+            <w:instrText xml:space="preserve"> HYPERLINK \l _Toc32217 </w:instrText>
           </w:r>
           <w:r>
             <w:fldChar w:fldCharType="separate"/>
@@ -2832,7 +2857,7 @@
             <w:fldChar w:fldCharType="begin"/>
           </w:r>
           <w:r>
-            <w:instrText xml:space="preserve"> PAGEREF _Toc27987 \h </w:instrText>
+            <w:instrText xml:space="preserve"> PAGEREF _Toc32217 \h </w:instrText>
           </w:r>
           <w:r>
             <w:fldChar w:fldCharType="separate"/>
@@ -2849,7 +2874,7 @@
         </w:p>
         <w:p>
           <w:pPr>
-            <w:pStyle w:val="TOC2"/>
+            <w:pStyle w:val="17"/>
             <w:tabs>
               <w:tab w:val="right" w:leader="dot" w:pos="8306"/>
             </w:tabs>
@@ -2858,7 +2883,7 @@
             <w:fldChar w:fldCharType="begin"/>
           </w:r>
           <w:r>
-            <w:instrText xml:space="preserve"> HYPERLINK \l _Toc28180 </w:instrText>
+            <w:instrText xml:space="preserve"> HYPERLINK \l _Toc29879 </w:instrText>
           </w:r>
           <w:r>
             <w:fldChar w:fldCharType="separate"/>
@@ -2877,7 +2902,7 @@
             <w:fldChar w:fldCharType="begin"/>
           </w:r>
           <w:r>
-            <w:instrText xml:space="preserve"> PAGEREF _Toc28180 \h </w:instrText>
+            <w:instrText xml:space="preserve"> PAGEREF _Toc29879 \h </w:instrText>
           </w:r>
           <w:r>
             <w:fldChar w:fldCharType="separate"/>
@@ -2894,7 +2919,7 @@
         </w:p>
         <w:p>
           <w:pPr>
-            <w:pStyle w:val="TOC1"/>
+            <w:pStyle w:val="16"/>
             <w:tabs>
               <w:tab w:val="right" w:leader="dot" w:pos="8306"/>
             </w:tabs>
@@ -2903,7 +2928,7 @@
             <w:fldChar w:fldCharType="begin"/>
           </w:r>
           <w:r>
-            <w:instrText xml:space="preserve"> HYPERLINK \l _Toc4451 </w:instrText>
+            <w:instrText xml:space="preserve"> HYPERLINK \l _Toc15455 </w:instrText>
           </w:r>
           <w:r>
             <w:fldChar w:fldCharType="separate"/>
@@ -2922,7 +2947,7 @@
             <w:fldChar w:fldCharType="begin"/>
           </w:r>
           <w:r>
-            <w:instrText xml:space="preserve"> PAGEREF _Toc4451 \h </w:instrText>
+            <w:instrText xml:space="preserve"> PAGEREF _Toc15455 \h </w:instrText>
           </w:r>
           <w:r>
             <w:fldChar w:fldCharType="separate"/>
@@ -2939,7 +2964,7 @@
         </w:p>
         <w:p>
           <w:pPr>
-            <w:pStyle w:val="TOC2"/>
+            <w:pStyle w:val="17"/>
             <w:tabs>
               <w:tab w:val="right" w:leader="dot" w:pos="8306"/>
             </w:tabs>
@@ -2948,7 +2973,7 @@
             <w:fldChar w:fldCharType="begin"/>
           </w:r>
           <w:r>
-            <w:instrText xml:space="preserve"> HYPERLINK \l _Toc9714 </w:instrText>
+            <w:instrText xml:space="preserve"> HYPERLINK \l _Toc12752 </w:instrText>
           </w:r>
           <w:r>
             <w:fldChar w:fldCharType="separate"/>
@@ -2967,7 +2992,7 @@
             <w:fldChar w:fldCharType="begin"/>
           </w:r>
           <w:r>
-            <w:instrText xml:space="preserve"> PAGEREF _Toc9714 \h </w:instrText>
+            <w:instrText xml:space="preserve"> PAGEREF _Toc12752 \h </w:instrText>
           </w:r>
           <w:r>
             <w:fldChar w:fldCharType="separate"/>
@@ -2984,7 +3009,7 @@
         </w:p>
         <w:p>
           <w:pPr>
-            <w:pStyle w:val="TOC2"/>
+            <w:pStyle w:val="17"/>
             <w:tabs>
               <w:tab w:val="right" w:leader="dot" w:pos="8306"/>
             </w:tabs>
@@ -2993,7 +3018,7 @@
             <w:fldChar w:fldCharType="begin"/>
           </w:r>
           <w:r>
-            <w:instrText xml:space="preserve"> HYPERLINK \l _Toc24391 </w:instrText>
+            <w:instrText xml:space="preserve"> HYPERLINK \l _Toc14516 </w:instrText>
           </w:r>
           <w:r>
             <w:fldChar w:fldCharType="separate"/>
@@ -3012,7 +3037,7 @@
             <w:fldChar w:fldCharType="begin"/>
           </w:r>
           <w:r>
-            <w:instrText xml:space="preserve"> PAGEREF _Toc24391 \h </w:instrText>
+            <w:instrText xml:space="preserve"> PAGEREF _Toc14516 \h </w:instrText>
           </w:r>
           <w:r>
             <w:fldChar w:fldCharType="separate"/>
@@ -3029,7 +3054,7 @@
         </w:p>
         <w:p>
           <w:pPr>
-            <w:pStyle w:val="TOC1"/>
+            <w:pStyle w:val="16"/>
             <w:tabs>
               <w:tab w:val="right" w:leader="dot" w:pos="8306"/>
             </w:tabs>
@@ -3038,7 +3063,7 @@
             <w:fldChar w:fldCharType="begin"/>
           </w:r>
           <w:r>
-            <w:instrText xml:space="preserve"> HYPERLINK \l _Toc14064 </w:instrText>
+            <w:instrText xml:space="preserve"> HYPERLINK \l _Toc18705 </w:instrText>
           </w:r>
           <w:r>
             <w:fldChar w:fldCharType="separate"/>
@@ -3057,7 +3082,7 @@
             <w:fldChar w:fldCharType="begin"/>
           </w:r>
           <w:r>
-            <w:instrText xml:space="preserve"> PAGEREF _Toc14064 \h </w:instrText>
+            <w:instrText xml:space="preserve"> PAGEREF _Toc18705 \h </w:instrText>
           </w:r>
           <w:r>
             <w:fldChar w:fldCharType="separate"/>
@@ -3074,7 +3099,7 @@
         </w:p>
         <w:p>
           <w:pPr>
-            <w:pStyle w:val="TOC2"/>
+            <w:pStyle w:val="17"/>
             <w:tabs>
               <w:tab w:val="right" w:leader="dot" w:pos="8306"/>
             </w:tabs>
@@ -3083,7 +3108,7 @@
             <w:fldChar w:fldCharType="begin"/>
           </w:r>
           <w:r>
-            <w:instrText xml:space="preserve"> HYPERLINK \l _Toc10985 </w:instrText>
+            <w:instrText xml:space="preserve"> HYPERLINK \l _Toc22730 </w:instrText>
           </w:r>
           <w:r>
             <w:fldChar w:fldCharType="separate"/>
@@ -3102,7 +3127,7 @@
             <w:fldChar w:fldCharType="begin"/>
           </w:r>
           <w:r>
-            <w:instrText xml:space="preserve"> PAGEREF _Toc10985 \h </w:instrText>
+            <w:instrText xml:space="preserve"> PAGEREF _Toc22730 \h </w:instrText>
           </w:r>
           <w:r>
             <w:fldChar w:fldCharType="separate"/>
@@ -3119,7 +3144,7 @@
         </w:p>
         <w:p>
           <w:pPr>
-            <w:pStyle w:val="TOC2"/>
+            <w:pStyle w:val="17"/>
             <w:tabs>
               <w:tab w:val="right" w:leader="dot" w:pos="8306"/>
             </w:tabs>
@@ -3128,7 +3153,7 @@
             <w:fldChar w:fldCharType="begin"/>
           </w:r>
           <w:r>
-            <w:instrText xml:space="preserve"> HYPERLINK \l _Toc3150 </w:instrText>
+            <w:instrText xml:space="preserve"> HYPERLINK \l _Toc5988 </w:instrText>
           </w:r>
           <w:r>
             <w:fldChar w:fldCharType="separate"/>
@@ -3147,7 +3172,7 @@
             <w:fldChar w:fldCharType="begin"/>
           </w:r>
           <w:r>
-            <w:instrText xml:space="preserve"> PAGEREF _Toc3150 \h </w:instrText>
+            <w:instrText xml:space="preserve"> PAGEREF _Toc5988 \h </w:instrText>
           </w:r>
           <w:r>
             <w:fldChar w:fldCharType="separate"/>
@@ -3164,7 +3189,7 @@
         </w:p>
         <w:p>
           <w:pPr>
-            <w:pStyle w:val="TOC2"/>
+            <w:pStyle w:val="17"/>
             <w:tabs>
               <w:tab w:val="right" w:leader="dot" w:pos="8306"/>
             </w:tabs>
@@ -3173,7 +3198,7 @@
             <w:fldChar w:fldCharType="begin"/>
           </w:r>
           <w:r>
-            <w:instrText xml:space="preserve"> HYPERLINK \l _Toc26018 </w:instrText>
+            <w:instrText xml:space="preserve"> HYPERLINK \l _Toc16823 </w:instrText>
           </w:r>
           <w:r>
             <w:fldChar w:fldCharType="separate"/>
@@ -3192,7 +3217,7 @@
             <w:fldChar w:fldCharType="begin"/>
           </w:r>
           <w:r>
-            <w:instrText xml:space="preserve"> PAGEREF _Toc26018 \h </w:instrText>
+            <w:instrText xml:space="preserve"> PAGEREF _Toc16823 \h </w:instrText>
           </w:r>
           <w:r>
             <w:fldChar w:fldCharType="separate"/>
@@ -3209,7 +3234,7 @@
         </w:p>
         <w:p>
           <w:pPr>
-            <w:pStyle w:val="TOC2"/>
+            <w:pStyle w:val="17"/>
             <w:tabs>
               <w:tab w:val="right" w:leader="dot" w:pos="8306"/>
             </w:tabs>
@@ -3218,7 +3243,7 @@
             <w:fldChar w:fldCharType="begin"/>
           </w:r>
           <w:r>
-            <w:instrText xml:space="preserve"> HYPERLINK \l _Toc201 </w:instrText>
+            <w:instrText xml:space="preserve"> HYPERLINK \l _Toc16908 </w:instrText>
           </w:r>
           <w:r>
             <w:fldChar w:fldCharType="separate"/>
@@ -3237,7 +3262,7 @@
             <w:fldChar w:fldCharType="begin"/>
           </w:r>
           <w:r>
-            <w:instrText xml:space="preserve"> PAGEREF _Toc201 \h </w:instrText>
+            <w:instrText xml:space="preserve"> PAGEREF _Toc16908 \h </w:instrText>
           </w:r>
           <w:r>
             <w:fldChar w:fldCharType="separate"/>
@@ -3254,7 +3279,7 @@
         </w:p>
         <w:p>
           <w:pPr>
-            <w:pStyle w:val="TOC1"/>
+            <w:pStyle w:val="16"/>
             <w:tabs>
               <w:tab w:val="right" w:leader="dot" w:pos="8306"/>
             </w:tabs>
@@ -3263,7 +3288,7 @@
             <w:fldChar w:fldCharType="begin"/>
           </w:r>
           <w:r>
-            <w:instrText xml:space="preserve"> HYPERLINK \l _Toc6874 </w:instrText>
+            <w:instrText xml:space="preserve"> HYPERLINK \l _Toc28180 </w:instrText>
           </w:r>
           <w:r>
             <w:fldChar w:fldCharType="separate"/>
@@ -3282,7 +3307,7 @@
             <w:fldChar w:fldCharType="begin"/>
           </w:r>
           <w:r>
-            <w:instrText xml:space="preserve"> PAGEREF _Toc6874 \h </w:instrText>
+            <w:instrText xml:space="preserve"> PAGEREF _Toc28180 \h </w:instrText>
           </w:r>
           <w:r>
             <w:fldChar w:fldCharType="separate"/>
@@ -3299,7 +3324,7 @@
         </w:p>
         <w:p>
           <w:pPr>
-            <w:pStyle w:val="TOC2"/>
+            <w:pStyle w:val="17"/>
             <w:tabs>
               <w:tab w:val="right" w:leader="dot" w:pos="8306"/>
             </w:tabs>
@@ -3308,7 +3333,7 @@
             <w:fldChar w:fldCharType="begin"/>
           </w:r>
           <w:r>
-            <w:instrText xml:space="preserve"> HYPERLINK \l _Toc10057 </w:instrText>
+            <w:instrText xml:space="preserve"> HYPERLINK \l _Toc8729 </w:instrText>
           </w:r>
           <w:r>
             <w:fldChar w:fldCharType="separate"/>
@@ -3327,7 +3352,7 @@
             <w:fldChar w:fldCharType="begin"/>
           </w:r>
           <w:r>
-            <w:instrText xml:space="preserve"> PAGEREF _Toc10057 \h </w:instrText>
+            <w:instrText xml:space="preserve"> PAGEREF _Toc8729 \h </w:instrText>
           </w:r>
           <w:r>
             <w:fldChar w:fldCharType="separate"/>
@@ -3344,7 +3369,7 @@
         </w:p>
         <w:p>
           <w:pPr>
-            <w:pStyle w:val="TOC2"/>
+            <w:pStyle w:val="17"/>
             <w:tabs>
               <w:tab w:val="right" w:leader="dot" w:pos="8306"/>
             </w:tabs>
@@ -3353,7 +3378,7 @@
             <w:fldChar w:fldCharType="begin"/>
           </w:r>
           <w:r>
-            <w:instrText xml:space="preserve"> HYPERLINK \l _Toc23181 </w:instrText>
+            <w:instrText xml:space="preserve"> HYPERLINK \l _Toc24609 </w:instrText>
           </w:r>
           <w:r>
             <w:fldChar w:fldCharType="separate"/>
@@ -3372,7 +3397,7 @@
             <w:fldChar w:fldCharType="begin"/>
           </w:r>
           <w:r>
-            <w:instrText xml:space="preserve"> PAGEREF _Toc23181 \h </w:instrText>
+            <w:instrText xml:space="preserve"> PAGEREF _Toc24609 \h </w:instrText>
           </w:r>
           <w:r>
             <w:fldChar w:fldCharType="separate"/>
@@ -3389,7 +3414,7 @@
         </w:p>
         <w:p>
           <w:pPr>
-            <w:pStyle w:val="TOC2"/>
+            <w:pStyle w:val="17"/>
             <w:tabs>
               <w:tab w:val="right" w:leader="dot" w:pos="8306"/>
             </w:tabs>
@@ -3398,7 +3423,7 @@
             <w:fldChar w:fldCharType="begin"/>
           </w:r>
           <w:r>
-            <w:instrText xml:space="preserve"> HYPERLINK \l _Toc15803 </w:instrText>
+            <w:instrText xml:space="preserve"> HYPERLINK \l _Toc20598 </w:instrText>
           </w:r>
           <w:r>
             <w:fldChar w:fldCharType="separate"/>
@@ -3417,7 +3442,7 @@
             <w:fldChar w:fldCharType="begin"/>
           </w:r>
           <w:r>
-            <w:instrText xml:space="preserve"> PAGEREF _Toc15803 \h </w:instrText>
+            <w:instrText xml:space="preserve"> PAGEREF _Toc20598 \h </w:instrText>
           </w:r>
           <w:r>
             <w:fldChar w:fldCharType="separate"/>
@@ -3434,7 +3459,7 @@
         </w:p>
         <w:p>
           <w:pPr>
-            <w:pStyle w:val="TOC1"/>
+            <w:pStyle w:val="16"/>
             <w:tabs>
               <w:tab w:val="right" w:leader="dot" w:pos="8306"/>
             </w:tabs>
@@ -3443,7 +3468,7 @@
             <w:fldChar w:fldCharType="begin"/>
           </w:r>
           <w:r>
-            <w:instrText xml:space="preserve"> HYPERLINK \l _Toc18739 </w:instrText>
+            <w:instrText xml:space="preserve"> HYPERLINK \l _Toc5664 </w:instrText>
           </w:r>
           <w:r>
             <w:fldChar w:fldCharType="separate"/>
@@ -3462,7 +3487,7 @@
             <w:fldChar w:fldCharType="begin"/>
           </w:r>
           <w:r>
-            <w:instrText xml:space="preserve"> PAGEREF _Toc18739 \h </w:instrText>
+            <w:instrText xml:space="preserve"> PAGEREF _Toc5664 \h </w:instrText>
           </w:r>
           <w:r>
             <w:fldChar w:fldCharType="separate"/>
@@ -3479,7 +3504,7 @@
         </w:p>
         <w:p>
           <w:pPr>
-            <w:pStyle w:val="TOC2"/>
+            <w:pStyle w:val="17"/>
             <w:tabs>
               <w:tab w:val="right" w:leader="dot" w:pos="8306"/>
             </w:tabs>
@@ -3488,7 +3513,7 @@
             <w:fldChar w:fldCharType="begin"/>
           </w:r>
           <w:r>
-            <w:instrText xml:space="preserve"> HYPERLINK \l _Toc17399 </w:instrText>
+            <w:instrText xml:space="preserve"> HYPERLINK \l _Toc32596 </w:instrText>
           </w:r>
           <w:r>
             <w:fldChar w:fldCharType="separate"/>
@@ -3507,7 +3532,7 @@
             <w:fldChar w:fldCharType="begin"/>
           </w:r>
           <w:r>
-            <w:instrText xml:space="preserve"> PAGEREF _Toc17399 \h </w:instrText>
+            <w:instrText xml:space="preserve"> PAGEREF _Toc32596 \h </w:instrText>
           </w:r>
           <w:r>
             <w:fldChar w:fldCharType="separate"/>
@@ -3524,7 +3549,7 @@
         </w:p>
         <w:p>
           <w:pPr>
-            <w:pStyle w:val="TOC2"/>
+            <w:pStyle w:val="17"/>
             <w:tabs>
               <w:tab w:val="right" w:leader="dot" w:pos="8306"/>
             </w:tabs>
@@ -3533,7 +3558,7 @@
             <w:fldChar w:fldCharType="begin"/>
           </w:r>
           <w:r>
-            <w:instrText xml:space="preserve"> HYPERLINK \l _Toc1941 </w:instrText>
+            <w:instrText xml:space="preserve"> HYPERLINK \l _Toc23185 </w:instrText>
           </w:r>
           <w:r>
             <w:fldChar w:fldCharType="separate"/>
@@ -3552,7 +3577,7 @@
             <w:fldChar w:fldCharType="begin"/>
           </w:r>
           <w:r>
-            <w:instrText xml:space="preserve"> PAGEREF _Toc1941 \h </w:instrText>
+            <w:instrText xml:space="preserve"> PAGEREF _Toc23185 \h </w:instrText>
           </w:r>
           <w:r>
             <w:fldChar w:fldCharType="separate"/>
@@ -3569,7 +3594,7 @@
         </w:p>
         <w:p>
           <w:pPr>
-            <w:pStyle w:val="TOC2"/>
+            <w:pStyle w:val="17"/>
             <w:tabs>
               <w:tab w:val="right" w:leader="dot" w:pos="8306"/>
             </w:tabs>
@@ -3578,7 +3603,7 @@
             <w:fldChar w:fldCharType="begin"/>
           </w:r>
           <w:r>
-            <w:instrText xml:space="preserve"> HYPERLINK \l _Toc16042 </w:instrText>
+            <w:instrText xml:space="preserve"> HYPERLINK \l _Toc29697 </w:instrText>
           </w:r>
           <w:r>
             <w:fldChar w:fldCharType="separate"/>
@@ -3597,13 +3622,13 @@
             <w:fldChar w:fldCharType="begin"/>
           </w:r>
           <w:r>
-            <w:instrText xml:space="preserve"> PAGEREF _Toc16042 \h </w:instrText>
+            <w:instrText xml:space="preserve"> PAGEREF _Toc29697 \h </w:instrText>
           </w:r>
           <w:r>
             <w:fldChar w:fldCharType="separate"/>
           </w:r>
           <w:r>
-            <w:t>9</w:t>
+            <w:t>10</w:t>
           </w:r>
           <w:r>
             <w:fldChar w:fldCharType="end"/>
@@ -3614,7 +3639,7 @@
         </w:p>
         <w:p>
           <w:pPr>
-            <w:pStyle w:val="TOC1"/>
+            <w:pStyle w:val="16"/>
             <w:tabs>
               <w:tab w:val="right" w:leader="dot" w:pos="8306"/>
             </w:tabs>
@@ -3623,7 +3648,7 @@
             <w:fldChar w:fldCharType="begin"/>
           </w:r>
           <w:r>
-            <w:instrText xml:space="preserve"> HYPERLINK \l _Toc31379 </w:instrText>
+            <w:instrText xml:space="preserve"> HYPERLINK \l _Toc5931 </w:instrText>
           </w:r>
           <w:r>
             <w:fldChar w:fldCharType="separate"/>
@@ -3642,7 +3667,7 @@
             <w:fldChar w:fldCharType="begin"/>
           </w:r>
           <w:r>
-            <w:instrText xml:space="preserve"> PAGEREF _Toc31379 \h </w:instrText>
+            <w:instrText xml:space="preserve"> PAGEREF _Toc5931 \h </w:instrText>
           </w:r>
           <w:r>
             <w:fldChar w:fldCharType="separate"/>
@@ -3659,7 +3684,7 @@
         </w:p>
         <w:p>
           <w:pPr>
-            <w:pStyle w:val="TOC2"/>
+            <w:pStyle w:val="17"/>
             <w:tabs>
               <w:tab w:val="right" w:leader="dot" w:pos="8306"/>
             </w:tabs>
@@ -3668,7 +3693,7 @@
             <w:fldChar w:fldCharType="begin"/>
           </w:r>
           <w:r>
-            <w:instrText xml:space="preserve"> HYPERLINK \l _Toc11916 </w:instrText>
+            <w:instrText xml:space="preserve"> HYPERLINK \l _Toc19566 </w:instrText>
           </w:r>
           <w:r>
             <w:fldChar w:fldCharType="separate"/>
@@ -3687,7 +3712,7 @@
             <w:fldChar w:fldCharType="begin"/>
           </w:r>
           <w:r>
-            <w:instrText xml:space="preserve"> PAGEREF _Toc11916 \h </w:instrText>
+            <w:instrText xml:space="preserve"> PAGEREF _Toc19566 \h </w:instrText>
           </w:r>
           <w:r>
             <w:fldChar w:fldCharType="separate"/>
@@ -3704,7 +3729,7 @@
         </w:p>
         <w:p>
           <w:pPr>
-            <w:pStyle w:val="TOC2"/>
+            <w:pStyle w:val="17"/>
             <w:tabs>
               <w:tab w:val="right" w:leader="dot" w:pos="8306"/>
             </w:tabs>
@@ -3713,7 +3738,7 @@
             <w:fldChar w:fldCharType="begin"/>
           </w:r>
           <w:r>
-            <w:instrText xml:space="preserve"> HYPERLINK \l _Toc31219 </w:instrText>
+            <w:instrText xml:space="preserve"> HYPERLINK \l _Toc18635 </w:instrText>
           </w:r>
           <w:r>
             <w:fldChar w:fldCharType="separate"/>
@@ -3732,7 +3757,7 @@
             <w:fldChar w:fldCharType="begin"/>
           </w:r>
           <w:r>
-            <w:instrText xml:space="preserve"> PAGEREF _Toc31219 \h </w:instrText>
+            <w:instrText xml:space="preserve"> PAGEREF _Toc18635 \h </w:instrText>
           </w:r>
           <w:r>
             <w:fldChar w:fldCharType="separate"/>
@@ -3749,7 +3774,7 @@
         </w:p>
         <w:p>
           <w:pPr>
-            <w:pStyle w:val="TOC1"/>
+            <w:pStyle w:val="16"/>
             <w:tabs>
               <w:tab w:val="right" w:leader="dot" w:pos="8306"/>
             </w:tabs>
@@ -3758,7 +3783,7 @@
             <w:fldChar w:fldCharType="begin"/>
           </w:r>
           <w:r>
-            <w:instrText xml:space="preserve"> HYPERLINK \l _Toc18043 </w:instrText>
+            <w:instrText xml:space="preserve"> HYPERLINK \l _Toc22003 </w:instrText>
           </w:r>
           <w:r>
             <w:fldChar w:fldCharType="separate"/>
@@ -3784,7 +3809,7 @@
             <w:fldChar w:fldCharType="begin"/>
           </w:r>
           <w:r>
-            <w:instrText xml:space="preserve"> PAGEREF _Toc18043 \h </w:instrText>
+            <w:instrText xml:space="preserve"> PAGEREF _Toc22003 \h </w:instrText>
           </w:r>
           <w:r>
             <w:fldChar w:fldCharType="separate"/>
@@ -3824,7 +3849,7 @@
     </w:p>
     <w:p>
       <w:pPr>
-        <w:pStyle w:val="1"/>
+        <w:pStyle w:val="28"/>
         <w:keepNext w:val="0"/>
         <w:keepLines w:val="0"/>
         <w:pageBreakBefore w:val="0"/>
@@ -3844,7 +3869,7 @@
           <w:lang w:val="en-US" w:eastAsia="zh-CN"/>
         </w:rPr>
       </w:pPr>
-      <w:bookmarkStart w:id="5" w:name="_Toc32760"/>
+      <w:bookmarkStart w:id="4" w:name="_Toc8524"/>
       <w:r>
         <w:rPr>
           <w:rFonts w:hint="default"/>
@@ -3852,11 +3877,11 @@
         </w:rPr>
         <w:t>目的</w:t>
       </w:r>
-      <w:bookmarkEnd w:id="5"/>
-    </w:p>
-    <w:p>
-      <w:pPr>
-        <w:pStyle w:val="a1"/>
+      <w:bookmarkEnd w:id="4"/>
+    </w:p>
+    <w:p>
+      <w:pPr>
+        <w:pStyle w:val="29"/>
         <w:keepNext w:val="0"/>
         <w:keepLines w:val="0"/>
         <w:pageBreakBefore w:val="0"/>
@@ -3874,7 +3899,7 @@
         <w:bidi w:val="0"/>
         <w:adjustRightInd w:val="0"/>
         <w:snapToGrid w:val="0"/>
-        <w:ind w:left="425" w:hanging="425" w:leftChars="0" w:firstLineChars="0"/>
+        <w:ind w:left="425" w:leftChars="0" w:hanging="425" w:firstLineChars="0"/>
         <w:textAlignment w:val="baseline"/>
         <w:rPr>
           <w:rFonts w:hint="default"/>
@@ -3891,7 +3916,7 @@
     </w:p>
     <w:p>
       <w:pPr>
-        <w:pStyle w:val="a1"/>
+        <w:pStyle w:val="29"/>
         <w:keepNext w:val="0"/>
         <w:keepLines w:val="0"/>
         <w:pageBreakBefore w:val="0"/>
@@ -3909,7 +3934,7 @@
         <w:bidi w:val="0"/>
         <w:adjustRightInd w:val="0"/>
         <w:snapToGrid w:val="0"/>
-        <w:ind w:left="425" w:hanging="425" w:leftChars="0" w:firstLineChars="0"/>
+        <w:ind w:left="425" w:leftChars="0" w:hanging="425" w:firstLineChars="0"/>
         <w:textAlignment w:val="baseline"/>
         <w:rPr>
           <w:rFonts w:hint="default"/>
@@ -3926,7 +3951,7 @@
     </w:p>
     <w:p>
       <w:pPr>
-        <w:pStyle w:val="a1"/>
+        <w:pStyle w:val="29"/>
         <w:keepNext w:val="0"/>
         <w:keepLines w:val="0"/>
         <w:pageBreakBefore w:val="0"/>
@@ -3944,7 +3969,7 @@
         <w:bidi w:val="0"/>
         <w:adjustRightInd w:val="0"/>
         <w:snapToGrid w:val="0"/>
-        <w:ind w:left="425" w:hanging="425" w:leftChars="0" w:firstLineChars="0"/>
+        <w:ind w:left="425" w:leftChars="0" w:hanging="425" w:firstLineChars="0"/>
         <w:textAlignment w:val="baseline"/>
         <w:rPr>
           <w:rFonts w:hint="default"/>
@@ -3961,7 +3986,7 @@
     </w:p>
     <w:p>
       <w:pPr>
-        <w:pStyle w:val="a1"/>
+        <w:pStyle w:val="29"/>
         <w:keepNext w:val="0"/>
         <w:keepLines w:val="0"/>
         <w:pageBreakBefore w:val="0"/>
@@ -3979,7 +4004,7 @@
         <w:bidi w:val="0"/>
         <w:adjustRightInd w:val="0"/>
         <w:snapToGrid w:val="0"/>
-        <w:ind w:left="425" w:hanging="425" w:leftChars="0" w:firstLineChars="0"/>
+        <w:ind w:left="425" w:leftChars="0" w:hanging="425" w:firstLineChars="0"/>
         <w:textAlignment w:val="baseline"/>
         <w:rPr>
           <w:rFonts w:hint="default"/>
@@ -3996,7 +4021,7 @@
     </w:p>
     <w:p>
       <w:pPr>
-        <w:pStyle w:val="1"/>
+        <w:pStyle w:val="28"/>
         <w:keepNext w:val="0"/>
         <w:keepLines w:val="0"/>
         <w:pageBreakBefore w:val="0"/>
@@ -4016,7 +4041,7 @@
           <w:lang w:val="en-US" w:eastAsia="zh-CN"/>
         </w:rPr>
       </w:pPr>
-      <w:bookmarkStart w:id="6" w:name="_Toc17973"/>
+      <w:bookmarkStart w:id="5" w:name="_Toc9368"/>
       <w:r>
         <w:rPr>
           <w:rFonts w:hint="eastAsia"/>
@@ -4031,11 +4056,11 @@
         </w:rPr>
         <w:t>范围</w:t>
       </w:r>
-      <w:bookmarkEnd w:id="6"/>
-    </w:p>
-    <w:p>
-      <w:pPr>
-        <w:pStyle w:val="a1"/>
+      <w:bookmarkEnd w:id="5"/>
+    </w:p>
+    <w:p>
+      <w:pPr>
+        <w:pStyle w:val="29"/>
         <w:keepNext w:val="0"/>
         <w:keepLines w:val="0"/>
         <w:pageBreakBefore w:val="0"/>
@@ -4065,7 +4090,7 @@
     </w:p>
     <w:p>
       <w:pPr>
-        <w:pStyle w:val="1"/>
+        <w:pStyle w:val="28"/>
         <w:keepNext w:val="0"/>
         <w:keepLines w:val="0"/>
         <w:pageBreakBefore w:val="0"/>
@@ -4085,7 +4110,7 @@
           <w:lang w:val="en-US" w:eastAsia="zh-CN"/>
         </w:rPr>
       </w:pPr>
-      <w:bookmarkStart w:id="7" w:name="_Toc24417"/>
+      <w:bookmarkStart w:id="6" w:name="_Toc27293"/>
       <w:r>
         <w:rPr>
           <w:rFonts w:hint="default"/>
@@ -4093,11 +4118,11 @@
         </w:rPr>
         <w:t>术语定义</w:t>
       </w:r>
-      <w:bookmarkEnd w:id="7"/>
-    </w:p>
-    <w:p>
-      <w:pPr>
-        <w:pStyle w:val="a1"/>
+      <w:bookmarkEnd w:id="6"/>
+    </w:p>
+    <w:p>
+      <w:pPr>
+        <w:pStyle w:val="29"/>
         <w:keepNext w:val="0"/>
         <w:keepLines w:val="0"/>
         <w:pageBreakBefore w:val="0"/>
@@ -4127,7 +4152,7 @@
     </w:p>
     <w:p>
       <w:pPr>
-        <w:pStyle w:val="1"/>
+        <w:pStyle w:val="28"/>
         <w:keepNext w:val="0"/>
         <w:keepLines w:val="0"/>
         <w:pageBreakBefore w:val="0"/>
@@ -4147,7 +4172,7 @@
           <w:lang w:val="en-US" w:eastAsia="zh-CN"/>
         </w:rPr>
       </w:pPr>
-      <w:bookmarkStart w:id="8" w:name="_Toc25899"/>
+      <w:bookmarkStart w:id="7" w:name="_Toc1981"/>
       <w:r>
         <w:rPr>
           <w:rFonts w:hint="default"/>
@@ -4155,11 +4180,11 @@
         </w:rPr>
         <w:t>角色与职责</w:t>
       </w:r>
-      <w:bookmarkEnd w:id="8"/>
-    </w:p>
-    <w:p>
-      <w:pPr>
-        <w:pStyle w:val="2"/>
+      <w:bookmarkEnd w:id="7"/>
+    </w:p>
+    <w:p>
+      <w:pPr>
+        <w:pStyle w:val="30"/>
         <w:keepNext w:val="0"/>
         <w:keepLines w:val="0"/>
         <w:pageBreakBefore w:val="0"/>
@@ -4179,7 +4204,7 @@
           <w:lang w:val="en-US" w:eastAsia="zh-CN"/>
         </w:rPr>
       </w:pPr>
-      <w:bookmarkStart w:id="9" w:name="_Toc24848"/>
+      <w:bookmarkStart w:id="8" w:name="_Toc1536"/>
       <w:r>
         <w:rPr>
           <w:rFonts w:hint="eastAsia"/>
@@ -4187,11 +4212,11 @@
         </w:rPr>
         <w:t>总经理</w:t>
       </w:r>
-      <w:bookmarkEnd w:id="9"/>
-    </w:p>
-    <w:p>
-      <w:pPr>
-        <w:pStyle w:val="a1"/>
+      <w:bookmarkEnd w:id="8"/>
+    </w:p>
+    <w:p>
+      <w:pPr>
+        <w:pStyle w:val="29"/>
         <w:keepNext w:val="0"/>
         <w:keepLines w:val="0"/>
         <w:pageBreakBefore w:val="0"/>
@@ -4221,7 +4246,7 @@
     </w:p>
     <w:p>
       <w:pPr>
-        <w:pStyle w:val="2"/>
+        <w:pStyle w:val="30"/>
         <w:keepNext w:val="0"/>
         <w:keepLines w:val="0"/>
         <w:pageBreakBefore w:val="0"/>
@@ -4241,7 +4266,7 @@
           <w:lang w:val="en-US" w:eastAsia="zh-CN"/>
         </w:rPr>
       </w:pPr>
-      <w:bookmarkStart w:id="10" w:name="_Toc516"/>
+      <w:bookmarkStart w:id="9" w:name="_Toc24767"/>
       <w:r>
         <w:rPr>
           <w:rFonts w:hint="eastAsia"/>
@@ -4249,11 +4274,11 @@
         </w:rPr>
         <w:t>人力资源部</w:t>
       </w:r>
-      <w:bookmarkEnd w:id="10"/>
-    </w:p>
-    <w:p>
-      <w:pPr>
-        <w:pStyle w:val="a1"/>
+      <w:bookmarkEnd w:id="9"/>
+    </w:p>
+    <w:p>
+      <w:pPr>
+        <w:pStyle w:val="29"/>
         <w:keepNext w:val="0"/>
         <w:keepLines w:val="0"/>
         <w:pageBreakBefore w:val="0"/>
@@ -4283,7 +4308,7 @@
     </w:p>
     <w:p>
       <w:pPr>
-        <w:pStyle w:val="a1"/>
+        <w:pStyle w:val="29"/>
         <w:keepNext w:val="0"/>
         <w:keepLines w:val="0"/>
         <w:pageBreakBefore w:val="0"/>
@@ -4313,7 +4338,7 @@
     </w:p>
     <w:p>
       <w:pPr>
-        <w:pStyle w:val="2"/>
+        <w:pStyle w:val="30"/>
         <w:keepNext w:val="0"/>
         <w:keepLines w:val="0"/>
         <w:pageBreakBefore w:val="0"/>
@@ -4333,7 +4358,7 @@
           <w:lang w:val="en-US" w:eastAsia="zh-CN"/>
         </w:rPr>
       </w:pPr>
-      <w:bookmarkStart w:id="11" w:name="_Toc27632"/>
+      <w:bookmarkStart w:id="10" w:name="_Toc3229"/>
       <w:r>
         <w:rPr>
           <w:rFonts w:hint="eastAsia"/>
@@ -4341,11 +4366,11 @@
         </w:rPr>
         <w:t>其他运维相关部门</w:t>
       </w:r>
-      <w:bookmarkEnd w:id="11"/>
-    </w:p>
-    <w:p>
-      <w:pPr>
-        <w:pStyle w:val="a1"/>
+      <w:bookmarkEnd w:id="10"/>
+    </w:p>
+    <w:p>
+      <w:pPr>
+        <w:pStyle w:val="29"/>
         <w:keepNext w:val="0"/>
         <w:keepLines w:val="0"/>
         <w:pageBreakBefore w:val="0"/>
@@ -4375,7 +4400,7 @@
     </w:p>
     <w:p>
       <w:pPr>
-        <w:pStyle w:val="1"/>
+        <w:pStyle w:val="28"/>
         <w:keepNext w:val="0"/>
         <w:keepLines w:val="0"/>
         <w:pageBreakBefore w:val="0"/>
@@ -4395,7 +4420,7 @@
           <w:lang w:val="en-US" w:eastAsia="zh-CN"/>
         </w:rPr>
       </w:pPr>
-      <w:bookmarkStart w:id="12" w:name="_Toc26566"/>
+      <w:bookmarkStart w:id="11" w:name="_Toc24228"/>
       <w:r>
         <w:rPr>
           <w:rFonts w:hint="default"/>
@@ -4403,11 +4428,11 @@
         </w:rPr>
         <w:t>员工构成及岗位编制</w:t>
       </w:r>
-      <w:bookmarkEnd w:id="12"/>
-    </w:p>
-    <w:p>
-      <w:pPr>
-        <w:pStyle w:val="a1"/>
+      <w:bookmarkEnd w:id="11"/>
+    </w:p>
+    <w:p>
+      <w:pPr>
+        <w:pStyle w:val="29"/>
         <w:keepNext w:val="0"/>
         <w:keepLines w:val="0"/>
         <w:pageBreakBefore w:val="0"/>
@@ -4425,7 +4450,7 @@
         <w:bidi w:val="0"/>
         <w:adjustRightInd w:val="0"/>
         <w:snapToGrid w:val="0"/>
-        <w:ind w:left="425" w:hanging="425" w:leftChars="0" w:firstLineChars="0"/>
+        <w:ind w:left="425" w:leftChars="0" w:hanging="425" w:firstLineChars="0"/>
         <w:textAlignment w:val="baseline"/>
         <w:rPr>
           <w:rFonts w:hint="default"/>
@@ -4442,7 +4467,7 @@
     </w:p>
     <w:p>
       <w:pPr>
-        <w:pStyle w:val="a1"/>
+        <w:pStyle w:val="29"/>
         <w:keepNext w:val="0"/>
         <w:keepLines w:val="0"/>
         <w:pageBreakBefore w:val="0"/>
@@ -4460,7 +4485,7 @@
         <w:bidi w:val="0"/>
         <w:adjustRightInd w:val="0"/>
         <w:snapToGrid w:val="0"/>
-        <w:ind w:left="425" w:hanging="425" w:leftChars="0" w:firstLineChars="0"/>
+        <w:ind w:left="425" w:leftChars="0" w:hanging="425" w:firstLineChars="0"/>
         <w:textAlignment w:val="baseline"/>
         <w:rPr>
           <w:rFonts w:hint="default"/>
@@ -4491,7 +4516,7 @@
     </w:p>
     <w:p>
       <w:pPr>
-        <w:pStyle w:val="1"/>
+        <w:pStyle w:val="28"/>
         <w:keepNext w:val="0"/>
         <w:keepLines w:val="0"/>
         <w:pageBreakBefore w:val="0"/>
@@ -4511,7 +4536,7 @@
           <w:lang w:val="en-US" w:eastAsia="zh-CN"/>
         </w:rPr>
       </w:pPr>
-      <w:bookmarkStart w:id="13" w:name="_Toc10149"/>
+      <w:bookmarkStart w:id="12" w:name="_Toc2519"/>
       <w:r>
         <w:rPr>
           <w:rFonts w:hint="default"/>
@@ -4519,11 +4544,11 @@
         </w:rPr>
         <w:t>招聘计划</w:t>
       </w:r>
-      <w:bookmarkEnd w:id="13"/>
-    </w:p>
-    <w:p>
-      <w:pPr>
-        <w:pStyle w:val="2"/>
+      <w:bookmarkEnd w:id="12"/>
+    </w:p>
+    <w:p>
+      <w:pPr>
+        <w:pStyle w:val="30"/>
         <w:keepNext w:val="0"/>
         <w:keepLines w:val="0"/>
         <w:pageBreakBefore w:val="0"/>
@@ -4543,7 +4568,7 @@
           <w:lang w:val="en-US" w:eastAsia="zh-CN"/>
         </w:rPr>
       </w:pPr>
-      <w:bookmarkStart w:id="14" w:name="_Toc27987"/>
+      <w:bookmarkStart w:id="13" w:name="_Toc32217"/>
       <w:r>
         <w:rPr>
           <w:rFonts w:hint="default"/>
@@ -4551,11 +4576,11 @@
         </w:rPr>
         <w:t>部门年度计划</w:t>
       </w:r>
-      <w:bookmarkEnd w:id="14"/>
-    </w:p>
-    <w:p>
-      <w:pPr>
-        <w:pStyle w:val="a1"/>
+      <w:bookmarkEnd w:id="13"/>
+    </w:p>
+    <w:p>
+      <w:pPr>
+        <w:pStyle w:val="29"/>
         <w:keepNext w:val="0"/>
         <w:keepLines w:val="0"/>
         <w:pageBreakBefore w:val="0"/>
@@ -4580,12 +4605,54 @@
           <w:rFonts w:hint="default"/>
           <w:lang w:val="en-US" w:eastAsia="zh-CN"/>
         </w:rPr>
-        <w:t>各部门负责人每年12月根据本年度工作情况，下一年度部门规划、岗位需求，结合部门下一年度整体预算，考虑到员工离职、退职、人员异动等原因需要增添人员时，应将所需名额、工作岗位、任职条件、需到任日期以及申请理由等填写在《用工需求申请单》中提交公司审核。</w:t>
-      </w:r>
-    </w:p>
-    <w:p>
-      <w:pPr>
-        <w:pStyle w:val="2"/>
+        <w:t>各部门负责人每年</w:t>
+      </w:r>
+      <w:r>
+        <w:rPr>
+          <w:rFonts w:hint="eastAsia"/>
+          <w:lang w:val="en-US" w:eastAsia="zh-CN"/>
+        </w:rPr>
+        <w:t>6</w:t>
+      </w:r>
+      <w:r>
+        <w:rPr>
+          <w:rFonts w:hint="default"/>
+          <w:lang w:val="en-US" w:eastAsia="zh-CN"/>
+        </w:rPr>
+        <w:t>月根据本</w:t>
+      </w:r>
+      <w:r>
+        <w:rPr>
+          <w:rFonts w:hint="eastAsia"/>
+          <w:lang w:val="en-US" w:eastAsia="zh-CN"/>
+        </w:rPr>
+        <w:t>周期</w:t>
+      </w:r>
+      <w:r>
+        <w:rPr>
+          <w:rFonts w:hint="default"/>
+          <w:lang w:val="en-US" w:eastAsia="zh-CN"/>
+        </w:rPr>
+        <w:t>工作情况，下一</w:t>
+      </w:r>
+      <w:r>
+        <w:rPr>
+          <w:rFonts w:hint="eastAsia"/>
+          <w:lang w:val="en-US" w:eastAsia="zh-CN"/>
+        </w:rPr>
+        <w:t>周期</w:t>
+      </w:r>
+      <w:r>
+        <w:rPr>
+          <w:rFonts w:hint="default"/>
+          <w:lang w:val="en-US" w:eastAsia="zh-CN"/>
+        </w:rPr>
+        <w:t>部门规划、岗位需求，结合部门下一年度整体预算，考虑到员工离职、退职、人员异动等原因需要增添人员时，应将所需名额、工作岗位、任职条件、需到任日期以及申请理由等填写在《用工需求申请单》中提交公司审核。</w:t>
+      </w:r>
+    </w:p>
+    <w:p>
+      <w:pPr>
+        <w:pStyle w:val="30"/>
         <w:keepNext w:val="0"/>
         <w:keepLines w:val="0"/>
         <w:pageBreakBefore w:val="0"/>
@@ -4605,7 +4672,7 @@
           <w:lang w:val="en-US" w:eastAsia="zh-CN"/>
         </w:rPr>
       </w:pPr>
-      <w:bookmarkStart w:id="15" w:name="_Toc28180"/>
+      <w:bookmarkStart w:id="14" w:name="_Toc29879"/>
       <w:r>
         <w:rPr>
           <w:rFonts w:hint="default"/>
@@ -4613,11 +4680,11 @@
         </w:rPr>
         <w:t>公司年度计划</w:t>
       </w:r>
-      <w:bookmarkEnd w:id="15"/>
-    </w:p>
-    <w:p>
-      <w:pPr>
-        <w:pStyle w:val="a1"/>
+      <w:bookmarkEnd w:id="14"/>
+    </w:p>
+    <w:p>
+      <w:pPr>
+        <w:pStyle w:val="29"/>
         <w:keepNext w:val="0"/>
         <w:keepLines w:val="0"/>
         <w:pageBreakBefore w:val="0"/>
@@ -4649,12 +4716,26 @@
           <w:rFonts w:hint="default"/>
           <w:lang w:val="en-US" w:eastAsia="zh-CN"/>
         </w:rPr>
-        <w:t>经过分析、调查、反馈，并结合公司整体预算情况、公司发展规划及项目预测，对部门提交的人力资源规划进行审核，制定《公司年度人力资源规划表》报总经理审核签批。按流程负责组织招聘作业。</w:t>
-      </w:r>
-    </w:p>
-    <w:p>
-      <w:pPr>
-        <w:pStyle w:val="1"/>
+        <w:t>经过分析、调查、反馈，并结合公司整体预算情况、公司发展规划及项目预测，</w:t>
+      </w:r>
+      <w:r>
+        <w:rPr>
+          <w:rFonts w:hint="eastAsia"/>
+          <w:lang w:val="en-US" w:eastAsia="zh-CN"/>
+        </w:rPr>
+        <w:t>对各</w:t>
+      </w:r>
+      <w:r>
+        <w:rPr>
+          <w:rFonts w:hint="default"/>
+          <w:lang w:val="en-US" w:eastAsia="zh-CN"/>
+        </w:rPr>
+        <w:t>部门提交的人力资源规划进行审核，制定《公司年度人力资源规划表》报总经理审核签批。按流程负责组织招聘作业。</w:t>
+      </w:r>
+    </w:p>
+    <w:p>
+      <w:pPr>
+        <w:pStyle w:val="28"/>
         <w:keepNext w:val="0"/>
         <w:keepLines w:val="0"/>
         <w:pageBreakBefore w:val="0"/>
@@ -4674,7 +4755,7 @@
           <w:lang w:val="en-US" w:eastAsia="zh-CN"/>
         </w:rPr>
       </w:pPr>
-      <w:bookmarkStart w:id="16" w:name="_Toc4451"/>
+      <w:bookmarkStart w:id="15" w:name="_Toc15455"/>
       <w:r>
         <w:rPr>
           <w:rFonts w:hint="default"/>
@@ -4682,11 +4763,11 @@
         </w:rPr>
         <w:t>招聘渠道</w:t>
       </w:r>
-      <w:bookmarkEnd w:id="16"/>
-    </w:p>
-    <w:p>
-      <w:pPr>
-        <w:pStyle w:val="2"/>
+      <w:bookmarkEnd w:id="15"/>
+    </w:p>
+    <w:p>
+      <w:pPr>
+        <w:pStyle w:val="30"/>
         <w:keepNext w:val="0"/>
         <w:keepLines w:val="0"/>
         <w:pageBreakBefore w:val="0"/>
@@ -4706,7 +4787,7 @@
           <w:lang w:val="en-US" w:eastAsia="zh-CN"/>
         </w:rPr>
       </w:pPr>
-      <w:bookmarkStart w:id="17" w:name="_Toc9714"/>
+      <w:bookmarkStart w:id="16" w:name="_Toc12752"/>
       <w:r>
         <w:rPr>
           <w:rFonts w:hint="default"/>
@@ -4714,11 +4795,11 @@
         </w:rPr>
         <w:t>招聘原则</w:t>
       </w:r>
-      <w:bookmarkEnd w:id="17"/>
-    </w:p>
-    <w:p>
-      <w:pPr>
-        <w:pStyle w:val="a1"/>
+      <w:bookmarkEnd w:id="16"/>
+    </w:p>
+    <w:p>
+      <w:pPr>
+        <w:pStyle w:val="29"/>
         <w:keepNext w:val="0"/>
         <w:keepLines w:val="0"/>
         <w:pageBreakBefore w:val="0"/>
@@ -4748,7 +4829,7 @@
     </w:p>
     <w:p>
       <w:pPr>
-        <w:pStyle w:val="2"/>
+        <w:pStyle w:val="30"/>
         <w:keepNext w:val="0"/>
         <w:keepLines w:val="0"/>
         <w:pageBreakBefore w:val="0"/>
@@ -4773,7 +4854,7 @@
           <w:lang w:val="en-US" w:eastAsia="zh-CN"/>
         </w:rPr>
       </w:pPr>
-      <w:bookmarkStart w:id="18" w:name="_Toc24391"/>
+      <w:bookmarkStart w:id="17" w:name="_Toc14516"/>
       <w:r>
         <w:rPr>
           <w:rFonts w:hint="default"/>
@@ -4781,11 +4862,11 @@
         </w:rPr>
         <w:t>7.2. 招聘渠道</w:t>
       </w:r>
-      <w:bookmarkEnd w:id="18"/>
-    </w:p>
-    <w:p>
-      <w:pPr>
-        <w:pStyle w:val="a1"/>
+      <w:bookmarkEnd w:id="17"/>
+    </w:p>
+    <w:p>
+      <w:pPr>
+        <w:pStyle w:val="29"/>
         <w:keepNext w:val="0"/>
         <w:keepLines w:val="0"/>
         <w:pageBreakBefore w:val="0"/>
@@ -4815,7 +4896,7 @@
     </w:p>
     <w:p>
       <w:pPr>
-        <w:pStyle w:val="a1"/>
+        <w:pStyle w:val="29"/>
         <w:keepNext w:val="0"/>
         <w:keepLines w:val="0"/>
         <w:pageBreakBefore w:val="0"/>
@@ -4859,7 +4940,7 @@
     </w:p>
     <w:p>
       <w:pPr>
-        <w:pStyle w:val="a1"/>
+        <w:pStyle w:val="29"/>
         <w:keepNext w:val="0"/>
         <w:keepLines w:val="0"/>
         <w:pageBreakBefore w:val="0"/>
@@ -4898,12 +4979,26 @@
           <w:rFonts w:hint="default"/>
           <w:lang w:val="en-US" w:eastAsia="zh-CN"/>
         </w:rPr>
-        <w:t>负责媒体渠道的拓展与维护，如网络招聘广告、报刊杂志招聘广告等。</w:t>
-      </w:r>
-    </w:p>
-    <w:p>
-      <w:pPr>
-        <w:pStyle w:val="a1"/>
+        <w:t>负责媒体渠道的拓展与维护，如网络招聘广告、</w:t>
+      </w:r>
+      <w:r>
+        <w:rPr>
+          <w:rFonts w:hint="eastAsia"/>
+          <w:lang w:val="en-US" w:eastAsia="zh-CN"/>
+        </w:rPr>
+        <w:t>报刊</w:t>
+      </w:r>
+      <w:r>
+        <w:rPr>
+          <w:rFonts w:hint="default"/>
+          <w:lang w:val="en-US" w:eastAsia="zh-CN"/>
+        </w:rPr>
+        <w:t>招聘广告等。</w:t>
+      </w:r>
+    </w:p>
+    <w:p>
+      <w:pPr>
+        <w:pStyle w:val="29"/>
         <w:keepNext w:val="0"/>
         <w:keepLines w:val="0"/>
         <w:pageBreakBefore w:val="0"/>
@@ -4933,7 +5028,7 @@
     </w:p>
     <w:p>
       <w:pPr>
-        <w:pStyle w:val="a1"/>
+        <w:pStyle w:val="29"/>
         <w:keepNext w:val="0"/>
         <w:keepLines w:val="0"/>
         <w:pageBreakBefore w:val="0"/>
@@ -4977,7 +5072,7 @@
     </w:p>
     <w:p>
       <w:pPr>
-        <w:pStyle w:val="1"/>
+        <w:pStyle w:val="28"/>
         <w:keepNext w:val="0"/>
         <w:keepLines w:val="0"/>
         <w:pageBreakBefore w:val="0"/>
@@ -4997,7 +5092,7 @@
           <w:lang w:val="en-US" w:eastAsia="zh-CN"/>
         </w:rPr>
       </w:pPr>
-      <w:bookmarkStart w:id="19" w:name="_Toc14064"/>
+      <w:bookmarkStart w:id="18" w:name="_Toc18705"/>
       <w:r>
         <w:rPr>
           <w:rFonts w:hint="default"/>
@@ -5005,11 +5100,11 @@
         </w:rPr>
         <w:t>招聘流程</w:t>
       </w:r>
-      <w:bookmarkEnd w:id="19"/>
-    </w:p>
-    <w:p>
-      <w:pPr>
-        <w:pStyle w:val="2"/>
+      <w:bookmarkEnd w:id="18"/>
+    </w:p>
+    <w:p>
+      <w:pPr>
+        <w:pStyle w:val="30"/>
         <w:keepNext w:val="0"/>
         <w:keepLines w:val="0"/>
         <w:pageBreakBefore w:val="0"/>
@@ -5029,7 +5124,7 @@
           <w:lang w:val="en-US" w:eastAsia="zh-CN"/>
         </w:rPr>
       </w:pPr>
-      <w:bookmarkStart w:id="20" w:name="_Toc10985"/>
+      <w:bookmarkStart w:id="19" w:name="_Toc22730"/>
       <w:r>
         <w:rPr>
           <w:rFonts w:hint="default"/>
@@ -5037,11 +5132,11 @@
         </w:rPr>
         <w:t>招聘组织</w:t>
       </w:r>
-      <w:bookmarkEnd w:id="20"/>
-    </w:p>
-    <w:p>
-      <w:pPr>
-        <w:pStyle w:val="a1"/>
+      <w:bookmarkEnd w:id="19"/>
+    </w:p>
+    <w:p>
+      <w:pPr>
+        <w:pStyle w:val="29"/>
         <w:keepNext w:val="0"/>
         <w:keepLines w:val="0"/>
         <w:pageBreakBefore w:val="0"/>
@@ -5078,7 +5173,7 @@
     </w:p>
     <w:p>
       <w:pPr>
-        <w:pStyle w:val="2"/>
+        <w:pStyle w:val="30"/>
         <w:keepNext w:val="0"/>
         <w:keepLines w:val="0"/>
         <w:pageBreakBefore w:val="0"/>
@@ -5098,7 +5193,7 @@
           <w:lang w:val="en-US" w:eastAsia="zh-CN"/>
         </w:rPr>
       </w:pPr>
-      <w:bookmarkStart w:id="21" w:name="_Toc3150"/>
+      <w:bookmarkStart w:id="20" w:name="_Toc5988"/>
       <w:r>
         <w:rPr>
           <w:rFonts w:hint="default"/>
@@ -5106,11 +5201,11 @@
         </w:rPr>
         <w:t>招聘前期</w:t>
       </w:r>
-      <w:bookmarkEnd w:id="21"/>
-    </w:p>
-    <w:p>
-      <w:pPr>
-        <w:pStyle w:val="a1"/>
+      <w:bookmarkEnd w:id="20"/>
+    </w:p>
+    <w:p>
+      <w:pPr>
+        <w:pStyle w:val="29"/>
         <w:keepNext w:val="0"/>
         <w:keepLines w:val="0"/>
         <w:pageBreakBefore w:val="0"/>
@@ -5175,7 +5270,7 @@
     </w:p>
     <w:p>
       <w:pPr>
-        <w:pStyle w:val="2"/>
+        <w:pStyle w:val="30"/>
         <w:keepNext w:val="0"/>
         <w:keepLines w:val="0"/>
         <w:pageBreakBefore w:val="0"/>
@@ -5195,7 +5290,7 @@
           <w:lang w:val="en-US" w:eastAsia="zh-CN"/>
         </w:rPr>
       </w:pPr>
-      <w:bookmarkStart w:id="22" w:name="_Toc26018"/>
+      <w:bookmarkStart w:id="21" w:name="_Toc16823"/>
       <w:r>
         <w:rPr>
           <w:rFonts w:hint="default"/>
@@ -5203,11 +5298,11 @@
         </w:rPr>
         <w:t>面试</w:t>
       </w:r>
-      <w:bookmarkEnd w:id="22"/>
-    </w:p>
-    <w:p>
-      <w:pPr>
-        <w:pStyle w:val="a1"/>
+      <w:bookmarkEnd w:id="21"/>
+    </w:p>
+    <w:p>
+      <w:pPr>
+        <w:pStyle w:val="29"/>
         <w:keepNext w:val="0"/>
         <w:keepLines w:val="0"/>
         <w:pageBreakBefore w:val="0"/>
@@ -5237,7 +5332,7 @@
     </w:p>
     <w:p>
       <w:pPr>
-        <w:pStyle w:val="a1"/>
+        <w:pStyle w:val="29"/>
         <w:keepNext w:val="0"/>
         <w:keepLines w:val="0"/>
         <w:pageBreakBefore w:val="0"/>
@@ -5267,7 +5362,7 @@
     </w:p>
     <w:p>
       <w:pPr>
-        <w:pStyle w:val="a1"/>
+        <w:pStyle w:val="29"/>
         <w:keepNext w:val="0"/>
         <w:keepLines w:val="0"/>
         <w:pageBreakBefore w:val="0"/>
@@ -5304,7 +5399,7 @@
     </w:p>
     <w:p>
       <w:pPr>
-        <w:pStyle w:val="a1"/>
+        <w:pStyle w:val="29"/>
         <w:keepNext w:val="0"/>
         <w:keepLines w:val="0"/>
         <w:pageBreakBefore w:val="0"/>
@@ -5362,7 +5457,7 @@
     </w:p>
     <w:p>
       <w:pPr>
-        <w:pStyle w:val="a1"/>
+        <w:pStyle w:val="29"/>
         <w:keepNext w:val="0"/>
         <w:keepLines w:val="0"/>
         <w:pageBreakBefore w:val="0"/>
@@ -5462,7 +5557,7 @@
     </w:p>
     <w:p>
       <w:pPr>
-        <w:pStyle w:val="a1"/>
+        <w:pStyle w:val="29"/>
         <w:keepNext w:val="0"/>
         <w:keepLines w:val="0"/>
         <w:pageBreakBefore w:val="0"/>
@@ -5506,7 +5601,7 @@
     </w:p>
     <w:p>
       <w:pPr>
-        <w:pStyle w:val="2"/>
+        <w:pStyle w:val="30"/>
         <w:keepNext w:val="0"/>
         <w:keepLines w:val="0"/>
         <w:pageBreakBefore w:val="0"/>
@@ -5526,7 +5621,7 @@
           <w:lang w:val="en-US" w:eastAsia="zh-CN"/>
         </w:rPr>
       </w:pPr>
-      <w:bookmarkStart w:id="23" w:name="_Toc201"/>
+      <w:bookmarkStart w:id="22" w:name="_Toc16908"/>
       <w:r>
         <w:rPr>
           <w:rFonts w:hint="default"/>
@@ -5534,11 +5629,11 @@
         </w:rPr>
         <w:t>招聘后期</w:t>
       </w:r>
-      <w:bookmarkEnd w:id="23"/>
-    </w:p>
-    <w:p>
-      <w:pPr>
-        <w:pStyle w:val="a1"/>
+      <w:bookmarkEnd w:id="22"/>
+    </w:p>
+    <w:p>
+      <w:pPr>
+        <w:pStyle w:val="29"/>
         <w:keepNext w:val="0"/>
         <w:keepLines w:val="0"/>
         <w:pageBreakBefore w:val="0"/>
@@ -5570,12 +5665,21 @@
           <w:rFonts w:hint="default"/>
           <w:lang w:val="en-US" w:eastAsia="zh-CN"/>
         </w:rPr>
-        <w:t>对拟录用人选做适当的背景调查，如发现问题则不予录用，否则，向已决定录用的合格人选发出录用通知（电话、书面或Email）并告知用人部门负责人。通知中包括：新员工具体的上岗日期、岗位、合同期等，以及上岗当日应带齐资料（照片、学历/学位证书、职称证书、职业资格证书、与原单位解除劳动关系证明、社保证明等），用人部门负责指定新员工的导师。</w:t>
-      </w:r>
-    </w:p>
-    <w:p>
-      <w:pPr>
-        <w:pStyle w:val="1"/>
+        <w:t>对拟录用人选做适当的背景调查，如发现问题则不予录用，否则，向已决定录用的合格人选发出录用通知</w:t>
+      </w:r>
+      <w:bookmarkStart w:id="35" w:name="_GoBack"/>
+      <w:bookmarkEnd w:id="35"/>
+      <w:r>
+        <w:rPr>
+          <w:rFonts w:hint="default"/>
+          <w:lang w:val="en-US" w:eastAsia="zh-CN"/>
+        </w:rPr>
+        <w:t>并告知用人部门负责人。通知中包括：新员工具体的上岗日期、岗位、合同期等，以及上岗当日应带齐资料（照片、学历/学位证书、职称证书、职业资格证书、与原单位解除劳动关系证明、社保证明等），用人部门负责指定新员工的导师。</w:t>
+      </w:r>
+    </w:p>
+    <w:p>
+      <w:pPr>
+        <w:pStyle w:val="28"/>
         <w:keepNext w:val="0"/>
         <w:keepLines w:val="0"/>
         <w:pageBreakBefore w:val="0"/>
@@ -5595,7 +5699,7 @@
           <w:lang w:val="en-US" w:eastAsia="zh-CN"/>
         </w:rPr>
       </w:pPr>
-      <w:bookmarkStart w:id="24" w:name="_Toc6874"/>
+      <w:bookmarkStart w:id="23" w:name="_Toc28180"/>
       <w:r>
         <w:rPr>
           <w:rFonts w:hint="default"/>
@@ -5603,11 +5707,11 @@
         </w:rPr>
         <w:t>报到</w:t>
       </w:r>
-      <w:bookmarkEnd w:id="24"/>
-    </w:p>
-    <w:p>
-      <w:pPr>
-        <w:pStyle w:val="2"/>
+      <w:bookmarkEnd w:id="23"/>
+    </w:p>
+    <w:p>
+      <w:pPr>
+        <w:pStyle w:val="30"/>
         <w:keepNext w:val="0"/>
         <w:keepLines w:val="0"/>
         <w:pageBreakBefore w:val="0"/>
@@ -5627,7 +5731,7 @@
           <w:lang w:val="en-US" w:eastAsia="zh-CN"/>
         </w:rPr>
       </w:pPr>
-      <w:bookmarkStart w:id="25" w:name="_Toc10057"/>
+      <w:bookmarkStart w:id="24" w:name="_Toc8729"/>
       <w:r>
         <w:rPr>
           <w:rFonts w:hint="default"/>
@@ -5635,11 +5739,11 @@
         </w:rPr>
         <w:t>报到通知</w:t>
       </w:r>
-      <w:bookmarkEnd w:id="25"/>
-    </w:p>
-    <w:p>
-      <w:pPr>
-        <w:pStyle w:val="a1"/>
+      <w:bookmarkEnd w:id="24"/>
+    </w:p>
+    <w:p>
+      <w:pPr>
+        <w:pStyle w:val="29"/>
         <w:keepNext w:val="0"/>
         <w:keepLines w:val="0"/>
         <w:pageBreakBefore w:val="0"/>
@@ -5690,7 +5794,7 @@
     </w:p>
     <w:p>
       <w:pPr>
-        <w:pStyle w:val="2"/>
+        <w:pStyle w:val="30"/>
         <w:keepNext w:val="0"/>
         <w:keepLines w:val="0"/>
         <w:pageBreakBefore w:val="0"/>
@@ -5710,7 +5814,7 @@
           <w:lang w:val="en-US" w:eastAsia="zh-CN"/>
         </w:rPr>
       </w:pPr>
-      <w:bookmarkStart w:id="26" w:name="_Toc23181"/>
+      <w:bookmarkStart w:id="25" w:name="_Toc24609"/>
       <w:r>
         <w:rPr>
           <w:rFonts w:hint="default"/>
@@ -5718,11 +5822,11 @@
         </w:rPr>
         <w:t>入职准备</w:t>
       </w:r>
-      <w:bookmarkEnd w:id="26"/>
-    </w:p>
-    <w:p>
-      <w:pPr>
-        <w:pStyle w:val="a1"/>
+      <w:bookmarkEnd w:id="25"/>
+    </w:p>
+    <w:p>
+      <w:pPr>
+        <w:pStyle w:val="29"/>
         <w:keepNext w:val="0"/>
         <w:keepLines w:val="0"/>
         <w:pageBreakBefore w:val="0"/>
@@ -5759,7 +5863,7 @@
     </w:p>
     <w:p>
       <w:pPr>
-        <w:pStyle w:val="a1"/>
+        <w:pStyle w:val="29"/>
         <w:keepNext w:val="0"/>
         <w:keepLines w:val="0"/>
         <w:pageBreakBefore w:val="0"/>
@@ -5796,7 +5900,7 @@
     </w:p>
     <w:p>
       <w:pPr>
-        <w:pStyle w:val="2"/>
+        <w:pStyle w:val="30"/>
         <w:keepNext w:val="0"/>
         <w:keepLines w:val="0"/>
         <w:pageBreakBefore w:val="0"/>
@@ -5816,7 +5920,7 @@
           <w:lang w:val="en-US" w:eastAsia="zh-CN"/>
         </w:rPr>
       </w:pPr>
-      <w:bookmarkStart w:id="27" w:name="_Toc15803"/>
+      <w:bookmarkStart w:id="26" w:name="_Toc20598"/>
       <w:r>
         <w:rPr>
           <w:rFonts w:hint="default"/>
@@ -5824,11 +5928,11 @@
         </w:rPr>
         <w:t>入职过程</w:t>
       </w:r>
-      <w:bookmarkEnd w:id="27"/>
-    </w:p>
-    <w:p>
-      <w:pPr>
-        <w:pStyle w:val="a1"/>
+      <w:bookmarkEnd w:id="26"/>
+    </w:p>
+    <w:p>
+      <w:pPr>
+        <w:pStyle w:val="29"/>
         <w:keepNext w:val="0"/>
         <w:keepLines w:val="0"/>
         <w:pageBreakBefore w:val="0"/>
@@ -5872,7 +5976,7 @@
     </w:p>
     <w:p>
       <w:pPr>
-        <w:pStyle w:val="a1"/>
+        <w:pStyle w:val="29"/>
         <w:keepNext w:val="0"/>
         <w:keepLines w:val="0"/>
         <w:pageBreakBefore w:val="0"/>
@@ -5930,7 +6034,7 @@
     </w:p>
     <w:p>
       <w:pPr>
-        <w:pStyle w:val="a1"/>
+        <w:pStyle w:val="29"/>
         <w:keepNext w:val="0"/>
         <w:keepLines w:val="0"/>
         <w:pageBreakBefore w:val="0"/>
@@ -5988,7 +6092,7 @@
     </w:p>
     <w:p>
       <w:pPr>
-        <w:pStyle w:val="a1"/>
+        <w:pStyle w:val="29"/>
         <w:keepNext w:val="0"/>
         <w:keepLines w:val="0"/>
         <w:pageBreakBefore w:val="0"/>
@@ -6032,7 +6136,7 @@
     </w:p>
     <w:p>
       <w:pPr>
-        <w:pStyle w:val="1"/>
+        <w:pStyle w:val="28"/>
         <w:keepNext w:val="0"/>
         <w:keepLines w:val="0"/>
         <w:pageBreakBefore w:val="0"/>
@@ -6052,7 +6156,7 @@
           <w:lang w:val="en-US" w:eastAsia="zh-CN"/>
         </w:rPr>
       </w:pPr>
-      <w:bookmarkStart w:id="28" w:name="_Toc18739"/>
+      <w:bookmarkStart w:id="27" w:name="_Toc5664"/>
       <w:r>
         <w:rPr>
           <w:rFonts w:hint="default"/>
@@ -6060,30 +6164,30 @@
         </w:rPr>
         <w:t>试用与转正</w:t>
       </w:r>
+      <w:bookmarkEnd w:id="27"/>
+    </w:p>
+    <w:p>
+      <w:pPr>
+        <w:pStyle w:val="30"/>
+        <w:bidi w:val="0"/>
+        <w:rPr>
+          <w:rFonts w:hint="default"/>
+          <w:lang w:val="en-US" w:eastAsia="zh-CN"/>
+        </w:rPr>
+      </w:pPr>
+      <w:bookmarkStart w:id="28" w:name="_Toc32596"/>
+      <w:r>
+        <w:rPr>
+          <w:rFonts w:hint="default"/>
+          <w:lang w:val="en-US" w:eastAsia="zh-CN"/>
+        </w:rPr>
+        <w:t>试用期制</w:t>
+      </w:r>
       <w:bookmarkEnd w:id="28"/>
     </w:p>
     <w:p>
       <w:pPr>
-        <w:pStyle w:val="2"/>
-        <w:bidi w:val="0"/>
-        <w:rPr>
-          <w:rFonts w:hint="default"/>
-          <w:lang w:val="en-US" w:eastAsia="zh-CN"/>
-        </w:rPr>
-      </w:pPr>
-      <w:bookmarkStart w:id="29" w:name="_Toc17399"/>
-      <w:r>
-        <w:rPr>
-          <w:rFonts w:hint="default"/>
-          <w:lang w:val="en-US" w:eastAsia="zh-CN"/>
-        </w:rPr>
-        <w:t>试用期制</w:t>
-      </w:r>
-      <w:bookmarkEnd w:id="29"/>
-    </w:p>
-    <w:p>
-      <w:pPr>
-        <w:pStyle w:val="a1"/>
+        <w:pStyle w:val="29"/>
         <w:keepNext w:val="0"/>
         <w:keepLines w:val="0"/>
         <w:pageBreakBefore w:val="0"/>
@@ -6101,7 +6205,7 @@
         <w:bidi w:val="0"/>
         <w:adjustRightInd w:val="0"/>
         <w:snapToGrid w:val="0"/>
-        <w:ind w:left="425" w:hanging="425" w:leftChars="0" w:firstLineChars="0"/>
+        <w:ind w:left="425" w:leftChars="0" w:hanging="425" w:firstLineChars="0"/>
         <w:textAlignment w:val="baseline"/>
         <w:rPr>
           <w:rFonts w:hint="default"/>
@@ -6132,7 +6236,7 @@
     </w:p>
     <w:p>
       <w:pPr>
-        <w:pStyle w:val="a1"/>
+        <w:pStyle w:val="29"/>
         <w:keepNext w:val="0"/>
         <w:keepLines w:val="0"/>
         <w:pageBreakBefore w:val="0"/>
@@ -6150,7 +6254,7 @@
         <w:bidi w:val="0"/>
         <w:adjustRightInd w:val="0"/>
         <w:snapToGrid w:val="0"/>
-        <w:ind w:left="425" w:hanging="425" w:leftChars="0" w:firstLineChars="0"/>
+        <w:ind w:left="425" w:leftChars="0" w:hanging="425" w:firstLineChars="0"/>
         <w:textAlignment w:val="baseline"/>
         <w:rPr>
           <w:rFonts w:hint="default"/>
@@ -6167,7 +6271,7 @@
     </w:p>
     <w:p>
       <w:pPr>
-        <w:pStyle w:val="a1"/>
+        <w:pStyle w:val="29"/>
         <w:keepNext w:val="0"/>
         <w:keepLines w:val="0"/>
         <w:pageBreakBefore w:val="0"/>
@@ -6185,7 +6289,7 @@
         <w:bidi w:val="0"/>
         <w:adjustRightInd w:val="0"/>
         <w:snapToGrid w:val="0"/>
-        <w:ind w:left="425" w:hanging="425" w:leftChars="0" w:firstLineChars="0"/>
+        <w:ind w:left="425" w:leftChars="0" w:hanging="425" w:firstLineChars="0"/>
         <w:textAlignment w:val="baseline"/>
         <w:rPr>
           <w:rFonts w:hint="default"/>
@@ -6216,7 +6320,7 @@
     </w:p>
     <w:p>
       <w:pPr>
-        <w:pStyle w:val="a1"/>
+        <w:pStyle w:val="29"/>
         <w:keepNext w:val="0"/>
         <w:keepLines w:val="0"/>
         <w:pageBreakBefore w:val="0"/>
@@ -6234,7 +6338,7 @@
         <w:bidi w:val="0"/>
         <w:adjustRightInd w:val="0"/>
         <w:snapToGrid w:val="0"/>
-        <w:ind w:left="425" w:hanging="425" w:leftChars="0" w:firstLineChars="0"/>
+        <w:ind w:left="425" w:leftChars="0" w:hanging="425" w:firstLineChars="0"/>
         <w:textAlignment w:val="baseline"/>
         <w:rPr>
           <w:rFonts w:hint="default"/>
@@ -6251,14 +6355,14 @@
     </w:p>
     <w:p>
       <w:pPr>
-        <w:pStyle w:val="2"/>
+        <w:pStyle w:val="30"/>
         <w:bidi w:val="0"/>
         <w:rPr>
           <w:rFonts w:hint="default"/>
           <w:lang w:val="en-US" w:eastAsia="zh-CN"/>
         </w:rPr>
       </w:pPr>
-      <w:bookmarkStart w:id="30" w:name="_Toc1941"/>
+      <w:bookmarkStart w:id="29" w:name="_Toc23185"/>
       <w:r>
         <w:rPr>
           <w:rFonts w:hint="default"/>
@@ -6266,11 +6370,11 @@
         </w:rPr>
         <w:t>试用期考核</w:t>
       </w:r>
-      <w:bookmarkEnd w:id="30"/>
-    </w:p>
-    <w:p>
-      <w:pPr>
-        <w:pStyle w:val="a1"/>
+      <w:bookmarkEnd w:id="29"/>
+    </w:p>
+    <w:p>
+      <w:pPr>
+        <w:pStyle w:val="29"/>
         <w:keepNext w:val="0"/>
         <w:keepLines w:val="0"/>
         <w:pageBreakBefore w:val="0"/>
@@ -6321,14 +6425,14 @@
     </w:p>
     <w:p>
       <w:pPr>
-        <w:pStyle w:val="2"/>
+        <w:pStyle w:val="30"/>
         <w:bidi w:val="0"/>
         <w:rPr>
           <w:rFonts w:hint="default"/>
           <w:lang w:val="en-US" w:eastAsia="zh-CN"/>
         </w:rPr>
       </w:pPr>
-      <w:bookmarkStart w:id="31" w:name="_Toc16042"/>
+      <w:bookmarkStart w:id="30" w:name="_Toc29697"/>
       <w:r>
         <w:rPr>
           <w:rFonts w:hint="default"/>
@@ -6336,11 +6440,11 @@
         </w:rPr>
         <w:t>转正</w:t>
       </w:r>
-      <w:bookmarkEnd w:id="31"/>
-    </w:p>
-    <w:p>
-      <w:pPr>
-        <w:pStyle w:val="a1"/>
+      <w:bookmarkEnd w:id="30"/>
+    </w:p>
+    <w:p>
+      <w:pPr>
+        <w:pStyle w:val="29"/>
         <w:keepNext w:val="0"/>
         <w:keepLines w:val="0"/>
         <w:pageBreakBefore w:val="0"/>
@@ -6398,7 +6502,7 @@
     </w:p>
     <w:p>
       <w:pPr>
-        <w:pStyle w:val="a1"/>
+        <w:pStyle w:val="29"/>
         <w:keepNext w:val="0"/>
         <w:keepLines w:val="0"/>
         <w:pageBreakBefore w:val="0"/>
@@ -6442,7 +6546,7 @@
     </w:p>
     <w:p>
       <w:pPr>
-        <w:pStyle w:val="a1"/>
+        <w:pStyle w:val="29"/>
         <w:keepNext w:val="0"/>
         <w:keepLines w:val="0"/>
         <w:pageBreakBefore w:val="0"/>
@@ -6479,7 +6583,7 @@
     </w:p>
     <w:p>
       <w:pPr>
-        <w:pStyle w:val="a1"/>
+        <w:pStyle w:val="29"/>
         <w:keepNext w:val="0"/>
         <w:keepLines w:val="0"/>
         <w:pageBreakBefore w:val="0"/>
@@ -6523,7 +6627,7 @@
     </w:p>
     <w:p>
       <w:pPr>
-        <w:pStyle w:val="a1"/>
+        <w:pStyle w:val="29"/>
         <w:keepNext w:val="0"/>
         <w:keepLines w:val="0"/>
         <w:pageBreakBefore w:val="0"/>
@@ -6553,7 +6657,7 @@
     </w:p>
     <w:p>
       <w:pPr>
-        <w:pStyle w:val="1"/>
+        <w:pStyle w:val="28"/>
         <w:keepNext w:val="0"/>
         <w:keepLines w:val="0"/>
         <w:pageBreakBefore w:val="0"/>
@@ -6573,7 +6677,7 @@
           <w:lang w:val="en-US" w:eastAsia="zh-CN"/>
         </w:rPr>
       </w:pPr>
-      <w:bookmarkStart w:id="32" w:name="_Toc31379"/>
+      <w:bookmarkStart w:id="31" w:name="_Toc5931"/>
       <w:r>
         <w:rPr>
           <w:rFonts w:hint="default"/>
@@ -6581,30 +6685,30 @@
         </w:rPr>
         <w:t>日常管理</w:t>
       </w:r>
+      <w:bookmarkEnd w:id="31"/>
+    </w:p>
+    <w:p>
+      <w:pPr>
+        <w:pStyle w:val="30"/>
+        <w:bidi w:val="0"/>
+        <w:rPr>
+          <w:rFonts w:hint="default"/>
+          <w:lang w:val="en-US" w:eastAsia="zh-CN"/>
+        </w:rPr>
+      </w:pPr>
+      <w:bookmarkStart w:id="32" w:name="_Toc19566"/>
+      <w:r>
+        <w:rPr>
+          <w:rFonts w:hint="default"/>
+          <w:lang w:val="en-US" w:eastAsia="zh-CN"/>
+        </w:rPr>
+        <w:t>归口管理部门</w:t>
+      </w:r>
       <w:bookmarkEnd w:id="32"/>
     </w:p>
     <w:p>
       <w:pPr>
-        <w:pStyle w:val="2"/>
-        <w:bidi w:val="0"/>
-        <w:rPr>
-          <w:rFonts w:hint="default"/>
-          <w:lang w:val="en-US" w:eastAsia="zh-CN"/>
-        </w:rPr>
-      </w:pPr>
-      <w:bookmarkStart w:id="33" w:name="_Toc11916"/>
-      <w:r>
-        <w:rPr>
-          <w:rFonts w:hint="default"/>
-          <w:lang w:val="en-US" w:eastAsia="zh-CN"/>
-        </w:rPr>
-        <w:t>归口管理部门</w:t>
-      </w:r>
-      <w:bookmarkEnd w:id="33"/>
-    </w:p>
-    <w:p>
-      <w:pPr>
-        <w:pStyle w:val="a1"/>
+        <w:pStyle w:val="29"/>
         <w:keepNext w:val="0"/>
         <w:keepLines w:val="0"/>
         <w:pageBreakBefore w:val="0"/>
@@ -6648,14 +6752,14 @@
     </w:p>
     <w:p>
       <w:pPr>
-        <w:pStyle w:val="2"/>
+        <w:pStyle w:val="30"/>
         <w:bidi w:val="0"/>
         <w:rPr>
           <w:rFonts w:hint="default"/>
           <w:lang w:val="en-US" w:eastAsia="zh-CN"/>
         </w:rPr>
       </w:pPr>
-      <w:bookmarkStart w:id="34" w:name="_Toc31219"/>
+      <w:bookmarkStart w:id="33" w:name="_Toc18635"/>
       <w:r>
         <w:rPr>
           <w:rFonts w:hint="default"/>
@@ -6663,11 +6767,11 @@
         </w:rPr>
         <w:t>日常管理</w:t>
       </w:r>
-      <w:bookmarkEnd w:id="34"/>
-    </w:p>
-    <w:p>
-      <w:pPr>
-        <w:pStyle w:val="a1"/>
+      <w:bookmarkEnd w:id="33"/>
+    </w:p>
+    <w:p>
+      <w:pPr>
+        <w:pStyle w:val="29"/>
         <w:keepNext w:val="0"/>
         <w:keepLines w:val="0"/>
         <w:pageBreakBefore w:val="0"/>
@@ -6697,14 +6801,14 @@
     </w:p>
     <w:p>
       <w:pPr>
-        <w:pStyle w:val="1"/>
+        <w:pStyle w:val="28"/>
         <w:bidi w:val="0"/>
         <w:rPr>
           <w:rFonts w:hint="default"/>
           <w:lang w:val="en-US" w:eastAsia="zh-CN"/>
         </w:rPr>
       </w:pPr>
-      <w:bookmarkStart w:id="35" w:name="_Toc18043"/>
+      <w:bookmarkStart w:id="34" w:name="_Toc22003"/>
       <w:r>
         <w:rPr>
           <w:rFonts w:hint="eastAsia"/>
@@ -6712,21 +6816,22 @@
         </w:rPr>
         <w:t>KPI指标</w:t>
       </w:r>
-      <w:bookmarkEnd w:id="35"/>
+      <w:bookmarkEnd w:id="34"/>
     </w:p>
     <w:tbl>
       <w:tblPr>
-        <w:tblStyle w:val="TableGrid"/>
+        <w:tblStyle w:val="21"/>
         <w:tblW w:w="0" w:type="auto"/>
         <w:tblInd w:w="0" w:type="dxa"/>
         <w:tblBorders>
-          <w:top w:val="single" w:sz="4" w:space="0" w:color="auto"/>
-          <w:left w:val="single" w:sz="4" w:space="0" w:color="auto"/>
-          <w:bottom w:val="single" w:sz="4" w:space="0" w:color="auto"/>
-          <w:right w:val="single" w:sz="4" w:space="0" w:color="auto"/>
-          <w:insideH w:val="single" w:sz="4" w:space="0" w:color="auto"/>
-          <w:insideV w:val="single" w:sz="4" w:space="0" w:color="auto"/>
+          <w:top w:val="single" w:color="auto" w:sz="4" w:space="0"/>
+          <w:left w:val="single" w:color="auto" w:sz="4" w:space="0"/>
+          <w:bottom w:val="single" w:color="auto" w:sz="4" w:space="0"/>
+          <w:right w:val="single" w:color="auto" w:sz="4" w:space="0"/>
+          <w:insideH w:val="single" w:color="auto" w:sz="4" w:space="0"/>
+          <w:insideV w:val="single" w:color="auto" w:sz="4" w:space="0"/>
         </w:tblBorders>
+        <w:tblLayout w:type="autofit"/>
         <w:tblCellMar>
           <w:top w:w="0" w:type="dxa"/>
           <w:left w:w="108" w:type="dxa"/>
@@ -6742,15 +6847,13 @@
       </w:tblGrid>
       <w:tr>
         <w:tblPrEx>
-          <w:tblW w:w="0" w:type="auto"/>
-          <w:tblInd w:w="0" w:type="dxa"/>
           <w:tblBorders>
-            <w:top w:val="single" w:sz="4" w:space="0" w:color="auto"/>
-            <w:left w:val="single" w:sz="4" w:space="0" w:color="auto"/>
-            <w:bottom w:val="single" w:sz="4" w:space="0" w:color="auto"/>
-            <w:right w:val="single" w:sz="4" w:space="0" w:color="auto"/>
-            <w:insideH w:val="single" w:sz="4" w:space="0" w:color="auto"/>
-            <w:insideV w:val="single" w:sz="4" w:space="0" w:color="auto"/>
+            <w:top w:val="single" w:color="auto" w:sz="4" w:space="0"/>
+            <w:left w:val="single" w:color="auto" w:sz="4" w:space="0"/>
+            <w:bottom w:val="single" w:color="auto" w:sz="4" w:space="0"/>
+            <w:right w:val="single" w:color="auto" w:sz="4" w:space="0"/>
+            <w:insideH w:val="single" w:color="auto" w:sz="4" w:space="0"/>
+            <w:insideV w:val="single" w:color="auto" w:sz="4" w:space="0"/>
           </w:tblBorders>
           <w:tblCellMar>
             <w:top w:w="0" w:type="dxa"/>
@@ -6765,7 +6868,7 @@
           </w:tcPr>
           <w:p>
             <w:pPr>
-              <w:pStyle w:val="a1"/>
+              <w:pStyle w:val="29"/>
               <w:widowControl w:val="0"/>
               <w:rPr>
                 <w:rFonts w:hint="default"/>
@@ -6789,7 +6892,7 @@
           </w:tcPr>
           <w:p>
             <w:pPr>
-              <w:pStyle w:val="a1"/>
+              <w:pStyle w:val="29"/>
               <w:widowControl w:val="0"/>
               <w:rPr>
                 <w:rFonts w:hint="default"/>
@@ -6813,7 +6916,7 @@
           </w:tcPr>
           <w:p>
             <w:pPr>
-              <w:pStyle w:val="a1"/>
+              <w:pStyle w:val="29"/>
               <w:widowControl w:val="0"/>
               <w:rPr>
                 <w:rFonts w:hint="default"/>
@@ -6837,7 +6940,7 @@
           </w:tcPr>
           <w:p>
             <w:pPr>
-              <w:pStyle w:val="a1"/>
+              <w:pStyle w:val="29"/>
               <w:widowControl w:val="0"/>
               <w:rPr>
                 <w:rFonts w:hint="default"/>
@@ -6858,8 +6961,14 @@
       </w:tr>
       <w:tr>
         <w:tblPrEx>
-          <w:tblW w:w="0" w:type="auto"/>
-          <w:tblInd w:w="0" w:type="dxa"/>
+          <w:tblBorders>
+            <w:top w:val="single" w:color="auto" w:sz="4" w:space="0"/>
+            <w:left w:val="single" w:color="auto" w:sz="4" w:space="0"/>
+            <w:bottom w:val="single" w:color="auto" w:sz="4" w:space="0"/>
+            <w:right w:val="single" w:color="auto" w:sz="4" w:space="0"/>
+            <w:insideH w:val="single" w:color="auto" w:sz="4" w:space="0"/>
+            <w:insideV w:val="single" w:color="auto" w:sz="4" w:space="0"/>
+          </w:tblBorders>
           <w:tblCellMar>
             <w:top w:w="0" w:type="dxa"/>
             <w:left w:w="108" w:type="dxa"/>
@@ -6874,12 +6983,12 @@
           </w:tcPr>
           <w:p>
             <w:pPr>
-              <w:pStyle w:val="TableText"/>
+              <w:pStyle w:val="27"/>
               <w:widowControl w:val="0"/>
               <w:spacing w:before="235" w:line="218" w:lineRule="auto"/>
               <w:ind w:left="133" w:leftChars="0"/>
               <w:rPr>
-                <w:rFonts w:ascii="宋体" w:eastAsia="宋体" w:hAnsi="宋体" w:cs="宋体" w:hint="default"/>
+                <w:rFonts w:hint="default" w:ascii="宋体" w:hAnsi="宋体" w:eastAsia="宋体" w:cs="宋体"/>
                 <w:snapToGrid w:val="0"/>
                 <w:color w:val="000000"/>
                 <w:kern w:val="0"/>
@@ -6905,12 +7014,12 @@
           </w:tcPr>
           <w:p>
             <w:pPr>
-              <w:pStyle w:val="TableText"/>
+              <w:pStyle w:val="27"/>
               <w:widowControl w:val="0"/>
               <w:spacing w:before="235" w:line="218" w:lineRule="auto"/>
               <w:ind w:left="122" w:leftChars="0"/>
               <w:rPr>
-                <w:rFonts w:ascii="宋体" w:eastAsia="宋体" w:hAnsi="宋体" w:cs="宋体" w:hint="default"/>
+                <w:rFonts w:hint="default" w:ascii="宋体" w:hAnsi="宋体" w:eastAsia="宋体" w:cs="宋体"/>
                 <w:snapToGrid w:val="0"/>
                 <w:color w:val="000000"/>
                 <w:kern w:val="0"/>
@@ -6936,12 +7045,12 @@
           </w:tcPr>
           <w:p>
             <w:pPr>
-              <w:pStyle w:val="TableText"/>
+              <w:pStyle w:val="27"/>
               <w:widowControl w:val="0"/>
               <w:spacing w:before="235" w:line="237" w:lineRule="auto"/>
               <w:ind w:left="168" w:leftChars="0"/>
               <w:rPr>
-                <w:rFonts w:ascii="宋体" w:eastAsia="宋体" w:hAnsi="宋体" w:cs="宋体" w:hint="default"/>
+                <w:rFonts w:hint="default" w:ascii="宋体" w:hAnsi="宋体" w:eastAsia="宋体" w:cs="宋体"/>
                 <w:snapToGrid w:val="0"/>
                 <w:color w:val="000000"/>
                 <w:kern w:val="0"/>
@@ -6967,12 +7076,12 @@
           </w:tcPr>
           <w:p>
             <w:pPr>
-              <w:pStyle w:val="TableText"/>
+              <w:pStyle w:val="27"/>
               <w:widowControl w:val="0"/>
               <w:spacing w:before="235" w:line="218" w:lineRule="auto"/>
               <w:ind w:left="162" w:leftChars="0"/>
               <w:rPr>
-                <w:rFonts w:ascii="宋体" w:eastAsia="宋体" w:hAnsi="宋体" w:cs="宋体" w:hint="default"/>
+                <w:rFonts w:hint="default" w:ascii="宋体" w:hAnsi="宋体" w:eastAsia="宋体" w:cs="宋体"/>
                 <w:snapToGrid w:val="0"/>
                 <w:color w:val="000000"/>
                 <w:kern w:val="0"/>
@@ -6995,7 +7104,7 @@
     </w:tbl>
     <w:p>
       <w:pPr>
-        <w:pStyle w:val="a1"/>
+        <w:pStyle w:val="29"/>
         <w:rPr>
           <w:rFonts w:hint="default"/>
           <w:lang w:val="en-US" w:eastAsia="zh-CN"/>
@@ -7005,23 +7114,73 @@
     <w:sectPr>
       <w:pgSz w:w="11906" w:h="16838"/>
       <w:pgMar w:top="1440" w:right="1800" w:bottom="1440" w:left="1800" w:header="851" w:footer="992" w:gutter="0"/>
-      <w:cols w:num="1" w:space="425"/>
+      <w:cols w:space="425" w:num="1"/>
       <w:docGrid w:type="lines" w:linePitch="312" w:charSpace="0"/>
     </w:sectPr>
   </w:body>
 </w:document>
 </file>
 
+<file path=word/endnotes.xml><?xml version="1.0" encoding="utf-8"?>
+<w:endnotes xmlns:wpc="http://schemas.microsoft.com/office/word/2010/wordprocessingCanvas" xmlns:mc="http://schemas.openxmlformats.org/markup-compatibility/2006" xmlns:o="urn:schemas-microsoft-com:office:office" xmlns:r="http://schemas.openxmlformats.org/officeDocument/2006/relationships" xmlns:m="http://schemas.openxmlformats.org/officeDocument/2006/math" xmlns:v="urn:schemas-microsoft-com:vml" xmlns:wp14="http://schemas.microsoft.com/office/word/2010/wordprocessingDrawing" xmlns:wp="http://schemas.openxmlformats.org/drawingml/2006/wordprocessingDrawing" xmlns:w="http://schemas.openxmlformats.org/wordprocessingml/2006/main" xmlns:w14="http://schemas.microsoft.com/office/word/2010/wordml" xmlns:w15="http://schemas.microsoft.com/office/word/2012/wordml" xmlns:w10="urn:schemas-microsoft-com:office:word" xmlns:wpg="http://schemas.microsoft.com/office/word/2010/wordprocessingGroup" xmlns:wpi="http://schemas.microsoft.com/office/word/2010/wordprocessingInk" xmlns:wne="http://schemas.microsoft.com/office/word/2006/wordml" xmlns:wps="http://schemas.microsoft.com/office/word/2010/wordprocessingShape" xmlns:wpsCustomData="http://www.wps.cn/officeDocument/2013/wpsCustomData" mc:Ignorable="w14 w15 wp14">
+  <w:endnote w:type="separator" w:id="0">
+    <w:p>
+      <w:pPr>
+        <w:spacing w:line="240" w:lineRule="auto"/>
+      </w:pPr>
+      <w:r>
+        <w:separator/>
+      </w:r>
+    </w:p>
+  </w:endnote>
+  <w:endnote w:type="continuationSeparator" w:id="1">
+    <w:p>
+      <w:pPr>
+        <w:spacing w:line="240" w:lineRule="auto"/>
+      </w:pPr>
+      <w:r>
+        <w:continuationSeparator/>
+      </w:r>
+    </w:p>
+  </w:endnote>
+</w:endnotes>
+</file>
+
+<file path=word/footnotes.xml><?xml version="1.0" encoding="utf-8"?>
+<w:footnotes xmlns:wpc="http://schemas.microsoft.com/office/word/2010/wordprocessingCanvas" xmlns:mc="http://schemas.openxmlformats.org/markup-compatibility/2006" xmlns:o="urn:schemas-microsoft-com:office:office" xmlns:r="http://schemas.openxmlformats.org/officeDocument/2006/relationships" xmlns:m="http://schemas.openxmlformats.org/officeDocument/2006/math" xmlns:v="urn:schemas-microsoft-com:vml" xmlns:wp14="http://schemas.microsoft.com/office/word/2010/wordprocessingDrawing" xmlns:wp="http://schemas.openxmlformats.org/drawingml/2006/wordprocessingDrawing" xmlns:w="http://schemas.openxmlformats.org/wordprocessingml/2006/main" xmlns:w14="http://schemas.microsoft.com/office/word/2010/wordml" xmlns:w15="http://schemas.microsoft.com/office/word/2012/wordml" xmlns:w10="urn:schemas-microsoft-com:office:word" xmlns:wpg="http://schemas.microsoft.com/office/word/2010/wordprocessingGroup" xmlns:wpi="http://schemas.microsoft.com/office/word/2010/wordprocessingInk" xmlns:wne="http://schemas.microsoft.com/office/word/2006/wordml" xmlns:wps="http://schemas.microsoft.com/office/word/2010/wordprocessingShape" xmlns:wpsCustomData="http://www.wps.cn/officeDocument/2013/wpsCustomData" mc:Ignorable="w14 w15 wp14">
+  <w:footnote w:type="separator" w:id="0">
+    <w:p>
+      <w:pPr>
+        <w:spacing w:line="360" w:lineRule="auto"/>
+      </w:pPr>
+      <w:r>
+        <w:separator/>
+      </w:r>
+    </w:p>
+  </w:footnote>
+  <w:footnote w:type="continuationSeparator" w:id="1">
+    <w:p>
+      <w:pPr>
+        <w:spacing w:line="360" w:lineRule="auto"/>
+      </w:pPr>
+      <w:r>
+        <w:continuationSeparator/>
+      </w:r>
+    </w:p>
+  </w:footnote>
+</w:footnotes>
+</file>
+
 <file path=word/numbering.xml><?xml version="1.0" encoding="utf-8"?>
-<w:numbering xmlns:wpc="http://schemas.microsoft.com/office/word/2010/wordprocessingCanvas" xmlns:mc="http://schemas.openxmlformats.org/markup-compatibility/2006" xmlns:o="urn:schemas-microsoft-com:office:office" xmlns:r="http://schemas.openxmlformats.org/officeDocument/2006/relationships" xmlns:m="http://schemas.openxmlformats.org/officeDocument/2006/math" xmlns:v="urn:schemas-microsoft-com:vml" xmlns:wp14="http://schemas.microsoft.com/office/word/2010/wordprocessingDrawing" xmlns:wp="http://schemas.openxmlformats.org/drawingml/2006/wordprocessingDrawing" xmlns:w10="urn:schemas-microsoft-com:office:word" xmlns:w="http://schemas.openxmlformats.org/wordprocessingml/2006/main" xmlns:w14="http://schemas.microsoft.com/office/word/2010/wordml" xmlns:w15="http://schemas.microsoft.com/office/word/2012/wordml" xmlns:wne="http://schemas.microsoft.com/office/word/2006/wordml" xmlns:wpg="http://schemas.microsoft.com/office/word/2010/wordprocessingGroup" xmlns:wpi="http://schemas.microsoft.com/office/word/2010/wordprocessingInk" xmlns:wps="http://schemas.microsoft.com/office/word/2010/wordprocessingShape" mc:Ignorable="w14 w15 wp14">
+<w:numbering xmlns:wpc="http://schemas.microsoft.com/office/word/2010/wordprocessingCanvas" xmlns:mc="http://schemas.openxmlformats.org/markup-compatibility/2006" xmlns:o="urn:schemas-microsoft-com:office:office" xmlns:r="http://schemas.openxmlformats.org/officeDocument/2006/relationships" xmlns:m="http://schemas.openxmlformats.org/officeDocument/2006/math" xmlns:v="urn:schemas-microsoft-com:vml" xmlns:wp14="http://schemas.microsoft.com/office/word/2010/wordprocessingDrawing" xmlns:wp="http://schemas.openxmlformats.org/drawingml/2006/wordprocessingDrawing" xmlns:w10="urn:schemas-microsoft-com:office:word" xmlns:w="http://schemas.openxmlformats.org/wordprocessingml/2006/main" xmlns:w14="http://schemas.microsoft.com/office/word/2010/wordml" xmlns:wpg="http://schemas.microsoft.com/office/word/2010/wordprocessingGroup" xmlns:wpi="http://schemas.microsoft.com/office/word/2010/wordprocessingInk" xmlns:wne="http://schemas.microsoft.com/office/word/2006/wordml" xmlns:wps="http://schemas.microsoft.com/office/word/2010/wordprocessingShape" xmlns:wpsCustomData="http://www.wps.cn/officeDocument/2013/wpsCustomData" mc:Ignorable="w14 wp14">
   <w:abstractNum w:abstractNumId="0">
     <w:nsid w:val="8E964DCE"/>
     <w:multiLevelType w:val="multilevel"/>
     <w:tmpl w:val="8E964DCE"/>
-    <w:lvl w:ilvl="0">
+    <w:lvl w:ilvl="0" w:tentative="0">
       <w:start w:val="1"/>
       <w:numFmt w:val="decimal"/>
-      <w:pStyle w:val="Heading1"/>
+      <w:pStyle w:val="2"/>
       <w:lvlText w:val="%1."/>
       <w:lvlJc w:val="left"/>
       <w:pPr>
@@ -7031,10 +7190,10 @@
         <w:rFonts w:hint="default"/>
       </w:rPr>
     </w:lvl>
-    <w:lvl w:ilvl="1">
+    <w:lvl w:ilvl="1" w:tentative="0">
       <w:start w:val="1"/>
       <w:numFmt w:val="decimal"/>
-      <w:pStyle w:val="Heading2"/>
+      <w:pStyle w:val="3"/>
       <w:lvlText w:val="%1.%2."/>
       <w:lvlJc w:val="left"/>
       <w:pPr>
@@ -7044,10 +7203,10 @@
         <w:rFonts w:hint="default"/>
       </w:rPr>
     </w:lvl>
-    <w:lvl w:ilvl="2">
+    <w:lvl w:ilvl="2" w:tentative="0">
       <w:start w:val="1"/>
       <w:numFmt w:val="decimal"/>
-      <w:pStyle w:val="Heading3"/>
+      <w:pStyle w:val="4"/>
       <w:lvlText w:val="%1.%2.%3."/>
       <w:lvlJc w:val="left"/>
       <w:pPr>
@@ -7057,10 +7216,10 @@
         <w:rFonts w:hint="default"/>
       </w:rPr>
     </w:lvl>
-    <w:lvl w:ilvl="3">
+    <w:lvl w:ilvl="3" w:tentative="0">
       <w:start w:val="1"/>
       <w:numFmt w:val="decimal"/>
-      <w:pStyle w:val="Heading4"/>
+      <w:pStyle w:val="5"/>
       <w:lvlText w:val="%1.%2.%3.%4."/>
       <w:lvlJc w:val="left"/>
       <w:pPr>
@@ -7070,10 +7229,10 @@
         <w:rFonts w:hint="default"/>
       </w:rPr>
     </w:lvl>
-    <w:lvl w:ilvl="4">
+    <w:lvl w:ilvl="4" w:tentative="0">
       <w:start w:val="1"/>
       <w:numFmt w:val="decimal"/>
-      <w:pStyle w:val="Heading5"/>
+      <w:pStyle w:val="6"/>
       <w:lvlText w:val="%1.%2.%3.%4.%5."/>
       <w:lvlJc w:val="left"/>
       <w:pPr>
@@ -7083,10 +7242,10 @@
         <w:rFonts w:hint="default"/>
       </w:rPr>
     </w:lvl>
-    <w:lvl w:ilvl="5">
+    <w:lvl w:ilvl="5" w:tentative="0">
       <w:start w:val="1"/>
       <w:numFmt w:val="decimal"/>
-      <w:pStyle w:val="Heading6"/>
+      <w:pStyle w:val="7"/>
       <w:lvlText w:val="%1.%2.%3.%4.%5.%6."/>
       <w:lvlJc w:val="left"/>
       <w:pPr>
@@ -7096,10 +7255,10 @@
         <w:rFonts w:hint="default"/>
       </w:rPr>
     </w:lvl>
-    <w:lvl w:ilvl="6">
+    <w:lvl w:ilvl="6" w:tentative="0">
       <w:start w:val="1"/>
       <w:numFmt w:val="decimal"/>
-      <w:pStyle w:val="Heading7"/>
+      <w:pStyle w:val="8"/>
       <w:lvlText w:val="%1.%2.%3.%4.%5.%6.%7."/>
       <w:lvlJc w:val="left"/>
       <w:pPr>
@@ -7109,10 +7268,10 @@
         <w:rFonts w:hint="default"/>
       </w:rPr>
     </w:lvl>
-    <w:lvl w:ilvl="7">
+    <w:lvl w:ilvl="7" w:tentative="0">
       <w:start w:val="1"/>
       <w:numFmt w:val="decimal"/>
-      <w:pStyle w:val="Heading8"/>
+      <w:pStyle w:val="9"/>
       <w:lvlText w:val="%1.%2.%3.%4.%5.%6.%7.%8."/>
       <w:lvlJc w:val="left"/>
       <w:pPr>
@@ -7122,10 +7281,10 @@
         <w:rFonts w:hint="default"/>
       </w:rPr>
     </w:lvl>
-    <w:lvl w:ilvl="8">
+    <w:lvl w:ilvl="8" w:tentative="0">
       <w:start w:val="1"/>
       <w:numFmt w:val="decimal"/>
-      <w:pStyle w:val="Heading9"/>
+      <w:pStyle w:val="10"/>
       <w:lvlText w:val="%1.%2.%3.%4.%5.%6.%7.%8.%9."/>
       <w:lvlJc w:val="left"/>
       <w:pPr>
@@ -7140,7 +7299,7 @@
     <w:nsid w:val="EB242F1D"/>
     <w:multiLevelType w:val="singleLevel"/>
     <w:tmpl w:val="EB242F1D"/>
-    <w:lvl w:ilvl="0">
+    <w:lvl w:ilvl="0" w:tentative="0">
       <w:start w:val="1"/>
       <w:numFmt w:val="decimal"/>
       <w:lvlText w:val="%1."/>
@@ -7157,7 +7316,7 @@
     <w:nsid w:val="411701E8"/>
     <w:multiLevelType w:val="singleLevel"/>
     <w:tmpl w:val="411701E8"/>
-    <w:lvl w:ilvl="0">
+    <w:lvl w:ilvl="0" w:tentative="0">
       <w:start w:val="1"/>
       <w:numFmt w:val="decimal"/>
       <w:lvlText w:val="%1."/>
@@ -7174,7 +7333,7 @@
     <w:nsid w:val="5F98992F"/>
     <w:multiLevelType w:val="singleLevel"/>
     <w:tmpl w:val="5F98992F"/>
-    <w:lvl w:ilvl="0">
+    <w:lvl w:ilvl="0" w:tentative="0">
       <w:start w:val="1"/>
       <w:numFmt w:val="decimal"/>
       <w:lvlText w:val="%1."/>
@@ -7203,267 +7362,269 @@
 </file>
 
 <file path=word/styles.xml><?xml version="1.0" encoding="utf-8"?>
-<w:styles xmlns:mc="http://schemas.openxmlformats.org/markup-compatibility/2006" xmlns:r="http://schemas.openxmlformats.org/officeDocument/2006/relationships" xmlns:w="http://schemas.openxmlformats.org/wordprocessingml/2006/main" xmlns:w14="http://schemas.microsoft.com/office/word/2010/wordml" xmlns:w15="http://schemas.microsoft.com/office/word/2012/wordml" mc:Ignorable="w14 w15">
+<w:styles xmlns:mc="http://schemas.openxmlformats.org/markup-compatibility/2006" xmlns:o="urn:schemas-microsoft-com:office:office" xmlns:r="http://schemas.openxmlformats.org/officeDocument/2006/relationships" xmlns:m="http://schemas.openxmlformats.org/officeDocument/2006/math" xmlns:v="urn:schemas-microsoft-com:vml" xmlns:w="http://schemas.openxmlformats.org/wordprocessingml/2006/main" xmlns:w14="http://schemas.microsoft.com/office/word/2010/wordml" xmlns:w10="urn:schemas-microsoft-com:office:word" xmlns:sl="http://schemas.openxmlformats.org/schemaLibrary/2006/main" xmlns:wpsCustomData="http://www.wps.cn/officeDocument/2013/wpsCustomData" mc:Ignorable="w14">
   <w:docDefaults>
     <w:rPrDefault>
       <w:rPr>
-        <w:rFonts w:asciiTheme="minorHAnsi" w:eastAsiaTheme="minorEastAsia" w:hAnsiTheme="minorHAnsi" w:cstheme="minorBidi"/>
+        <w:rFonts w:asciiTheme="minorHAnsi" w:hAnsiTheme="minorHAnsi" w:eastAsiaTheme="minorEastAsia" w:cstheme="minorBidi"/>
       </w:rPr>
     </w:rPrDefault>
     <w:pPrDefault/>
   </w:docDefaults>
-  <w:latentStyles w:defLockedState="0" w:defUIPriority="99" w:defSemiHidden="1" w:defUnhideWhenUsed="1" w:defQFormat="0" w:count="260">
-    <w:lsdException w:name="Normal" w:semiHidden="0" w:uiPriority="0" w:unhideWhenUsed="0" w:qFormat="1"/>
-    <w:lsdException w:name="heading 1" w:semiHidden="0" w:uiPriority="0" w:unhideWhenUsed="0" w:qFormat="1"/>
-    <w:lsdException w:name="heading 2" w:semiHidden="0" w:uiPriority="0" w:qFormat="1"/>
-    <w:lsdException w:name="heading 3" w:uiPriority="0" w:qFormat="1"/>
-    <w:lsdException w:name="heading 4" w:semiHidden="0" w:uiPriority="0" w:qFormat="1"/>
-    <w:lsdException w:name="heading 5" w:uiPriority="0" w:qFormat="1"/>
-    <w:lsdException w:name="heading 6" w:uiPriority="0" w:qFormat="1"/>
-    <w:lsdException w:name="heading 7" w:uiPriority="0" w:qFormat="1"/>
-    <w:lsdException w:name="heading 8" w:uiPriority="0" w:qFormat="1"/>
-    <w:lsdException w:name="heading 9" w:uiPriority="0" w:qFormat="1"/>
-    <w:lsdException w:name="index 1" w:semiHidden="0" w:uiPriority="0" w:unhideWhenUsed="0"/>
-    <w:lsdException w:name="index 2" w:semiHidden="0" w:uiPriority="0" w:unhideWhenUsed="0"/>
-    <w:lsdException w:name="index 3" w:semiHidden="0" w:uiPriority="0" w:unhideWhenUsed="0"/>
-    <w:lsdException w:name="index 4" w:semiHidden="0" w:uiPriority="0" w:unhideWhenUsed="0"/>
-    <w:lsdException w:name="index 5" w:semiHidden="0" w:uiPriority="0" w:unhideWhenUsed="0"/>
-    <w:lsdException w:name="index 6" w:semiHidden="0" w:uiPriority="0" w:unhideWhenUsed="0"/>
-    <w:lsdException w:name="index 7" w:semiHidden="0" w:uiPriority="0" w:unhideWhenUsed="0"/>
-    <w:lsdException w:name="index 8" w:semiHidden="0" w:uiPriority="0" w:unhideWhenUsed="0"/>
-    <w:lsdException w:name="index 9" w:semiHidden="0" w:uiPriority="0" w:unhideWhenUsed="0"/>
-    <w:lsdException w:name="toc 1" w:semiHidden="0" w:uiPriority="0" w:unhideWhenUsed="0" w:qFormat="1"/>
-    <w:lsdException w:name="toc 2" w:semiHidden="0" w:uiPriority="0" w:unhideWhenUsed="0" w:qFormat="1"/>
-    <w:lsdException w:name="toc 3" w:semiHidden="0" w:uiPriority="0" w:unhideWhenUsed="0" w:qFormat="1"/>
-    <w:lsdException w:name="toc 4" w:semiHidden="0" w:uiPriority="0" w:unhideWhenUsed="0"/>
-    <w:lsdException w:name="toc 5" w:semiHidden="0" w:uiPriority="0" w:unhideWhenUsed="0"/>
-    <w:lsdException w:name="toc 6" w:semiHidden="0" w:uiPriority="0" w:unhideWhenUsed="0"/>
-    <w:lsdException w:name="toc 7" w:semiHidden="0" w:uiPriority="0" w:unhideWhenUsed="0"/>
-    <w:lsdException w:name="toc 8" w:semiHidden="0" w:uiPriority="0" w:unhideWhenUsed="0"/>
-    <w:lsdException w:name="toc 9" w:semiHidden="0" w:uiPriority="0" w:unhideWhenUsed="0"/>
-    <w:lsdException w:name="Normal Indent" w:semiHidden="0" w:uiPriority="0" w:unhideWhenUsed="0"/>
-    <w:lsdException w:name="footnote text" w:semiHidden="0" w:uiPriority="0" w:unhideWhenUsed="0"/>
-    <w:lsdException w:name="annotation text" w:semiHidden="0" w:uiPriority="0" w:unhideWhenUsed="0" w:qFormat="1"/>
-    <w:lsdException w:name="header" w:semiHidden="0" w:uiPriority="0" w:unhideWhenUsed="0" w:qFormat="1"/>
-    <w:lsdException w:name="footer" w:semiHidden="0" w:uiPriority="0" w:unhideWhenUsed="0" w:qFormat="1"/>
-    <w:lsdException w:name="index heading" w:semiHidden="0" w:uiPriority="0" w:unhideWhenUsed="0"/>
-    <w:lsdException w:name="caption" w:uiPriority="0" w:qFormat="1"/>
-    <w:lsdException w:name="table of figures" w:semiHidden="0" w:uiPriority="0" w:unhideWhenUsed="0"/>
-    <w:lsdException w:name="envelope address" w:semiHidden="0" w:uiPriority="0" w:unhideWhenUsed="0"/>
-    <w:lsdException w:name="envelope return" w:semiHidden="0" w:uiPriority="0" w:unhideWhenUsed="0"/>
-    <w:lsdException w:name="footnote reference" w:semiHidden="0" w:uiPriority="0" w:unhideWhenUsed="0"/>
-    <w:lsdException w:name="annotation reference" w:semiHidden="0" w:uiPriority="0" w:unhideWhenUsed="0"/>
-    <w:lsdException w:name="line number" w:semiHidden="0" w:uiPriority="0" w:unhideWhenUsed="0"/>
-    <w:lsdException w:name="page number" w:semiHidden="0" w:uiPriority="0" w:unhideWhenUsed="0"/>
-    <w:lsdException w:name="endnote reference" w:semiHidden="0" w:uiPriority="0" w:unhideWhenUsed="0"/>
-    <w:lsdException w:name="endnote text" w:semiHidden="0" w:uiPriority="0" w:unhideWhenUsed="0"/>
-    <w:lsdException w:name="table of authorities" w:semiHidden="0" w:uiPriority="0" w:unhideWhenUsed="0"/>
-    <w:lsdException w:name="macro" w:semiHidden="0" w:uiPriority="0" w:unhideWhenUsed="0"/>
-    <w:lsdException w:name="toa heading" w:semiHidden="0" w:uiPriority="0" w:unhideWhenUsed="0"/>
-    <w:lsdException w:name="List" w:semiHidden="0" w:uiPriority="0" w:unhideWhenUsed="0"/>
-    <w:lsdException w:name="List Bullet" w:semiHidden="0" w:uiPriority="0" w:unhideWhenUsed="0"/>
-    <w:lsdException w:name="List Number" w:semiHidden="0" w:uiPriority="0" w:unhideWhenUsed="0"/>
-    <w:lsdException w:name="List 2" w:semiHidden="0" w:uiPriority="0" w:unhideWhenUsed="0"/>
-    <w:lsdException w:name="List 3" w:semiHidden="0" w:uiPriority="0" w:unhideWhenUsed="0"/>
-    <w:lsdException w:name="List 4" w:semiHidden="0" w:uiPriority="0" w:unhideWhenUsed="0"/>
-    <w:lsdException w:name="List 5" w:semiHidden="0" w:uiPriority="0" w:unhideWhenUsed="0"/>
-    <w:lsdException w:name="List Bullet 2" w:semiHidden="0" w:uiPriority="0" w:unhideWhenUsed="0"/>
-    <w:lsdException w:name="List Bullet 3" w:semiHidden="0" w:uiPriority="0" w:unhideWhenUsed="0"/>
-    <w:lsdException w:name="List Bullet 4" w:semiHidden="0" w:uiPriority="0" w:unhideWhenUsed="0"/>
-    <w:lsdException w:name="List Bullet 5" w:semiHidden="0" w:uiPriority="0" w:unhideWhenUsed="0"/>
-    <w:lsdException w:name="List Number 2" w:semiHidden="0" w:uiPriority="0" w:unhideWhenUsed="0"/>
-    <w:lsdException w:name="List Number 3" w:semiHidden="0" w:uiPriority="0" w:unhideWhenUsed="0"/>
-    <w:lsdException w:name="List Number 4" w:semiHidden="0" w:uiPriority="0" w:unhideWhenUsed="0"/>
-    <w:lsdException w:name="List Number 5" w:semiHidden="0" w:uiPriority="0" w:unhideWhenUsed="0"/>
-    <w:lsdException w:name="Title" w:semiHidden="0" w:uiPriority="0" w:unhideWhenUsed="0" w:qFormat="1"/>
-    <w:lsdException w:name="Closing" w:semiHidden="0" w:uiPriority="0" w:unhideWhenUsed="0"/>
-    <w:lsdException w:name="Signature" w:semiHidden="0" w:uiPriority="0" w:unhideWhenUsed="0"/>
-    <w:lsdException w:name="Default Paragraph Font" w:uiPriority="0" w:unhideWhenUsed="0" w:qFormat="1"/>
-    <w:lsdException w:name="Body Text" w:uiPriority="0" w:unhideWhenUsed="0" w:qFormat="1"/>
-    <w:lsdException w:name="Body Text Indent" w:semiHidden="0" w:uiPriority="0" w:unhideWhenUsed="0"/>
-    <w:lsdException w:name="List Continue" w:semiHidden="0" w:uiPriority="0" w:unhideWhenUsed="0"/>
-    <w:lsdException w:name="List Continue 2" w:semiHidden="0" w:uiPriority="0" w:unhideWhenUsed="0"/>
-    <w:lsdException w:name="List Continue 3" w:semiHidden="0" w:uiPriority="0" w:unhideWhenUsed="0"/>
-    <w:lsdException w:name="List Continue 4" w:semiHidden="0" w:uiPriority="0" w:unhideWhenUsed="0"/>
-    <w:lsdException w:name="List Continue 5" w:semiHidden="0" w:uiPriority="0" w:unhideWhenUsed="0"/>
-    <w:lsdException w:name="Message Header" w:semiHidden="0" w:uiPriority="0" w:unhideWhenUsed="0"/>
-    <w:lsdException w:name="Subtitle" w:semiHidden="0" w:uiPriority="0" w:unhideWhenUsed="0" w:qFormat="1"/>
-    <w:lsdException w:name="Salutation" w:semiHidden="0" w:uiPriority="0" w:unhideWhenUsed="0"/>
-    <w:lsdException w:name="Date" w:semiHidden="0" w:uiPriority="0" w:unhideWhenUsed="0"/>
-    <w:lsdException w:name="Body Text First Indent" w:semiHidden="0" w:uiPriority="0" w:unhideWhenUsed="0"/>
-    <w:lsdException w:name="Body Text First Indent 2" w:semiHidden="0" w:uiPriority="0" w:unhideWhenUsed="0"/>
-    <w:lsdException w:name="Body Text 2" w:semiHidden="0" w:uiPriority="0" w:unhideWhenUsed="0"/>
-    <w:lsdException w:name="Body Text 3" w:semiHidden="0" w:uiPriority="0" w:unhideWhenUsed="0"/>
-    <w:lsdException w:name="Body Text Indent 2" w:semiHidden="0" w:uiPriority="0" w:unhideWhenUsed="0"/>
-    <w:lsdException w:name="Body Text Indent 3" w:semiHidden="0" w:uiPriority="0" w:unhideWhenUsed="0"/>
-    <w:lsdException w:name="Block Text" w:semiHidden="0" w:uiPriority="0" w:unhideWhenUsed="0"/>
-    <w:lsdException w:name="Hyperlink" w:semiHidden="0" w:uiPriority="0" w:unhideWhenUsed="0"/>
-    <w:lsdException w:name="FollowedHyperlink" w:semiHidden="0" w:uiPriority="0" w:unhideWhenUsed="0"/>
-    <w:lsdException w:name="Strong" w:semiHidden="0" w:uiPriority="0" w:unhideWhenUsed="0" w:qFormat="1"/>
-    <w:lsdException w:name="Emphasis" w:semiHidden="0" w:uiPriority="0" w:unhideWhenUsed="0" w:qFormat="1"/>
-    <w:lsdException w:name="Document Map" w:semiHidden="0" w:uiPriority="0" w:unhideWhenUsed="0"/>
-    <w:lsdException w:name="Plain Text" w:semiHidden="0" w:uiPriority="0" w:unhideWhenUsed="0"/>
-    <w:lsdException w:name="E-mail Signature" w:semiHidden="0" w:uiPriority="0" w:unhideWhenUsed="0"/>
-    <w:lsdException w:name="Normal (Web)" w:semiHidden="0" w:uiPriority="0" w:unhideWhenUsed="0" w:qFormat="1"/>
-    <w:lsdException w:name="HTML Acronym" w:semiHidden="0" w:uiPriority="0" w:unhideWhenUsed="0"/>
-    <w:lsdException w:name="HTML Address" w:semiHidden="0" w:uiPriority="0" w:unhideWhenUsed="0"/>
-    <w:lsdException w:name="HTML Cite" w:semiHidden="0" w:uiPriority="0" w:unhideWhenUsed="0"/>
-    <w:lsdException w:name="HTML Code" w:semiHidden="0" w:uiPriority="0" w:unhideWhenUsed="0"/>
-    <w:lsdException w:name="HTML Definition" w:semiHidden="0" w:uiPriority="0" w:unhideWhenUsed="0"/>
-    <w:lsdException w:name="HTML Keyboard" w:semiHidden="0" w:uiPriority="0" w:unhideWhenUsed="0"/>
-    <w:lsdException w:name="HTML Preformatted" w:semiHidden="0" w:uiPriority="0" w:unhideWhenUsed="0"/>
-    <w:lsdException w:name="HTML Sample" w:semiHidden="0" w:uiPriority="0" w:unhideWhenUsed="0"/>
-    <w:lsdException w:name="HTML Typewriter" w:semiHidden="0" w:uiPriority="0" w:unhideWhenUsed="0"/>
-    <w:lsdException w:name="HTML Variable" w:semiHidden="0" w:uiPriority="0" w:unhideWhenUsed="0"/>
-    <w:lsdException w:name="Normal Table" w:uiPriority="0" w:unhideWhenUsed="0" w:qFormat="1"/>
-    <w:lsdException w:name="annotation subject" w:semiHidden="0" w:uiPriority="0" w:unhideWhenUsed="0"/>
-    <w:lsdException w:name="Table Simple 1" w:semiHidden="0" w:uiPriority="0" w:unhideWhenUsed="0"/>
-    <w:lsdException w:name="Table Simple 2" w:semiHidden="0" w:uiPriority="0" w:unhideWhenUsed="0"/>
-    <w:lsdException w:name="Table Simple 3" w:semiHidden="0" w:uiPriority="0" w:unhideWhenUsed="0"/>
-    <w:lsdException w:name="Table Classic 1" w:semiHidden="0" w:uiPriority="0" w:unhideWhenUsed="0"/>
-    <w:lsdException w:name="Table Classic 2" w:semiHidden="0" w:uiPriority="0" w:unhideWhenUsed="0"/>
-    <w:lsdException w:name="Table Classic 3" w:semiHidden="0" w:uiPriority="0" w:unhideWhenUsed="0"/>
-    <w:lsdException w:name="Table Classic 4" w:semiHidden="0" w:uiPriority="0" w:unhideWhenUsed="0"/>
-    <w:lsdException w:name="Table Colorful 1" w:semiHidden="0" w:uiPriority="0" w:unhideWhenUsed="0"/>
-    <w:lsdException w:name="Table Colorful 2" w:semiHidden="0" w:uiPriority="0" w:unhideWhenUsed="0"/>
-    <w:lsdException w:name="Table Colorful 3" w:semiHidden="0" w:uiPriority="0" w:unhideWhenUsed="0"/>
-    <w:lsdException w:name="Table Columns 1" w:semiHidden="0" w:uiPriority="0" w:unhideWhenUsed="0"/>
-    <w:lsdException w:name="Table Columns 2" w:semiHidden="0" w:uiPriority="0" w:unhideWhenUsed="0"/>
-    <w:lsdException w:name="Table Columns 3" w:semiHidden="0" w:uiPriority="0" w:unhideWhenUsed="0"/>
-    <w:lsdException w:name="Table Columns 4" w:semiHidden="0" w:uiPriority="0" w:unhideWhenUsed="0"/>
-    <w:lsdException w:name="Table Columns 5" w:semiHidden="0" w:uiPriority="0" w:unhideWhenUsed="0"/>
-    <w:lsdException w:name="Table Grid 1" w:semiHidden="0" w:uiPriority="0" w:unhideWhenUsed="0"/>
-    <w:lsdException w:name="Table Grid 2" w:semiHidden="0" w:uiPriority="0" w:unhideWhenUsed="0"/>
-    <w:lsdException w:name="Table Grid 3" w:semiHidden="0" w:uiPriority="0" w:unhideWhenUsed="0"/>
-    <w:lsdException w:name="Table Grid 4" w:semiHidden="0" w:uiPriority="0" w:unhideWhenUsed="0"/>
-    <w:lsdException w:name="Table Grid 5" w:semiHidden="0" w:uiPriority="0" w:unhideWhenUsed="0"/>
-    <w:lsdException w:name="Table Grid 6" w:semiHidden="0" w:uiPriority="0" w:unhideWhenUsed="0"/>
-    <w:lsdException w:name="Table Grid 7" w:semiHidden="0" w:uiPriority="0" w:unhideWhenUsed="0"/>
-    <w:lsdException w:name="Table Grid 8" w:semiHidden="0" w:uiPriority="0" w:unhideWhenUsed="0"/>
-    <w:lsdException w:name="Table List 1" w:semiHidden="0" w:uiPriority="0" w:unhideWhenUsed="0"/>
-    <w:lsdException w:name="Table List 2" w:semiHidden="0" w:uiPriority="0" w:unhideWhenUsed="0"/>
-    <w:lsdException w:name="Table List 3" w:semiHidden="0" w:uiPriority="0" w:unhideWhenUsed="0"/>
-    <w:lsdException w:name="Table List 4" w:semiHidden="0" w:uiPriority="0" w:unhideWhenUsed="0"/>
-    <w:lsdException w:name="Table List 5" w:semiHidden="0" w:uiPriority="0" w:unhideWhenUsed="0"/>
-    <w:lsdException w:name="Table List 6" w:semiHidden="0" w:uiPriority="0" w:unhideWhenUsed="0"/>
-    <w:lsdException w:name="Table List 7" w:semiHidden="0" w:uiPriority="0" w:unhideWhenUsed="0"/>
-    <w:lsdException w:name="Table List 8" w:semiHidden="0" w:uiPriority="0" w:unhideWhenUsed="0"/>
-    <w:lsdException w:name="Table 3D effects 1" w:semiHidden="0" w:uiPriority="0" w:unhideWhenUsed="0"/>
-    <w:lsdException w:name="Table 3D effects 2" w:semiHidden="0" w:uiPriority="0" w:unhideWhenUsed="0"/>
-    <w:lsdException w:name="Table 3D effects 3" w:semiHidden="0" w:uiPriority="0" w:unhideWhenUsed="0"/>
-    <w:lsdException w:name="Table Contemporary" w:semiHidden="0" w:uiPriority="0" w:unhideWhenUsed="0"/>
-    <w:lsdException w:name="Table Elegant" w:semiHidden="0" w:uiPriority="0" w:unhideWhenUsed="0"/>
-    <w:lsdException w:name="Table Professional" w:semiHidden="0" w:uiPriority="0" w:unhideWhenUsed="0"/>
-    <w:lsdException w:name="Table Subtle 1" w:semiHidden="0" w:uiPriority="0" w:unhideWhenUsed="0"/>
-    <w:lsdException w:name="Table Subtle 2" w:semiHidden="0" w:uiPriority="0" w:unhideWhenUsed="0"/>
-    <w:lsdException w:name="Table Web 1" w:semiHidden="0" w:uiPriority="0" w:unhideWhenUsed="0"/>
-    <w:lsdException w:name="Table Web 2" w:semiHidden="0" w:uiPriority="0" w:unhideWhenUsed="0"/>
-    <w:lsdException w:name="Table Web 3" w:semiHidden="0" w:uiPriority="0" w:unhideWhenUsed="0"/>
-    <w:lsdException w:name="Balloon Text" w:semiHidden="0" w:uiPriority="0" w:unhideWhenUsed="0"/>
-    <w:lsdException w:name="Table Grid" w:semiHidden="0" w:uiPriority="0" w:unhideWhenUsed="0" w:qFormat="1"/>
-    <w:lsdException w:name="Table Theme" w:semiHidden="0" w:uiPriority="0" w:unhideWhenUsed="0"/>
-    <w:lsdException w:name="Light Shading" w:semiHidden="0" w:uiPriority="60" w:unhideWhenUsed="0"/>
-    <w:lsdException w:name="Light List" w:semiHidden="0" w:uiPriority="61" w:unhideWhenUsed="0"/>
-    <w:lsdException w:name="Light Grid" w:semiHidden="0" w:uiPriority="62" w:unhideWhenUsed="0"/>
-    <w:lsdException w:name="Medium Shading 1" w:semiHidden="0" w:uiPriority="63" w:unhideWhenUsed="0"/>
-    <w:lsdException w:name="Medium Shading 2" w:semiHidden="0" w:uiPriority="64" w:unhideWhenUsed="0"/>
-    <w:lsdException w:name="Medium List 1" w:semiHidden="0" w:uiPriority="65" w:unhideWhenUsed="0"/>
-    <w:lsdException w:name="Medium List 2" w:semiHidden="0" w:uiPriority="66" w:unhideWhenUsed="0"/>
-    <w:lsdException w:name="Medium Grid 1" w:semiHidden="0" w:uiPriority="67" w:unhideWhenUsed="0"/>
-    <w:lsdException w:name="Medium Grid 2" w:semiHidden="0" w:uiPriority="68" w:unhideWhenUsed="0"/>
-    <w:lsdException w:name="Medium Grid 3" w:semiHidden="0" w:uiPriority="69" w:unhideWhenUsed="0"/>
-    <w:lsdException w:name="Dark List" w:semiHidden="0" w:uiPriority="70" w:unhideWhenUsed="0"/>
-    <w:lsdException w:name="Colorful Shading" w:semiHidden="0" w:uiPriority="71" w:unhideWhenUsed="0"/>
-    <w:lsdException w:name="Colorful List" w:semiHidden="0" w:uiPriority="72" w:unhideWhenUsed="0"/>
-    <w:lsdException w:name="Colorful Grid" w:semiHidden="0" w:uiPriority="73" w:unhideWhenUsed="0"/>
-    <w:lsdException w:name="Light Shading Accent 1" w:semiHidden="0" w:uiPriority="60" w:unhideWhenUsed="0"/>
-    <w:lsdException w:name="Light List Accent 1" w:semiHidden="0" w:uiPriority="61" w:unhideWhenUsed="0"/>
-    <w:lsdException w:name="Light Grid Accent 1" w:semiHidden="0" w:uiPriority="62" w:unhideWhenUsed="0"/>
-    <w:lsdException w:name="Medium Shading 1 Accent 1" w:semiHidden="0" w:uiPriority="63" w:unhideWhenUsed="0"/>
-    <w:lsdException w:name="Medium Shading 2 Accent 1" w:semiHidden="0" w:uiPriority="64" w:unhideWhenUsed="0"/>
-    <w:lsdException w:name="Medium List 1 Accent 1" w:semiHidden="0" w:uiPriority="65" w:unhideWhenUsed="0"/>
-    <w:lsdException w:name="Medium List 2 Accent 1" w:semiHidden="0" w:uiPriority="66" w:unhideWhenUsed="0"/>
-    <w:lsdException w:name="Medium Grid 1 Accent 1" w:semiHidden="0" w:uiPriority="67" w:unhideWhenUsed="0"/>
-    <w:lsdException w:name="Medium Grid 2 Accent 1" w:semiHidden="0" w:uiPriority="68" w:unhideWhenUsed="0"/>
-    <w:lsdException w:name="Medium Grid 3 Accent 1" w:semiHidden="0" w:uiPriority="69" w:unhideWhenUsed="0"/>
-    <w:lsdException w:name="Dark List Accent 1" w:semiHidden="0" w:uiPriority="70" w:unhideWhenUsed="0"/>
-    <w:lsdException w:name="Colorful Shading Accent 1" w:semiHidden="0" w:uiPriority="71" w:unhideWhenUsed="0"/>
-    <w:lsdException w:name="Colorful List Accent 1" w:semiHidden="0" w:uiPriority="72" w:unhideWhenUsed="0"/>
-    <w:lsdException w:name="Colorful Grid Accent 1" w:semiHidden="0" w:uiPriority="73" w:unhideWhenUsed="0"/>
-    <w:lsdException w:name="Light Shading Accent 2" w:semiHidden="0" w:uiPriority="60" w:unhideWhenUsed="0"/>
-    <w:lsdException w:name="Light List Accent 2" w:semiHidden="0" w:uiPriority="61" w:unhideWhenUsed="0"/>
-    <w:lsdException w:name="Light Grid Accent 2" w:semiHidden="0" w:uiPriority="62" w:unhideWhenUsed="0"/>
-    <w:lsdException w:name="Medium Shading 1 Accent 2" w:semiHidden="0" w:uiPriority="63" w:unhideWhenUsed="0"/>
-    <w:lsdException w:name="Medium Shading 2 Accent 2" w:semiHidden="0" w:uiPriority="64" w:unhideWhenUsed="0"/>
-    <w:lsdException w:name="Medium List 1 Accent 2" w:semiHidden="0" w:uiPriority="65" w:unhideWhenUsed="0"/>
-    <w:lsdException w:name="Medium List 2 Accent 2" w:semiHidden="0" w:uiPriority="66" w:unhideWhenUsed="0"/>
-    <w:lsdException w:name="Medium Grid 1 Accent 2" w:semiHidden="0" w:uiPriority="67" w:unhideWhenUsed="0"/>
-    <w:lsdException w:name="Medium Grid 2 Accent 2" w:semiHidden="0" w:uiPriority="68" w:unhideWhenUsed="0"/>
-    <w:lsdException w:name="Medium Grid 3 Accent 2" w:semiHidden="0" w:uiPriority="69" w:unhideWhenUsed="0"/>
-    <w:lsdException w:name="Dark List Accent 2" w:semiHidden="0" w:uiPriority="70" w:unhideWhenUsed="0"/>
-    <w:lsdException w:name="Colorful Shading Accent 2" w:semiHidden="0" w:uiPriority="71" w:unhideWhenUsed="0"/>
-    <w:lsdException w:name="Colorful List Accent 2" w:semiHidden="0" w:uiPriority="72" w:unhideWhenUsed="0"/>
-    <w:lsdException w:name="Colorful Grid Accent 2" w:semiHidden="0" w:uiPriority="73" w:unhideWhenUsed="0"/>
-    <w:lsdException w:name="Light Shading Accent 3" w:semiHidden="0" w:uiPriority="60" w:unhideWhenUsed="0"/>
-    <w:lsdException w:name="Light List Accent 3" w:semiHidden="0" w:uiPriority="61" w:unhideWhenUsed="0"/>
-    <w:lsdException w:name="Light Grid Accent 3" w:semiHidden="0" w:uiPriority="62" w:unhideWhenUsed="0"/>
-    <w:lsdException w:name="Medium Shading 1 Accent 3" w:semiHidden="0" w:uiPriority="63" w:unhideWhenUsed="0"/>
-    <w:lsdException w:name="Medium Shading 2 Accent 3" w:semiHidden="0" w:uiPriority="64" w:unhideWhenUsed="0"/>
-    <w:lsdException w:name="Medium List 1 Accent 3" w:semiHidden="0" w:uiPriority="65" w:unhideWhenUsed="0"/>
-    <w:lsdException w:name="Medium List 2 Accent 3" w:semiHidden="0" w:uiPriority="66" w:unhideWhenUsed="0"/>
-    <w:lsdException w:name="Medium Grid 1 Accent 3" w:semiHidden="0" w:uiPriority="67" w:unhideWhenUsed="0"/>
-    <w:lsdException w:name="Medium Grid 2 Accent 3" w:semiHidden="0" w:uiPriority="68" w:unhideWhenUsed="0"/>
-    <w:lsdException w:name="Medium Grid 3 Accent 3" w:semiHidden="0" w:uiPriority="69" w:unhideWhenUsed="0"/>
-    <w:lsdException w:name="Dark List Accent 3" w:semiHidden="0" w:uiPriority="70" w:unhideWhenUsed="0"/>
-    <w:lsdException w:name="Colorful Shading Accent 3" w:semiHidden="0" w:uiPriority="71" w:unhideWhenUsed="0"/>
-    <w:lsdException w:name="Colorful List Accent 3" w:semiHidden="0" w:uiPriority="72" w:unhideWhenUsed="0"/>
-    <w:lsdException w:name="Colorful Grid Accent 3" w:semiHidden="0" w:uiPriority="73" w:unhideWhenUsed="0"/>
-    <w:lsdException w:name="Light Shading Accent 4" w:semiHidden="0" w:uiPriority="60" w:unhideWhenUsed="0"/>
-    <w:lsdException w:name="Light List Accent 4" w:semiHidden="0" w:uiPriority="61" w:unhideWhenUsed="0"/>
-    <w:lsdException w:name="Light Grid Accent 4" w:semiHidden="0" w:uiPriority="62" w:unhideWhenUsed="0"/>
-    <w:lsdException w:name="Medium Shading 1 Accent 4" w:semiHidden="0" w:uiPriority="63" w:unhideWhenUsed="0"/>
-    <w:lsdException w:name="Medium Shading 2 Accent 4" w:semiHidden="0" w:uiPriority="64" w:unhideWhenUsed="0"/>
-    <w:lsdException w:name="Medium List 1 Accent 4" w:semiHidden="0" w:uiPriority="65" w:unhideWhenUsed="0"/>
-    <w:lsdException w:name="Medium List 2 Accent 4" w:semiHidden="0" w:uiPriority="66" w:unhideWhenUsed="0"/>
-    <w:lsdException w:name="Medium Grid 1 Accent 4" w:semiHidden="0" w:uiPriority="67" w:unhideWhenUsed="0"/>
-    <w:lsdException w:name="Medium Grid 2 Accent 4" w:semiHidden="0" w:uiPriority="68" w:unhideWhenUsed="0"/>
-    <w:lsdException w:name="Medium Grid 3 Accent 4" w:semiHidden="0" w:uiPriority="69" w:unhideWhenUsed="0"/>
-    <w:lsdException w:name="Dark List Accent 4" w:semiHidden="0" w:uiPriority="70" w:unhideWhenUsed="0"/>
-    <w:lsdException w:name="Colorful Shading Accent 4" w:semiHidden="0" w:uiPriority="71" w:unhideWhenUsed="0"/>
-    <w:lsdException w:name="Colorful List Accent 4" w:semiHidden="0" w:uiPriority="72" w:unhideWhenUsed="0"/>
-    <w:lsdException w:name="Colorful Grid Accent 4" w:semiHidden="0" w:uiPriority="73" w:unhideWhenUsed="0"/>
-    <w:lsdException w:name="Light Shading Accent 5" w:semiHidden="0" w:uiPriority="60" w:unhideWhenUsed="0"/>
-    <w:lsdException w:name="Light List Accent 5" w:semiHidden="0" w:uiPriority="61" w:unhideWhenUsed="0"/>
-    <w:lsdException w:name="Light Grid Accent 5" w:semiHidden="0" w:uiPriority="62" w:unhideWhenUsed="0"/>
-    <w:lsdException w:name="Medium Shading 1 Accent 5" w:semiHidden="0" w:uiPriority="63" w:unhideWhenUsed="0"/>
-    <w:lsdException w:name="Medium Shading 2 Accent 5" w:semiHidden="0" w:uiPriority="64" w:unhideWhenUsed="0"/>
-    <w:lsdException w:name="Medium List 1 Accent 5" w:semiHidden="0" w:uiPriority="65" w:unhideWhenUsed="0"/>
-    <w:lsdException w:name="Medium List 2 Accent 5" w:semiHidden="0" w:uiPriority="66" w:unhideWhenUsed="0"/>
-    <w:lsdException w:name="Medium Grid 1 Accent 5" w:semiHidden="0" w:uiPriority="67" w:unhideWhenUsed="0"/>
-    <w:lsdException w:name="Medium Grid 2 Accent 5" w:semiHidden="0" w:uiPriority="68" w:unhideWhenUsed="0"/>
-    <w:lsdException w:name="Medium Grid 3 Accent 5" w:semiHidden="0" w:uiPriority="69" w:unhideWhenUsed="0"/>
-    <w:lsdException w:name="Dark List Accent 5" w:semiHidden="0" w:uiPriority="70" w:unhideWhenUsed="0"/>
-    <w:lsdException w:name="Colorful Shading Accent 5" w:semiHidden="0" w:uiPriority="71" w:unhideWhenUsed="0"/>
-    <w:lsdException w:name="Colorful List Accent 5" w:semiHidden="0" w:uiPriority="72" w:unhideWhenUsed="0"/>
-    <w:lsdException w:name="Colorful Grid Accent 5" w:semiHidden="0" w:uiPriority="73" w:unhideWhenUsed="0"/>
-    <w:lsdException w:name="Light Shading Accent 6" w:semiHidden="0" w:uiPriority="60" w:unhideWhenUsed="0"/>
-    <w:lsdException w:name="Light List Accent 6" w:semiHidden="0" w:uiPriority="61" w:unhideWhenUsed="0"/>
-    <w:lsdException w:name="Light Grid Accent 6" w:semiHidden="0" w:uiPriority="62" w:unhideWhenUsed="0"/>
-    <w:lsdException w:name="Medium Shading 1 Accent 6" w:semiHidden="0" w:uiPriority="63" w:unhideWhenUsed="0"/>
-    <w:lsdException w:name="Medium Shading 2 Accent 6" w:semiHidden="0" w:uiPriority="64" w:unhideWhenUsed="0"/>
-    <w:lsdException w:name="Medium List 1 Accent 6" w:semiHidden="0" w:uiPriority="65" w:unhideWhenUsed="0"/>
-    <w:lsdException w:name="Medium List 2 Accent 6" w:semiHidden="0" w:uiPriority="66" w:unhideWhenUsed="0"/>
-    <w:lsdException w:name="Medium Grid 1 Accent 6" w:semiHidden="0" w:uiPriority="67" w:unhideWhenUsed="0"/>
-    <w:lsdException w:name="Medium Grid 2 Accent 6" w:semiHidden="0" w:uiPriority="68" w:unhideWhenUsed="0"/>
-    <w:lsdException w:name="Medium Grid 3 Accent 6" w:semiHidden="0" w:uiPriority="69" w:unhideWhenUsed="0"/>
-    <w:lsdException w:name="Dark List Accent 6" w:semiHidden="0" w:uiPriority="70" w:unhideWhenUsed="0"/>
-    <w:lsdException w:name="Colorful Shading Accent 6" w:semiHidden="0" w:uiPriority="71" w:unhideWhenUsed="0"/>
-    <w:lsdException w:name="Colorful List Accent 6" w:semiHidden="0" w:uiPriority="72" w:unhideWhenUsed="0"/>
-    <w:lsdException w:name="Colorful Grid Accent 6" w:semiHidden="0" w:uiPriority="73" w:unhideWhenUsed="0"/>
+  <w:latentStyles w:count="260" w:defQFormat="0" w:defUnhideWhenUsed="1" w:defSemiHidden="1" w:defUIPriority="99" w:defLockedState="0">
+    <w:lsdException w:qFormat="1" w:unhideWhenUsed="0" w:uiPriority="0" w:semiHidden="0" w:name="Normal"/>
+    <w:lsdException w:qFormat="1" w:unhideWhenUsed="0" w:uiPriority="0" w:semiHidden="0" w:name="heading 1"/>
+    <w:lsdException w:qFormat="1" w:uiPriority="0" w:semiHidden="0" w:name="heading 2"/>
+    <w:lsdException w:qFormat="1" w:uiPriority="0" w:name="heading 3"/>
+    <w:lsdException w:qFormat="1" w:uiPriority="0" w:semiHidden="0" w:name="heading 4"/>
+    <w:lsdException w:qFormat="1" w:uiPriority="0" w:name="heading 5"/>
+    <w:lsdException w:qFormat="1" w:uiPriority="0" w:name="heading 6"/>
+    <w:lsdException w:qFormat="1" w:uiPriority="0" w:name="heading 7"/>
+    <w:lsdException w:qFormat="1" w:uiPriority="0" w:name="heading 8"/>
+    <w:lsdException w:qFormat="1" w:uiPriority="0" w:name="heading 9"/>
+    <w:lsdException w:unhideWhenUsed="0" w:uiPriority="0" w:semiHidden="0" w:name="index 1"/>
+    <w:lsdException w:unhideWhenUsed="0" w:uiPriority="0" w:semiHidden="0" w:name="index 2"/>
+    <w:lsdException w:unhideWhenUsed="0" w:uiPriority="0" w:semiHidden="0" w:name="index 3"/>
+    <w:lsdException w:unhideWhenUsed="0" w:uiPriority="0" w:semiHidden="0" w:name="index 4"/>
+    <w:lsdException w:unhideWhenUsed="0" w:uiPriority="0" w:semiHidden="0" w:name="index 5"/>
+    <w:lsdException w:unhideWhenUsed="0" w:uiPriority="0" w:semiHidden="0" w:name="index 6"/>
+    <w:lsdException w:unhideWhenUsed="0" w:uiPriority="0" w:semiHidden="0" w:name="index 7"/>
+    <w:lsdException w:unhideWhenUsed="0" w:uiPriority="0" w:semiHidden="0" w:name="index 8"/>
+    <w:lsdException w:unhideWhenUsed="0" w:uiPriority="0" w:semiHidden="0" w:name="index 9"/>
+    <w:lsdException w:qFormat="1" w:unhideWhenUsed="0" w:uiPriority="0" w:semiHidden="0" w:name="toc 1"/>
+    <w:lsdException w:qFormat="1" w:unhideWhenUsed="0" w:uiPriority="0" w:semiHidden="0" w:name="toc 2"/>
+    <w:lsdException w:qFormat="1" w:unhideWhenUsed="0" w:uiPriority="0" w:semiHidden="0" w:name="toc 3"/>
+    <w:lsdException w:unhideWhenUsed="0" w:uiPriority="0" w:semiHidden="0" w:name="toc 4"/>
+    <w:lsdException w:unhideWhenUsed="0" w:uiPriority="0" w:semiHidden="0" w:name="toc 5"/>
+    <w:lsdException w:unhideWhenUsed="0" w:uiPriority="0" w:semiHidden="0" w:name="toc 6"/>
+    <w:lsdException w:unhideWhenUsed="0" w:uiPriority="0" w:semiHidden="0" w:name="toc 7"/>
+    <w:lsdException w:unhideWhenUsed="0" w:uiPriority="0" w:semiHidden="0" w:name="toc 8"/>
+    <w:lsdException w:unhideWhenUsed="0" w:uiPriority="0" w:semiHidden="0" w:name="toc 9"/>
+    <w:lsdException w:unhideWhenUsed="0" w:uiPriority="0" w:semiHidden="0" w:name="Normal Indent"/>
+    <w:lsdException w:unhideWhenUsed="0" w:uiPriority="0" w:semiHidden="0" w:name="footnote text"/>
+    <w:lsdException w:qFormat="1" w:unhideWhenUsed="0" w:uiPriority="0" w:semiHidden="0" w:name="annotation text"/>
+    <w:lsdException w:qFormat="1" w:unhideWhenUsed="0" w:uiPriority="0" w:semiHidden="0" w:name="header"/>
+    <w:lsdException w:qFormat="1" w:unhideWhenUsed="0" w:uiPriority="0" w:semiHidden="0" w:name="footer"/>
+    <w:lsdException w:unhideWhenUsed="0" w:uiPriority="0" w:semiHidden="0" w:name="index heading"/>
+    <w:lsdException w:qFormat="1" w:uiPriority="0" w:name="caption"/>
+    <w:lsdException w:unhideWhenUsed="0" w:uiPriority="0" w:semiHidden="0" w:name="table of figures"/>
+    <w:lsdException w:unhideWhenUsed="0" w:uiPriority="0" w:semiHidden="0" w:name="envelope address"/>
+    <w:lsdException w:unhideWhenUsed="0" w:uiPriority="0" w:semiHidden="0" w:name="envelope return"/>
+    <w:lsdException w:unhideWhenUsed="0" w:uiPriority="0" w:semiHidden="0" w:name="footnote reference"/>
+    <w:lsdException w:unhideWhenUsed="0" w:uiPriority="0" w:semiHidden="0" w:name="annotation reference"/>
+    <w:lsdException w:unhideWhenUsed="0" w:uiPriority="0" w:semiHidden="0" w:name="line number"/>
+    <w:lsdException w:unhideWhenUsed="0" w:uiPriority="0" w:semiHidden="0" w:name="page number"/>
+    <w:lsdException w:unhideWhenUsed="0" w:uiPriority="0" w:semiHidden="0" w:name="endnote reference"/>
+    <w:lsdException w:unhideWhenUsed="0" w:uiPriority="0" w:semiHidden="0" w:name="endnote text"/>
+    <w:lsdException w:unhideWhenUsed="0" w:uiPriority="0" w:semiHidden="0" w:name="table of authorities"/>
+    <w:lsdException w:unhideWhenUsed="0" w:uiPriority="0" w:semiHidden="0" w:name="macro"/>
+    <w:lsdException w:unhideWhenUsed="0" w:uiPriority="0" w:semiHidden="0" w:name="toa heading"/>
+    <w:lsdException w:unhideWhenUsed="0" w:uiPriority="0" w:semiHidden="0" w:name="List"/>
+    <w:lsdException w:unhideWhenUsed="0" w:uiPriority="0" w:semiHidden="0" w:name="List Bullet"/>
+    <w:lsdException w:unhideWhenUsed="0" w:uiPriority="0" w:semiHidden="0" w:name="List Number"/>
+    <w:lsdException w:unhideWhenUsed="0" w:uiPriority="0" w:semiHidden="0" w:name="List 2"/>
+    <w:lsdException w:unhideWhenUsed="0" w:uiPriority="0" w:semiHidden="0" w:name="List 3"/>
+    <w:lsdException w:unhideWhenUsed="0" w:uiPriority="0" w:semiHidden="0" w:name="List 4"/>
+    <w:lsdException w:unhideWhenUsed="0" w:uiPriority="0" w:semiHidden="0" w:name="List 5"/>
+    <w:lsdException w:unhideWhenUsed="0" w:uiPriority="0" w:semiHidden="0" w:name="List Bullet 2"/>
+    <w:lsdException w:unhideWhenUsed="0" w:uiPriority="0" w:semiHidden="0" w:name="List Bullet 3"/>
+    <w:lsdException w:unhideWhenUsed="0" w:uiPriority="0" w:semiHidden="0" w:name="List Bullet 4"/>
+    <w:lsdException w:unhideWhenUsed="0" w:uiPriority="0" w:semiHidden="0" w:name="List Bullet 5"/>
+    <w:lsdException w:unhideWhenUsed="0" w:uiPriority="0" w:semiHidden="0" w:name="List Number 2"/>
+    <w:lsdException w:unhideWhenUsed="0" w:uiPriority="0" w:semiHidden="0" w:name="List Number 3"/>
+    <w:lsdException w:unhideWhenUsed="0" w:uiPriority="0" w:semiHidden="0" w:name="List Number 4"/>
+    <w:lsdException w:unhideWhenUsed="0" w:uiPriority="0" w:semiHidden="0" w:name="List Number 5"/>
+    <w:lsdException w:qFormat="1" w:unhideWhenUsed="0" w:uiPriority="0" w:semiHidden="0" w:name="Title"/>
+    <w:lsdException w:unhideWhenUsed="0" w:uiPriority="0" w:semiHidden="0" w:name="Closing"/>
+    <w:lsdException w:unhideWhenUsed="0" w:uiPriority="0" w:semiHidden="0" w:name="Signature"/>
+    <w:lsdException w:qFormat="1" w:unhideWhenUsed="0" w:uiPriority="0" w:name="Default Paragraph Font"/>
+    <w:lsdException w:qFormat="1" w:unhideWhenUsed="0" w:uiPriority="0" w:name="Body Text"/>
+    <w:lsdException w:unhideWhenUsed="0" w:uiPriority="0" w:semiHidden="0" w:name="Body Text Indent"/>
+    <w:lsdException w:unhideWhenUsed="0" w:uiPriority="0" w:semiHidden="0" w:name="List Continue"/>
+    <w:lsdException w:unhideWhenUsed="0" w:uiPriority="0" w:semiHidden="0" w:name="List Continue 2"/>
+    <w:lsdException w:unhideWhenUsed="0" w:uiPriority="0" w:semiHidden="0" w:name="List Continue 3"/>
+    <w:lsdException w:unhideWhenUsed="0" w:uiPriority="0" w:semiHidden="0" w:name="List Continue 4"/>
+    <w:lsdException w:unhideWhenUsed="0" w:uiPriority="0" w:semiHidden="0" w:name="List Continue 5"/>
+    <w:lsdException w:unhideWhenUsed="0" w:uiPriority="0" w:semiHidden="0" w:name="Message Header"/>
+    <w:lsdException w:qFormat="1" w:unhideWhenUsed="0" w:uiPriority="0" w:semiHidden="0" w:name="Subtitle"/>
+    <w:lsdException w:unhideWhenUsed="0" w:uiPriority="0" w:semiHidden="0" w:name="Salutation"/>
+    <w:lsdException w:unhideWhenUsed="0" w:uiPriority="0" w:semiHidden="0" w:name="Date"/>
+    <w:lsdException w:unhideWhenUsed="0" w:uiPriority="0" w:semiHidden="0" w:name="Body Text First Indent"/>
+    <w:lsdException w:unhideWhenUsed="0" w:uiPriority="0" w:semiHidden="0" w:name="Body Text First Indent 2"/>
+    <w:lsdException w:uiPriority="99" w:name="Note Heading"/>
+    <w:lsdException w:unhideWhenUsed="0" w:uiPriority="0" w:semiHidden="0" w:name="Body Text 2"/>
+    <w:lsdException w:unhideWhenUsed="0" w:uiPriority="0" w:semiHidden="0" w:name="Body Text 3"/>
+    <w:lsdException w:unhideWhenUsed="0" w:uiPriority="0" w:semiHidden="0" w:name="Body Text Indent 2"/>
+    <w:lsdException w:unhideWhenUsed="0" w:uiPriority="0" w:semiHidden="0" w:name="Body Text Indent 3"/>
+    <w:lsdException w:unhideWhenUsed="0" w:uiPriority="0" w:semiHidden="0" w:name="Block Text"/>
+    <w:lsdException w:unhideWhenUsed="0" w:uiPriority="0" w:semiHidden="0" w:name="Hyperlink"/>
+    <w:lsdException w:unhideWhenUsed="0" w:uiPriority="0" w:semiHidden="0" w:name="FollowedHyperlink"/>
+    <w:lsdException w:qFormat="1" w:unhideWhenUsed="0" w:uiPriority="0" w:semiHidden="0" w:name="Strong"/>
+    <w:lsdException w:qFormat="1" w:unhideWhenUsed="0" w:uiPriority="0" w:semiHidden="0" w:name="Emphasis"/>
+    <w:lsdException w:unhideWhenUsed="0" w:uiPriority="0" w:semiHidden="0" w:name="Document Map"/>
+    <w:lsdException w:unhideWhenUsed="0" w:uiPriority="0" w:semiHidden="0" w:name="Plain Text"/>
+    <w:lsdException w:unhideWhenUsed="0" w:uiPriority="0" w:semiHidden="0" w:name="E-mail Signature"/>
+    <w:lsdException w:qFormat="1" w:unhideWhenUsed="0" w:uiPriority="0" w:semiHidden="0" w:name="Normal (Web)"/>
+    <w:lsdException w:unhideWhenUsed="0" w:uiPriority="0" w:semiHidden="0" w:name="HTML Acronym"/>
+    <w:lsdException w:unhideWhenUsed="0" w:uiPriority="0" w:semiHidden="0" w:name="HTML Address"/>
+    <w:lsdException w:unhideWhenUsed="0" w:uiPriority="0" w:semiHidden="0" w:name="HTML Cite"/>
+    <w:lsdException w:unhideWhenUsed="0" w:uiPriority="0" w:semiHidden="0" w:name="HTML Code"/>
+    <w:lsdException w:unhideWhenUsed="0" w:uiPriority="0" w:semiHidden="0" w:name="HTML Definition"/>
+    <w:lsdException w:unhideWhenUsed="0" w:uiPriority="0" w:semiHidden="0" w:name="HTML Keyboard"/>
+    <w:lsdException w:unhideWhenUsed="0" w:uiPriority="0" w:semiHidden="0" w:name="HTML Preformatted"/>
+    <w:lsdException w:unhideWhenUsed="0" w:uiPriority="0" w:semiHidden="0" w:name="HTML Sample"/>
+    <w:lsdException w:unhideWhenUsed="0" w:uiPriority="0" w:semiHidden="0" w:name="HTML Typewriter"/>
+    <w:lsdException w:unhideWhenUsed="0" w:uiPriority="0" w:semiHidden="0" w:name="HTML Variable"/>
+    <w:lsdException w:qFormat="1" w:unhideWhenUsed="0" w:uiPriority="0" w:name="Normal Table"/>
+    <w:lsdException w:unhideWhenUsed="0" w:uiPriority="0" w:semiHidden="0" w:name="annotation subject"/>
+    <w:lsdException w:unhideWhenUsed="0" w:uiPriority="0" w:semiHidden="0" w:name="Table Simple 1"/>
+    <w:lsdException w:unhideWhenUsed="0" w:uiPriority="0" w:semiHidden="0" w:name="Table Simple 2"/>
+    <w:lsdException w:unhideWhenUsed="0" w:uiPriority="0" w:semiHidden="0" w:name="Table Simple 3"/>
+    <w:lsdException w:unhideWhenUsed="0" w:uiPriority="0" w:semiHidden="0" w:name="Table Classic 1"/>
+    <w:lsdException w:unhideWhenUsed="0" w:uiPriority="0" w:semiHidden="0" w:name="Table Classic 2"/>
+    <w:lsdException w:unhideWhenUsed="0" w:uiPriority="0" w:semiHidden="0" w:name="Table Classic 3"/>
+    <w:lsdException w:unhideWhenUsed="0" w:uiPriority="0" w:semiHidden="0" w:name="Table Classic 4"/>
+    <w:lsdException w:unhideWhenUsed="0" w:uiPriority="0" w:semiHidden="0" w:name="Table Colorful 1"/>
+    <w:lsdException w:unhideWhenUsed="0" w:uiPriority="0" w:semiHidden="0" w:name="Table Colorful 2"/>
+    <w:lsdException w:unhideWhenUsed="0" w:uiPriority="0" w:semiHidden="0" w:name="Table Colorful 3"/>
+    <w:lsdException w:unhideWhenUsed="0" w:uiPriority="0" w:semiHidden="0" w:name="Table Columns 1"/>
+    <w:lsdException w:unhideWhenUsed="0" w:uiPriority="0" w:semiHidden="0" w:name="Table Columns 2"/>
+    <w:lsdException w:unhideWhenUsed="0" w:uiPriority="0" w:semiHidden="0" w:name="Table Columns 3"/>
+    <w:lsdException w:unhideWhenUsed="0" w:uiPriority="0" w:semiHidden="0" w:name="Table Columns 4"/>
+    <w:lsdException w:unhideWhenUsed="0" w:uiPriority="0" w:semiHidden="0" w:name="Table Columns 5"/>
+    <w:lsdException w:unhideWhenUsed="0" w:uiPriority="0" w:semiHidden="0" w:name="Table Grid 1"/>
+    <w:lsdException w:unhideWhenUsed="0" w:uiPriority="0" w:semiHidden="0" w:name="Table Grid 2"/>
+    <w:lsdException w:unhideWhenUsed="0" w:uiPriority="0" w:semiHidden="0" w:name="Table Grid 3"/>
+    <w:lsdException w:unhideWhenUsed="0" w:uiPriority="0" w:semiHidden="0" w:name="Table Grid 4"/>
+    <w:lsdException w:unhideWhenUsed="0" w:uiPriority="0" w:semiHidden="0" w:name="Table Grid 5"/>
+    <w:lsdException w:unhideWhenUsed="0" w:uiPriority="0" w:semiHidden="0" w:name="Table Grid 6"/>
+    <w:lsdException w:unhideWhenUsed="0" w:uiPriority="0" w:semiHidden="0" w:name="Table Grid 7"/>
+    <w:lsdException w:unhideWhenUsed="0" w:uiPriority="0" w:semiHidden="0" w:name="Table Grid 8"/>
+    <w:lsdException w:unhideWhenUsed="0" w:uiPriority="0" w:semiHidden="0" w:name="Table List 1"/>
+    <w:lsdException w:unhideWhenUsed="0" w:uiPriority="0" w:semiHidden="0" w:name="Table List 2"/>
+    <w:lsdException w:unhideWhenUsed="0" w:uiPriority="0" w:semiHidden="0" w:name="Table List 3"/>
+    <w:lsdException w:unhideWhenUsed="0" w:uiPriority="0" w:semiHidden="0" w:name="Table List 4"/>
+    <w:lsdException w:unhideWhenUsed="0" w:uiPriority="0" w:semiHidden="0" w:name="Table List 5"/>
+    <w:lsdException w:unhideWhenUsed="0" w:uiPriority="0" w:semiHidden="0" w:name="Table List 6"/>
+    <w:lsdException w:unhideWhenUsed="0" w:uiPriority="0" w:semiHidden="0" w:name="Table List 7"/>
+    <w:lsdException w:unhideWhenUsed="0" w:uiPriority="0" w:semiHidden="0" w:name="Table List 8"/>
+    <w:lsdException w:unhideWhenUsed="0" w:uiPriority="0" w:semiHidden="0" w:name="Table 3D effects 1"/>
+    <w:lsdException w:unhideWhenUsed="0" w:uiPriority="0" w:semiHidden="0" w:name="Table 3D effects 2"/>
+    <w:lsdException w:unhideWhenUsed="0" w:uiPriority="0" w:semiHidden="0" w:name="Table 3D effects 3"/>
+    <w:lsdException w:unhideWhenUsed="0" w:uiPriority="0" w:semiHidden="0" w:name="Table Contemporary"/>
+    <w:lsdException w:unhideWhenUsed="0" w:uiPriority="0" w:semiHidden="0" w:name="Table Elegant"/>
+    <w:lsdException w:unhideWhenUsed="0" w:uiPriority="0" w:semiHidden="0" w:name="Table Professional"/>
+    <w:lsdException w:unhideWhenUsed="0" w:uiPriority="0" w:semiHidden="0" w:name="Table Subtle 1"/>
+    <w:lsdException w:unhideWhenUsed="0" w:uiPriority="0" w:semiHidden="0" w:name="Table Subtle 2"/>
+    <w:lsdException w:unhideWhenUsed="0" w:uiPriority="0" w:semiHidden="0" w:name="Table Web 1"/>
+    <w:lsdException w:unhideWhenUsed="0" w:uiPriority="0" w:semiHidden="0" w:name="Table Web 2"/>
+    <w:lsdException w:unhideWhenUsed="0" w:uiPriority="0" w:semiHidden="0" w:name="Table Web 3"/>
+    <w:lsdException w:unhideWhenUsed="0" w:uiPriority="0" w:semiHidden="0" w:name="Balloon Text"/>
+    <w:lsdException w:qFormat="1" w:unhideWhenUsed="0" w:uiPriority="0" w:semiHidden="0" w:name="Table Grid"/>
+    <w:lsdException w:unhideWhenUsed="0" w:uiPriority="0" w:semiHidden="0" w:name="Table Theme"/>
+    <w:lsdException w:unhideWhenUsed="0" w:uiPriority="60" w:semiHidden="0" w:name="Light Shading"/>
+    <w:lsdException w:unhideWhenUsed="0" w:uiPriority="61" w:semiHidden="0" w:name="Light List"/>
+    <w:lsdException w:unhideWhenUsed="0" w:uiPriority="62" w:semiHidden="0" w:name="Light Grid"/>
+    <w:lsdException w:unhideWhenUsed="0" w:uiPriority="63" w:semiHidden="0" w:name="Medium Shading 1"/>
+    <w:lsdException w:unhideWhenUsed="0" w:uiPriority="64" w:semiHidden="0" w:name="Medium Shading 2"/>
+    <w:lsdException w:unhideWhenUsed="0" w:uiPriority="65" w:semiHidden="0" w:name="Medium List 1"/>
+    <w:lsdException w:unhideWhenUsed="0" w:uiPriority="66" w:semiHidden="0" w:name="Medium List 2"/>
+    <w:lsdException w:unhideWhenUsed="0" w:uiPriority="67" w:semiHidden="0" w:name="Medium Grid 1"/>
+    <w:lsdException w:unhideWhenUsed="0" w:uiPriority="68" w:semiHidden="0" w:name="Medium Grid 2"/>
+    <w:lsdException w:unhideWhenUsed="0" w:uiPriority="69" w:semiHidden="0" w:name="Medium Grid 3"/>
+    <w:lsdException w:unhideWhenUsed="0" w:uiPriority="70" w:semiHidden="0" w:name="Dark List"/>
+    <w:lsdException w:unhideWhenUsed="0" w:uiPriority="71" w:semiHidden="0" w:name="Colorful Shading"/>
+    <w:lsdException w:unhideWhenUsed="0" w:uiPriority="72" w:semiHidden="0" w:name="Colorful List"/>
+    <w:lsdException w:unhideWhenUsed="0" w:uiPriority="73" w:semiHidden="0" w:name="Colorful Grid"/>
+    <w:lsdException w:unhideWhenUsed="0" w:uiPriority="60" w:semiHidden="0" w:name="Light Shading Accent 1"/>
+    <w:lsdException w:unhideWhenUsed="0" w:uiPriority="61" w:semiHidden="0" w:name="Light List Accent 1"/>
+    <w:lsdException w:unhideWhenUsed="0" w:uiPriority="62" w:semiHidden="0" w:name="Light Grid Accent 1"/>
+    <w:lsdException w:unhideWhenUsed="0" w:uiPriority="63" w:semiHidden="0" w:name="Medium Shading 1 Accent 1"/>
+    <w:lsdException w:unhideWhenUsed="0" w:uiPriority="64" w:semiHidden="0" w:name="Medium Shading 2 Accent 1"/>
+    <w:lsdException w:unhideWhenUsed="0" w:uiPriority="65" w:semiHidden="0" w:name="Medium List 1 Accent 1"/>
+    <w:lsdException w:unhideWhenUsed="0" w:uiPriority="66" w:semiHidden="0" w:name="Medium List 2 Accent 1"/>
+    <w:lsdException w:unhideWhenUsed="0" w:uiPriority="67" w:semiHidden="0" w:name="Medium Grid 1 Accent 1"/>
+    <w:lsdException w:unhideWhenUsed="0" w:uiPriority="68" w:semiHidden="0" w:name="Medium Grid 2 Accent 1"/>
+    <w:lsdException w:unhideWhenUsed="0" w:uiPriority="69" w:semiHidden="0" w:name="Medium Grid 3 Accent 1"/>
+    <w:lsdException w:unhideWhenUsed="0" w:uiPriority="70" w:semiHidden="0" w:name="Dark List Accent 1"/>
+    <w:lsdException w:unhideWhenUsed="0" w:uiPriority="71" w:semiHidden="0" w:name="Colorful Shading Accent 1"/>
+    <w:lsdException w:unhideWhenUsed="0" w:uiPriority="72" w:semiHidden="0" w:name="Colorful List Accent 1"/>
+    <w:lsdException w:unhideWhenUsed="0" w:uiPriority="73" w:semiHidden="0" w:name="Colorful Grid Accent 1"/>
+    <w:lsdException w:unhideWhenUsed="0" w:uiPriority="60" w:semiHidden="0" w:name="Light Shading Accent 2"/>
+    <w:lsdException w:unhideWhenUsed="0" w:uiPriority="61" w:semiHidden="0" w:name="Light List Accent 2"/>
+    <w:lsdException w:unhideWhenUsed="0" w:uiPriority="62" w:semiHidden="0" w:name="Light Grid Accent 2"/>
+    <w:lsdException w:unhideWhenUsed="0" w:uiPriority="63" w:semiHidden="0" w:name="Medium Shading 1 Accent 2"/>
+    <w:lsdException w:unhideWhenUsed="0" w:uiPriority="64" w:semiHidden="0" w:name="Medium Shading 2 Accent 2"/>
+    <w:lsdException w:unhideWhenUsed="0" w:uiPriority="65" w:semiHidden="0" w:name="Medium List 1 Accent 2"/>
+    <w:lsdException w:unhideWhenUsed="0" w:uiPriority="66" w:semiHidden="0" w:name="Medium List 2 Accent 2"/>
+    <w:lsdException w:unhideWhenUsed="0" w:uiPriority="67" w:semiHidden="0" w:name="Medium Grid 1 Accent 2"/>
+    <w:lsdException w:unhideWhenUsed="0" w:uiPriority="68" w:semiHidden="0" w:name="Medium Grid 2 Accent 2"/>
+    <w:lsdException w:unhideWhenUsed="0" w:uiPriority="69" w:semiHidden="0" w:name="Medium Grid 3 Accent 2"/>
+    <w:lsdException w:unhideWhenUsed="0" w:uiPriority="70" w:semiHidden="0" w:name="Dark List Accent 2"/>
+    <w:lsdException w:unhideWhenUsed="0" w:uiPriority="71" w:semiHidden="0" w:name="Colorful Shading Accent 2"/>
+    <w:lsdException w:unhideWhenUsed="0" w:uiPriority="72" w:semiHidden="0" w:name="Colorful List Accent 2"/>
+    <w:lsdException w:unhideWhenUsed="0" w:uiPriority="73" w:semiHidden="0" w:name="Colorful Grid Accent 2"/>
+    <w:lsdException w:unhideWhenUsed="0" w:uiPriority="60" w:semiHidden="0" w:name="Light Shading Accent 3"/>
+    <w:lsdException w:unhideWhenUsed="0" w:uiPriority="61" w:semiHidden="0" w:name="Light List Accent 3"/>
+    <w:lsdException w:unhideWhenUsed="0" w:uiPriority="62" w:semiHidden="0" w:name="Light Grid Accent 3"/>
+    <w:lsdException w:unhideWhenUsed="0" w:uiPriority="63" w:semiHidden="0" w:name="Medium Shading 1 Accent 3"/>
+    <w:lsdException w:unhideWhenUsed="0" w:uiPriority="64" w:semiHidden="0" w:name="Medium Shading 2 Accent 3"/>
+    <w:lsdException w:unhideWhenUsed="0" w:uiPriority="65" w:semiHidden="0" w:name="Medium List 1 Accent 3"/>
+    <w:lsdException w:unhideWhenUsed="0" w:uiPriority="66" w:semiHidden="0" w:name="Medium List 2 Accent 3"/>
+    <w:lsdException w:unhideWhenUsed="0" w:uiPriority="67" w:semiHidden="0" w:name="Medium Grid 1 Accent 3"/>
+    <w:lsdException w:unhideWhenUsed="0" w:uiPriority="68" w:semiHidden="0" w:name="Medium Grid 2 Accent 3"/>
+    <w:lsdException w:unhideWhenUsed="0" w:uiPriority="69" w:semiHidden="0" w:name="Medium Grid 3 Accent 3"/>
+    <w:lsdException w:unhideWhenUsed="0" w:uiPriority="70" w:semiHidden="0" w:name="Dark List Accent 3"/>
+    <w:lsdException w:unhideWhenUsed="0" w:uiPriority="71" w:semiHidden="0" w:name="Colorful Shading Accent 3"/>
+    <w:lsdException w:unhideWhenUsed="0" w:uiPriority="72" w:semiHidden="0" w:name="Colorful List Accent 3"/>
+    <w:lsdException w:unhideWhenUsed="0" w:uiPriority="73" w:semiHidden="0" w:name="Colorful Grid Accent 3"/>
+    <w:lsdException w:unhideWhenUsed="0" w:uiPriority="60" w:semiHidden="0" w:name="Light Shading Accent 4"/>
+    <w:lsdException w:unhideWhenUsed="0" w:uiPriority="61" w:semiHidden="0" w:name="Light List Accent 4"/>
+    <w:lsdException w:unhideWhenUsed="0" w:uiPriority="62" w:semiHidden="0" w:name="Light Grid Accent 4"/>
+    <w:lsdException w:unhideWhenUsed="0" w:uiPriority="63" w:semiHidden="0" w:name="Medium Shading 1 Accent 4"/>
+    <w:lsdException w:unhideWhenUsed="0" w:uiPriority="64" w:semiHidden="0" w:name="Medium Shading 2 Accent 4"/>
+    <w:lsdException w:unhideWhenUsed="0" w:uiPriority="65" w:semiHidden="0" w:name="Medium List 1 Accent 4"/>
+    <w:lsdException w:unhideWhenUsed="0" w:uiPriority="66" w:semiHidden="0" w:name="Medium List 2 Accent 4"/>
+    <w:lsdException w:unhideWhenUsed="0" w:uiPriority="67" w:semiHidden="0" w:name="Medium Grid 1 Accent 4"/>
+    <w:lsdException w:unhideWhenUsed="0" w:uiPriority="68" w:semiHidden="0" w:name="Medium Grid 2 Accent 4"/>
+    <w:lsdException w:unhideWhenUsed="0" w:uiPriority="69" w:semiHidden="0" w:name="Medium Grid 3 Accent 4"/>
+    <w:lsdException w:unhideWhenUsed="0" w:uiPriority="70" w:semiHidden="0" w:name="Dark List Accent 4"/>
+    <w:lsdException w:unhideWhenUsed="0" w:uiPriority="71" w:semiHidden="0" w:name="Colorful Shading Accent 4"/>
+    <w:lsdException w:unhideWhenUsed="0" w:uiPriority="72" w:semiHidden="0" w:name="Colorful List Accent 4"/>
+    <w:lsdException w:unhideWhenUsed="0" w:uiPriority="73" w:semiHidden="0" w:name="Colorful Grid Accent 4"/>
+    <w:lsdException w:unhideWhenUsed="0" w:uiPriority="60" w:semiHidden="0" w:name="Light Shading Accent 5"/>
+    <w:lsdException w:unhideWhenUsed="0" w:uiPriority="61" w:semiHidden="0" w:name="Light List Accent 5"/>
+    <w:lsdException w:unhideWhenUsed="0" w:uiPriority="62" w:semiHidden="0" w:name="Light Grid Accent 5"/>
+    <w:lsdException w:unhideWhenUsed="0" w:uiPriority="63" w:semiHidden="0" w:name="Medium Shading 1 Accent 5"/>
+    <w:lsdException w:unhideWhenUsed="0" w:uiPriority="64" w:semiHidden="0" w:name="Medium Shading 2 Accent 5"/>
+    <w:lsdException w:unhideWhenUsed="0" w:uiPriority="65" w:semiHidden="0" w:name="Medium List 1 Accent 5"/>
+    <w:lsdException w:unhideWhenUsed="0" w:uiPriority="66" w:semiHidden="0" w:name="Medium List 2 Accent 5"/>
+    <w:lsdException w:unhideWhenUsed="0" w:uiPriority="67" w:semiHidden="0" w:name="Medium Grid 1 Accent 5"/>
+    <w:lsdException w:unhideWhenUsed="0" w:uiPriority="68" w:semiHidden="0" w:name="Medium Grid 2 Accent 5"/>
+    <w:lsdException w:unhideWhenUsed="0" w:uiPriority="69" w:semiHidden="0" w:name="Medium Grid 3 Accent 5"/>
+    <w:lsdException w:unhideWhenUsed="0" w:uiPriority="70" w:semiHidden="0" w:name="Dark List Accent 5"/>
+    <w:lsdException w:unhideWhenUsed="0" w:uiPriority="71" w:semiHidden="0" w:name="Colorful Shading Accent 5"/>
+    <w:lsdException w:unhideWhenUsed="0" w:uiPriority="72" w:semiHidden="0" w:name="Colorful List Accent 5"/>
+    <w:lsdException w:unhideWhenUsed="0" w:uiPriority="73" w:semiHidden="0" w:name="Colorful Grid Accent 5"/>
+    <w:lsdException w:unhideWhenUsed="0" w:uiPriority="60" w:semiHidden="0" w:name="Light Shading Accent 6"/>
+    <w:lsdException w:unhideWhenUsed="0" w:uiPriority="61" w:semiHidden="0" w:name="Light List Accent 6"/>
+    <w:lsdException w:unhideWhenUsed="0" w:uiPriority="62" w:semiHidden="0" w:name="Light Grid Accent 6"/>
+    <w:lsdException w:unhideWhenUsed="0" w:uiPriority="63" w:semiHidden="0" w:name="Medium Shading 1 Accent 6"/>
+    <w:lsdException w:unhideWhenUsed="0" w:uiPriority="64" w:semiHidden="0" w:name="Medium Shading 2 Accent 6"/>
+    <w:lsdException w:unhideWhenUsed="0" w:uiPriority="65" w:semiHidden="0" w:name="Medium List 1 Accent 6"/>
+    <w:lsdException w:unhideWhenUsed="0" w:uiPriority="66" w:semiHidden="0" w:name="Medium List 2 Accent 6"/>
+    <w:lsdException w:unhideWhenUsed="0" w:uiPriority="67" w:semiHidden="0" w:name="Medium Grid 1 Accent 6"/>
+    <w:lsdException w:unhideWhenUsed="0" w:uiPriority="68" w:semiHidden="0" w:name="Medium Grid 2 Accent 6"/>
+    <w:lsdException w:unhideWhenUsed="0" w:uiPriority="69" w:semiHidden="0" w:name="Medium Grid 3 Accent 6"/>
+    <w:lsdException w:unhideWhenUsed="0" w:uiPriority="70" w:semiHidden="0" w:name="Dark List Accent 6"/>
+    <w:lsdException w:unhideWhenUsed="0" w:uiPriority="71" w:semiHidden="0" w:name="Colorful Shading Accent 6"/>
+    <w:lsdException w:unhideWhenUsed="0" w:uiPriority="72" w:semiHidden="0" w:name="Colorful List Accent 6"/>
+    <w:lsdException w:unhideWhenUsed="0" w:uiPriority="73" w:semiHidden="0" w:name="Colorful Grid Accent 6"/>
   </w:latentStyles>
-  <w:style w:type="paragraph" w:default="1" w:styleId="Normal">
+  <w:style w:type="paragraph" w:default="1" w:styleId="1">
     <w:name w:val="Normal"/>
     <w:qFormat/>
+    <w:uiPriority w:val="0"/>
     <w:pPr>
       <w:kinsoku w:val="0"/>
       <w:autoSpaceDE w:val="0"/>
@@ -7475,7 +7636,7 @@
       <w:textAlignment w:val="baseline"/>
     </w:pPr>
     <w:rPr>
-      <w:rFonts w:ascii="Arial" w:eastAsia="宋体" w:hAnsi="Arial" w:cs="Arial"/>
+      <w:rFonts w:ascii="Arial" w:hAnsi="Arial" w:eastAsia="宋体" w:cs="Arial"/>
       <w:snapToGrid w:val="0"/>
       <w:color w:val="000000"/>
       <w:kern w:val="0"/>
@@ -7484,11 +7645,12 @@
       <w:lang w:val="en-US" w:eastAsia="en-US" w:bidi="ar-SA"/>
     </w:rPr>
   </w:style>
-  <w:style w:type="paragraph" w:styleId="Heading1">
+  <w:style w:type="paragraph" w:styleId="2">
     <w:name w:val="heading 1"/>
-    <w:basedOn w:val="Normal"/>
-    <w:next w:val="Normal"/>
+    <w:basedOn w:val="1"/>
+    <w:next w:val="1"/>
     <w:qFormat/>
+    <w:uiPriority w:val="0"/>
     <w:pPr>
       <w:keepNext/>
       <w:keepLines/>
@@ -7506,12 +7668,13 @@
       <w:sz w:val="44"/>
     </w:rPr>
   </w:style>
-  <w:style w:type="paragraph" w:styleId="Heading2">
+  <w:style w:type="paragraph" w:styleId="3">
     <w:name w:val="heading 2"/>
-    <w:basedOn w:val="Normal"/>
-    <w:next w:val="Normal"/>
+    <w:basedOn w:val="1"/>
+    <w:next w:val="1"/>
     <w:unhideWhenUsed/>
     <w:qFormat/>
+    <w:uiPriority w:val="0"/>
     <w:pPr>
       <w:keepNext/>
       <w:keepLines/>
@@ -7524,18 +7687,19 @@
       <w:outlineLvl w:val="1"/>
     </w:pPr>
     <w:rPr>
-      <w:rFonts w:ascii="Arial" w:eastAsia="黑体" w:hAnsi="Arial"/>
+      <w:rFonts w:ascii="Arial" w:hAnsi="Arial" w:eastAsia="黑体"/>
       <w:b/>
       <w:sz w:val="32"/>
     </w:rPr>
   </w:style>
-  <w:style w:type="paragraph" w:styleId="Heading3">
+  <w:style w:type="paragraph" w:styleId="4">
     <w:name w:val="heading 3"/>
-    <w:basedOn w:val="Normal"/>
-    <w:next w:val="Normal"/>
+    <w:basedOn w:val="1"/>
+    <w:next w:val="1"/>
     <w:semiHidden/>
     <w:unhideWhenUsed/>
     <w:qFormat/>
+    <w:uiPriority w:val="0"/>
     <w:pPr>
       <w:keepNext/>
       <w:keepLines/>
@@ -7552,12 +7716,13 @@
       <w:sz w:val="32"/>
     </w:rPr>
   </w:style>
-  <w:style w:type="paragraph" w:styleId="Heading4">
+  <w:style w:type="paragraph" w:styleId="5">
     <w:name w:val="heading 4"/>
-    <w:basedOn w:val="Normal"/>
-    <w:next w:val="Normal"/>
+    <w:basedOn w:val="1"/>
+    <w:next w:val="1"/>
     <w:unhideWhenUsed/>
     <w:qFormat/>
+    <w:uiPriority w:val="0"/>
     <w:pPr>
       <w:keepNext/>
       <w:keepLines/>
@@ -7570,18 +7735,19 @@
       <w:outlineLvl w:val="3"/>
     </w:pPr>
     <w:rPr>
-      <w:rFonts w:ascii="Arial" w:eastAsia="黑体" w:hAnsi="Arial"/>
+      <w:rFonts w:ascii="Arial" w:hAnsi="Arial" w:eastAsia="黑体"/>
       <w:b/>
       <w:sz w:val="28"/>
     </w:rPr>
   </w:style>
-  <w:style w:type="paragraph" w:styleId="Heading5">
+  <w:style w:type="paragraph" w:styleId="6">
     <w:name w:val="heading 5"/>
-    <w:basedOn w:val="Normal"/>
-    <w:next w:val="Normal"/>
+    <w:basedOn w:val="1"/>
+    <w:next w:val="1"/>
     <w:semiHidden/>
     <w:unhideWhenUsed/>
     <w:qFormat/>
+    <w:uiPriority w:val="0"/>
     <w:pPr>
       <w:keepNext/>
       <w:keepLines/>
@@ -7598,13 +7764,14 @@
       <w:sz w:val="28"/>
     </w:rPr>
   </w:style>
-  <w:style w:type="paragraph" w:styleId="Heading6">
+  <w:style w:type="paragraph" w:styleId="7">
     <w:name w:val="heading 6"/>
-    <w:basedOn w:val="Normal"/>
-    <w:next w:val="Normal"/>
+    <w:basedOn w:val="1"/>
+    <w:next w:val="1"/>
     <w:semiHidden/>
     <w:unhideWhenUsed/>
     <w:qFormat/>
+    <w:uiPriority w:val="0"/>
     <w:pPr>
       <w:keepNext/>
       <w:keepLines/>
@@ -7617,18 +7784,19 @@
       <w:outlineLvl w:val="5"/>
     </w:pPr>
     <w:rPr>
-      <w:rFonts w:ascii="Arial" w:eastAsia="黑体" w:hAnsi="Arial"/>
+      <w:rFonts w:ascii="Arial" w:hAnsi="Arial" w:eastAsia="黑体"/>
       <w:b/>
       <w:sz w:val="24"/>
     </w:rPr>
   </w:style>
-  <w:style w:type="paragraph" w:styleId="Heading7">
+  <w:style w:type="paragraph" w:styleId="8">
     <w:name w:val="heading 7"/>
-    <w:basedOn w:val="Normal"/>
-    <w:next w:val="Normal"/>
+    <w:basedOn w:val="1"/>
+    <w:next w:val="1"/>
     <w:semiHidden/>
     <w:unhideWhenUsed/>
     <w:qFormat/>
+    <w:uiPriority w:val="0"/>
     <w:pPr>
       <w:keepNext/>
       <w:keepLines/>
@@ -7645,13 +7813,14 @@
       <w:sz w:val="24"/>
     </w:rPr>
   </w:style>
-  <w:style w:type="paragraph" w:styleId="Heading8">
+  <w:style w:type="paragraph" w:styleId="9">
     <w:name w:val="heading 8"/>
-    <w:basedOn w:val="Normal"/>
-    <w:next w:val="Normal"/>
+    <w:basedOn w:val="1"/>
+    <w:next w:val="1"/>
     <w:semiHidden/>
     <w:unhideWhenUsed/>
     <w:qFormat/>
+    <w:uiPriority w:val="0"/>
     <w:pPr>
       <w:keepNext/>
       <w:keepLines/>
@@ -7664,17 +7833,18 @@
       <w:outlineLvl w:val="7"/>
     </w:pPr>
     <w:rPr>
-      <w:rFonts w:ascii="Arial" w:eastAsia="黑体" w:hAnsi="Arial"/>
+      <w:rFonts w:ascii="Arial" w:hAnsi="Arial" w:eastAsia="黑体"/>
       <w:sz w:val="24"/>
     </w:rPr>
   </w:style>
-  <w:style w:type="paragraph" w:styleId="Heading9">
+  <w:style w:type="paragraph" w:styleId="10">
     <w:name w:val="heading 9"/>
-    <w:basedOn w:val="Normal"/>
-    <w:next w:val="Normal"/>
+    <w:basedOn w:val="1"/>
+    <w:next w:val="1"/>
     <w:semiHidden/>
     <w:unhideWhenUsed/>
     <w:qFormat/>
+    <w:uiPriority w:val="0"/>
     <w:pPr>
       <w:keepNext/>
       <w:keepLines/>
@@ -7687,19 +7857,21 @@
       <w:outlineLvl w:val="8"/>
     </w:pPr>
     <w:rPr>
-      <w:rFonts w:ascii="Arial" w:eastAsia="黑体" w:hAnsi="Arial"/>
+      <w:rFonts w:ascii="Arial" w:hAnsi="Arial" w:eastAsia="黑体"/>
       <w:sz w:val="21"/>
     </w:rPr>
   </w:style>
-  <w:style w:type="character" w:default="1" w:styleId="DefaultParagraphFont">
+  <w:style w:type="character" w:default="1" w:styleId="22">
     <w:name w:val="Default Paragraph Font"/>
     <w:semiHidden/>
     <w:qFormat/>
+    <w:uiPriority w:val="0"/>
   </w:style>
-  <w:style w:type="table" w:default="1" w:styleId="TableNormal">
+  <w:style w:type="table" w:default="1" w:styleId="20">
     <w:name w:val="Normal Table"/>
     <w:semiHidden/>
     <w:qFormat/>
+    <w:uiPriority w:val="0"/>
     <w:tblPr>
       <w:tblCellMar>
         <w:top w:w="0" w:type="dxa"/>
@@ -7709,39 +7881,43 @@
       </w:tblCellMar>
     </w:tblPr>
   </w:style>
-  <w:style w:type="paragraph" w:styleId="CommentText">
+  <w:style w:type="paragraph" w:styleId="11">
     <w:name w:val="annotation text"/>
-    <w:basedOn w:val="Normal"/>
+    <w:basedOn w:val="1"/>
     <w:qFormat/>
+    <w:uiPriority w:val="0"/>
     <w:pPr>
       <w:jc w:val="left"/>
     </w:pPr>
   </w:style>
-  <w:style w:type="paragraph" w:styleId="BodyText">
+  <w:style w:type="paragraph" w:styleId="12">
     <w:name w:val="Body Text"/>
-    <w:basedOn w:val="Normal"/>
+    <w:basedOn w:val="1"/>
     <w:semiHidden/>
     <w:qFormat/>
+    <w:uiPriority w:val="0"/>
     <w:rPr>
-      <w:rFonts w:ascii="Arial" w:eastAsia="Arial" w:hAnsi="Arial" w:cs="Arial"/>
+      <w:rFonts w:ascii="Arial" w:hAnsi="Arial" w:eastAsia="Arial" w:cs="Arial"/>
       <w:sz w:val="21"/>
       <w:szCs w:val="21"/>
       <w:lang w:val="en-US" w:eastAsia="en-US" w:bidi="ar-SA"/>
     </w:rPr>
   </w:style>
-  <w:style w:type="paragraph" w:styleId="TOC3">
+  <w:style w:type="paragraph" w:styleId="13">
     <w:name w:val="toc 3"/>
-    <w:basedOn w:val="Normal"/>
-    <w:next w:val="Normal"/>
+    <w:basedOn w:val="1"/>
+    <w:next w:val="1"/>
     <w:qFormat/>
+    <w:uiPriority w:val="0"/>
     <w:pPr>
       <w:ind w:left="840" w:leftChars="400"/>
     </w:pPr>
   </w:style>
-  <w:style w:type="paragraph" w:styleId="Footer">
+  <w:style w:type="paragraph" w:styleId="14">
     <w:name w:val="footer"/>
-    <w:basedOn w:val="Normal"/>
+    <w:basedOn w:val="1"/>
     <w:qFormat/>
+    <w:uiPriority w:val="0"/>
     <w:pPr>
       <w:tabs>
         <w:tab w:val="center" w:pos="4153"/>
@@ -7754,16 +7930,17 @@
       <w:sz w:val="18"/>
     </w:rPr>
   </w:style>
-  <w:style w:type="paragraph" w:styleId="Header">
+  <w:style w:type="paragraph" w:styleId="15">
     <w:name w:val="header"/>
-    <w:basedOn w:val="Normal"/>
+    <w:basedOn w:val="1"/>
     <w:qFormat/>
+    <w:uiPriority w:val="0"/>
     <w:pPr>
       <w:pBdr>
-        <w:top w:val="nil"/>
-        <w:left w:val="nil"/>
-        <w:bottom w:val="nil"/>
-        <w:right w:val="nil"/>
+        <w:top w:val="none" w:color="auto" w:sz="0" w:space="0"/>
+        <w:left w:val="none" w:color="auto" w:sz="0" w:space="0"/>
+        <w:bottom w:val="none" w:color="auto" w:sz="0" w:space="0"/>
+        <w:right w:val="none" w:color="auto" w:sz="0" w:space="0"/>
       </w:pBdr>
       <w:tabs>
         <w:tab w:val="center" w:pos="4153"/>
@@ -7778,37 +7955,41 @@
       <w:sz w:val="18"/>
     </w:rPr>
   </w:style>
-  <w:style w:type="paragraph" w:styleId="TOC1">
+  <w:style w:type="paragraph" w:styleId="16">
     <w:name w:val="toc 1"/>
-    <w:basedOn w:val="Normal"/>
-    <w:next w:val="Normal"/>
+    <w:basedOn w:val="1"/>
+    <w:next w:val="1"/>
     <w:qFormat/>
+    <w:uiPriority w:val="0"/>
     <w:rPr>
-      <w:rFonts w:ascii="Arial" w:eastAsia="Microsoft JhengHei" w:hAnsi="Arial"/>
+      <w:rFonts w:ascii="Arial" w:hAnsi="Arial" w:eastAsia="Microsoft JhengHei"/>
       <w:sz w:val="24"/>
     </w:rPr>
   </w:style>
-  <w:style w:type="paragraph" w:styleId="TOC2">
+  <w:style w:type="paragraph" w:styleId="17">
     <w:name w:val="toc 2"/>
-    <w:basedOn w:val="Normal"/>
-    <w:next w:val="Normal"/>
+    <w:basedOn w:val="1"/>
+    <w:next w:val="1"/>
     <w:qFormat/>
+    <w:uiPriority w:val="0"/>
     <w:pPr>
       <w:ind w:left="420" w:leftChars="200"/>
     </w:pPr>
   </w:style>
-  <w:style w:type="paragraph" w:styleId="NormalWeb">
+  <w:style w:type="paragraph" w:styleId="18">
     <w:name w:val="Normal (Web)"/>
-    <w:basedOn w:val="Normal"/>
+    <w:basedOn w:val="1"/>
     <w:qFormat/>
+    <w:uiPriority w:val="0"/>
     <w:rPr>
       <w:sz w:val="24"/>
     </w:rPr>
   </w:style>
-  <w:style w:type="paragraph" w:styleId="Title">
+  <w:style w:type="paragraph" w:styleId="19">
     <w:name w:val="Title"/>
-    <w:basedOn w:val="Normal"/>
+    <w:basedOn w:val="1"/>
     <w:qFormat/>
+    <w:uiPriority w:val="0"/>
     <w:pPr>
       <w:spacing w:before="240" w:beforeLines="0" w:beforeAutospacing="0" w:after="60" w:afterLines="0" w:afterAutospacing="0"/>
       <w:jc w:val="center"/>
@@ -7820,68 +8001,73 @@
       <w:sz w:val="32"/>
     </w:rPr>
   </w:style>
-  <w:style w:type="table" w:styleId="TableGrid">
+  <w:style w:type="table" w:styleId="21">
     <w:name w:val="Table Grid"/>
-    <w:basedOn w:val="TableNormal"/>
+    <w:basedOn w:val="20"/>
     <w:qFormat/>
+    <w:uiPriority w:val="0"/>
     <w:pPr>
       <w:widowControl w:val="0"/>
       <w:jc w:val="both"/>
     </w:pPr>
     <w:tblPr>
       <w:tblBorders>
-        <w:top w:val="single" w:sz="4" w:space="0" w:color="auto"/>
-        <w:left w:val="single" w:sz="4" w:space="0" w:color="auto"/>
-        <w:bottom w:val="single" w:sz="4" w:space="0" w:color="auto"/>
-        <w:right w:val="single" w:sz="4" w:space="0" w:color="auto"/>
-        <w:insideH w:val="single" w:sz="4" w:space="0" w:color="auto"/>
-        <w:insideV w:val="single" w:sz="4" w:space="0" w:color="auto"/>
+        <w:top w:val="single" w:color="auto" w:sz="4" w:space="0"/>
+        <w:left w:val="single" w:color="auto" w:sz="4" w:space="0"/>
+        <w:bottom w:val="single" w:color="auto" w:sz="4" w:space="0"/>
+        <w:right w:val="single" w:color="auto" w:sz="4" w:space="0"/>
+        <w:insideH w:val="single" w:color="auto" w:sz="4" w:space="0"/>
+        <w:insideV w:val="single" w:color="auto" w:sz="4" w:space="0"/>
       </w:tblBorders>
     </w:tblPr>
   </w:style>
-  <w:style w:type="character" w:styleId="Strong">
+  <w:style w:type="character" w:styleId="23">
     <w:name w:val="Strong"/>
-    <w:basedOn w:val="DefaultParagraphFont"/>
+    <w:basedOn w:val="22"/>
     <w:qFormat/>
+    <w:uiPriority w:val="0"/>
     <w:rPr>
       <w:b/>
     </w:rPr>
   </w:style>
-  <w:style w:type="paragraph" w:customStyle="1" w:styleId="a">
+  <w:style w:type="paragraph" w:customStyle="1" w:styleId="24">
     <w:name w:val="柴_公司名"/>
-    <w:basedOn w:val="Title"/>
+    <w:basedOn w:val="19"/>
     <w:qFormat/>
+    <w:uiPriority w:val="0"/>
     <w:pPr>
       <w:spacing w:after="600" w:afterLines="600"/>
     </w:pPr>
     <w:rPr>
-      <w:rFonts w:ascii="宋体" w:eastAsia="宋体" w:hAnsi="宋体" w:cs="宋体" w:hint="eastAsia"/>
+      <w:rFonts w:hint="eastAsia" w:ascii="宋体" w:hAnsi="宋体" w:eastAsia="宋体" w:cs="宋体"/>
       <w:bCs/>
       <w:spacing w:val="-6"/>
       <w:sz w:val="52"/>
       <w:szCs w:val="52"/>
     </w:rPr>
   </w:style>
-  <w:style w:type="paragraph" w:customStyle="1" w:styleId="a0">
+  <w:style w:type="paragraph" w:customStyle="1" w:styleId="25">
     <w:name w:val="柴_文档名"/>
-    <w:basedOn w:val="Title"/>
+    <w:basedOn w:val="19"/>
     <w:qFormat/>
+    <w:uiPriority w:val="0"/>
     <w:pPr>
       <w:spacing w:after="900" w:afterLines="900"/>
     </w:pPr>
     <w:rPr>
-      <w:rFonts w:ascii="黑体" w:eastAsia="黑体" w:hAnsi="黑体" w:cs="黑体"/>
+      <w:rFonts w:ascii="黑体" w:hAnsi="黑体" w:eastAsia="黑体" w:cs="黑体"/>
       <w:bCs/>
       <w:spacing w:val="-7"/>
       <w:sz w:val="52"/>
       <w:szCs w:val="52"/>
     </w:rPr>
   </w:style>
-  <w:style w:type="table" w:customStyle="1" w:styleId="TableNormal0">
+  <w:style w:type="table" w:customStyle="1" w:styleId="26">
     <w:name w:val="Table Normal_0"/>
     <w:semiHidden/>
     <w:unhideWhenUsed/>
     <w:qFormat/>
+    <w:uiPriority w:val="0"/>
     <w:tblPr>
       <w:tblCellMar>
         <w:top w:w="0" w:type="dxa"/>
@@ -7891,81 +8077,87 @@
       </w:tblCellMar>
     </w:tblPr>
   </w:style>
-  <w:style w:type="paragraph" w:customStyle="1" w:styleId="TableText">
+  <w:style w:type="paragraph" w:customStyle="1" w:styleId="27">
     <w:name w:val="Table Text"/>
-    <w:basedOn w:val="Normal"/>
+    <w:basedOn w:val="1"/>
     <w:semiHidden/>
     <w:qFormat/>
+    <w:uiPriority w:val="0"/>
     <w:rPr>
-      <w:rFonts w:ascii="宋体" w:eastAsia="宋体" w:hAnsi="宋体" w:cs="宋体"/>
+      <w:rFonts w:ascii="宋体" w:hAnsi="宋体" w:eastAsia="宋体" w:cs="宋体"/>
       <w:sz w:val="21"/>
       <w:szCs w:val="21"/>
       <w:lang w:val="en-US" w:eastAsia="en-US" w:bidi="ar-SA"/>
     </w:rPr>
   </w:style>
-  <w:style w:type="paragraph" w:customStyle="1" w:styleId="1">
+  <w:style w:type="paragraph" w:customStyle="1" w:styleId="28">
     <w:name w:val="柴_标题1"/>
-    <w:basedOn w:val="Heading1"/>
-    <w:next w:val="a1"/>
-    <w:link w:val="1Char"/>
+    <w:basedOn w:val="2"/>
+    <w:next w:val="29"/>
+    <w:link w:val="38"/>
     <w:qFormat/>
+    <w:uiPriority w:val="0"/>
     <w:pPr>
       <w:spacing w:before="100" w:after="90" w:line="360" w:lineRule="auto"/>
     </w:pPr>
     <w:rPr>
-      <w:rFonts w:ascii="Arial" w:eastAsia="宋体" w:hAnsi="Arial"/>
+      <w:rFonts w:ascii="Arial" w:hAnsi="Arial" w:eastAsia="宋体"/>
       <w:sz w:val="32"/>
     </w:rPr>
   </w:style>
-  <w:style w:type="paragraph" w:customStyle="1" w:styleId="a1">
+  <w:style w:type="paragraph" w:customStyle="1" w:styleId="29">
     <w:name w:val="柴_正文"/>
-    <w:basedOn w:val="BodyText"/>
-    <w:link w:val="Char"/>
+    <w:basedOn w:val="12"/>
+    <w:link w:val="41"/>
     <w:qFormat/>
+    <w:uiPriority w:val="0"/>
     <w:pPr>
       <w:spacing w:line="360" w:lineRule="auto"/>
       <w:ind w:firstLine="470" w:firstLineChars="200"/>
     </w:pPr>
     <w:rPr>
-      <w:rFonts w:ascii="Arial" w:eastAsia="宋体" w:hAnsi="Arial"/>
+      <w:rFonts w:ascii="Arial" w:hAnsi="Arial" w:eastAsia="宋体"/>
       <w:sz w:val="24"/>
       <w:lang w:eastAsia="zh-CN"/>
     </w:rPr>
   </w:style>
-  <w:style w:type="paragraph" w:customStyle="1" w:styleId="2">
+  <w:style w:type="paragraph" w:customStyle="1" w:styleId="30">
     <w:name w:val="柴_标题2"/>
-    <w:basedOn w:val="Heading2"/>
-    <w:next w:val="a1"/>
+    <w:basedOn w:val="3"/>
+    <w:next w:val="29"/>
     <w:qFormat/>
+    <w:uiPriority w:val="0"/>
     <w:pPr>
       <w:spacing w:line="360" w:lineRule="auto"/>
     </w:pPr>
     <w:rPr>
-      <w:rFonts w:ascii="Arial" w:eastAsia="宋体" w:hAnsi="Arial"/>
+      <w:rFonts w:ascii="Arial" w:hAnsi="Arial" w:eastAsia="宋体"/>
       <w:sz w:val="28"/>
     </w:rPr>
   </w:style>
-  <w:style w:type="paragraph" w:customStyle="1" w:styleId="3">
+  <w:style w:type="paragraph" w:customStyle="1" w:styleId="31">
     <w:name w:val="柴_标题3"/>
-    <w:basedOn w:val="Heading3"/>
-    <w:next w:val="a1"/>
+    <w:basedOn w:val="4"/>
+    <w:next w:val="29"/>
     <w:qFormat/>
+    <w:uiPriority w:val="0"/>
     <w:pPr>
       <w:spacing w:line="360" w:lineRule="auto"/>
       <w:ind w:left="0" w:firstLine="472" w:firstLineChars="200"/>
     </w:pPr>
     <w:rPr>
-      <w:rFonts w:ascii="宋体" w:eastAsia="宋体" w:hAnsi="宋体" w:cs="宋体"/>
+      <w:rFonts w:ascii="宋体" w:hAnsi="宋体" w:eastAsia="宋体" w:cs="宋体"/>
       <w:spacing w:val="-2"/>
       <w:sz w:val="24"/>
       <w:szCs w:val="24"/>
     </w:rPr>
   </w:style>
-  <w:style w:type="paragraph" w:customStyle="1" w:styleId="a2">
+  <w:style w:type="paragraph" w:customStyle="1" w:styleId="32">
     <w:name w:val="柴_目录"/>
-    <w:basedOn w:val="Normal"/>
-    <w:next w:val="BodyText"/>
+    <w:basedOn w:val="1"/>
+    <w:next w:val="12"/>
     <w:qFormat/>
+    <w:uiPriority w:val="0"/>
     <w:pPr>
       <w:tabs>
         <w:tab w:val="right" w:leader="dot" w:pos="8442"/>
@@ -7973,59 +8165,64 @@
       <w:ind w:left="0" w:leftChars="0"/>
     </w:pPr>
     <w:rPr>
-      <w:rFonts w:ascii="Arial" w:eastAsia="Microsoft JhengHei" w:hAnsi="Arial"/>
+      <w:rFonts w:ascii="Arial" w:hAnsi="Arial" w:eastAsia="Microsoft JhengHei"/>
       <w:sz w:val="24"/>
     </w:rPr>
   </w:style>
-  <w:style w:type="paragraph" w:customStyle="1" w:styleId="WPSOffice1">
+  <w:style w:type="paragraph" w:customStyle="1" w:styleId="33">
     <w:name w:val="WPSOffice手动目录 1"/>
     <w:qFormat/>
+    <w:uiPriority w:val="0"/>
     <w:pPr>
       <w:ind w:leftChars="0"/>
     </w:pPr>
     <w:rPr>
-      <w:rFonts w:ascii="Times New Roman" w:eastAsia="宋体" w:hAnsi="Times New Roman" w:cs="Times New Roman"/>
+      <w:rFonts w:ascii="Times New Roman" w:hAnsi="Times New Roman" w:eastAsia="宋体" w:cs="Times New Roman"/>
       <w:sz w:val="20"/>
       <w:szCs w:val="20"/>
     </w:rPr>
   </w:style>
-  <w:style w:type="paragraph" w:customStyle="1" w:styleId="WPSOffice2">
+  <w:style w:type="paragraph" w:customStyle="1" w:styleId="34">
     <w:name w:val="WPSOffice手动目录 2"/>
     <w:qFormat/>
+    <w:uiPriority w:val="0"/>
     <w:pPr>
       <w:ind w:leftChars="200"/>
     </w:pPr>
     <w:rPr>
-      <w:rFonts w:ascii="Times New Roman" w:eastAsia="宋体" w:hAnsi="Times New Roman" w:cs="Times New Roman"/>
+      <w:rFonts w:ascii="Times New Roman" w:hAnsi="Times New Roman" w:eastAsia="宋体" w:cs="Times New Roman"/>
       <w:sz w:val="20"/>
       <w:szCs w:val="20"/>
     </w:rPr>
   </w:style>
-  <w:style w:type="paragraph" w:customStyle="1" w:styleId="WPSOffice3">
+  <w:style w:type="paragraph" w:customStyle="1" w:styleId="35">
     <w:name w:val="WPSOffice手动目录 3"/>
     <w:qFormat/>
+    <w:uiPriority w:val="0"/>
     <w:pPr>
       <w:ind w:leftChars="400"/>
     </w:pPr>
     <w:rPr>
-      <w:rFonts w:ascii="Times New Roman" w:eastAsia="宋体" w:hAnsi="Times New Roman" w:cs="Times New Roman"/>
+      <w:rFonts w:ascii="Times New Roman" w:hAnsi="Times New Roman" w:eastAsia="宋体" w:cs="Times New Roman"/>
       <w:sz w:val="20"/>
       <w:szCs w:val="20"/>
     </w:rPr>
   </w:style>
-  <w:style w:type="paragraph" w:customStyle="1" w:styleId="Compact">
+  <w:style w:type="paragraph" w:customStyle="1" w:styleId="36">
     <w:name w:val="Compact"/>
-    <w:basedOn w:val="BodyText"/>
+    <w:basedOn w:val="12"/>
     <w:qFormat/>
+    <w:uiPriority w:val="0"/>
     <w:pPr>
       <w:spacing w:before="36" w:after="36"/>
     </w:pPr>
   </w:style>
-  <w:style w:type="table" w:customStyle="1" w:styleId="Table">
+  <w:style w:type="table" w:customStyle="1" w:styleId="37">
     <w:name w:val="Table"/>
     <w:semiHidden/>
     <w:unhideWhenUsed/>
     <w:qFormat/>
+    <w:uiPriority w:val="0"/>
     <w:tblPr>
       <w:tblCellMar>
         <w:top w:w="0" w:type="dxa"/>
@@ -8037,25 +8234,27 @@
     <w:tblStylePr w:type="firstRow">
       <w:tcPr>
         <w:tcBorders>
-          <w:bottom w:val="single" w:sz="0" w:space="0" w:color="auto"/>
+          <w:bottom w:val="single" w:color="auto" w:sz="0" w:space="0"/>
         </w:tcBorders>
         <w:vAlign w:val="bottom"/>
       </w:tcPr>
     </w:tblStylePr>
   </w:style>
-  <w:style w:type="character" w:customStyle="1" w:styleId="1Char">
+  <w:style w:type="character" w:customStyle="1" w:styleId="38">
     <w:name w:val="柴_标题1 Char"/>
-    <w:link w:val="1"/>
+    <w:link w:val="28"/>
     <w:qFormat/>
+    <w:uiPriority w:val="0"/>
     <w:rPr>
-      <w:rFonts w:ascii="Arial" w:eastAsia="宋体" w:hAnsi="Arial"/>
+      <w:rFonts w:ascii="Arial" w:hAnsi="Arial" w:eastAsia="宋体"/>
       <w:sz w:val="32"/>
     </w:rPr>
   </w:style>
-  <w:style w:type="paragraph" w:customStyle="1" w:styleId="a3">
+  <w:style w:type="paragraph" w:customStyle="1" w:styleId="39">
     <w:name w:val="柴_正文_无缩进"/>
-    <w:basedOn w:val="Normal"/>
+    <w:basedOn w:val="1"/>
     <w:qFormat/>
+    <w:uiPriority w:val="0"/>
     <w:pPr>
       <w:ind w:firstLine="0" w:firstLineChars="0"/>
     </w:pPr>
@@ -8065,38 +8264,41 @@
       <w:lang w:eastAsia="zh-CN"/>
     </w:rPr>
   </w:style>
-  <w:style w:type="paragraph" w:customStyle="1" w:styleId="4">
+  <w:style w:type="paragraph" w:customStyle="1" w:styleId="40">
     <w:name w:val="柴_标题4"/>
-    <w:basedOn w:val="Heading4"/>
-    <w:next w:val="Normal"/>
+    <w:basedOn w:val="5"/>
+    <w:next w:val="1"/>
     <w:qFormat/>
+    <w:uiPriority w:val="0"/>
     <w:pPr>
       <w:widowControl w:val="0"/>
       <w:spacing w:before="160" w:line="360" w:lineRule="auto"/>
-      <w:ind w:left="981" w:hanging="862" w:leftChars="300"/>
+      <w:ind w:left="981" w:leftChars="300" w:hanging="862"/>
     </w:pPr>
     <w:rPr>
-      <w:rFonts w:ascii="Calibri" w:eastAsia="宋体" w:hAnsi="Calibri" w:cs="宋体" w:hint="eastAsia"/>
+      <w:rFonts w:hint="eastAsia" w:ascii="Calibri" w:hAnsi="Calibri" w:eastAsia="宋体" w:cs="宋体"/>
       <w:sz w:val="24"/>
       <w:szCs w:val="24"/>
       <w:lang w:eastAsia="zh-CN" w:bidi="zh-CN"/>
     </w:rPr>
   </w:style>
-  <w:style w:type="character" w:customStyle="1" w:styleId="Char">
+  <w:style w:type="character" w:customStyle="1" w:styleId="41">
     <w:name w:val="柴_正文 Char"/>
-    <w:link w:val="a1"/>
+    <w:link w:val="29"/>
     <w:qFormat/>
+    <w:uiPriority w:val="0"/>
     <w:rPr>
-      <w:rFonts w:ascii="Arial" w:eastAsia="宋体" w:hAnsi="Arial"/>
+      <w:rFonts w:ascii="Arial" w:hAnsi="Arial" w:eastAsia="宋体"/>
       <w:sz w:val="24"/>
       <w:lang w:eastAsia="zh-CN"/>
     </w:rPr>
   </w:style>
-  <w:style w:type="table" w:customStyle="1" w:styleId="TableNormal00">
+  <w:style w:type="table" w:customStyle="1" w:styleId="42">
     <w:name w:val="Table Normal_0_0"/>
     <w:semiHidden/>
     <w:unhideWhenUsed/>
     <w:qFormat/>
+    <w:uiPriority w:val="0"/>
     <w:tblPr>
       <w:tblCellMar>
         <w:top w:w="0" w:type="dxa"/>
